--- a/docs/anaplan-model-setup-guide.docx
+++ b/docs/anaplan-model-setup-guide.docx
@@ -54,10 +54,7 @@
         </w:numPr>
       </w:pPr>
       <w:r>
-        <w:t xml:space="preserve">A</w:t>
-      </w:r>
-      <w:r>
-        <w:t xml:space="preserve"> </w:t>
+        <w:t xml:space="preserve">A </w:t>
       </w:r>
       <w:r>
         <w:rPr>
@@ -67,10 +64,7 @@
         <w:t xml:space="preserve">source model export action</w:t>
       </w:r>
       <w:r>
-        <w:t xml:space="preserve"> </w:t>
-      </w:r>
-      <w:r>
-        <w:t xml:space="preserve">(one per Anaplan model you want to track) that the CLI triggers to extract model change history.</w:t>
+        <w:t xml:space="preserve"> (one per Anaplan model you want to track) that the CLI triggers to extract model change history.</w:t>
       </w:r>
     </w:p>
     <w:p>
@@ -82,10 +76,7 @@
         </w:numPr>
       </w:pPr>
       <w:r>
-        <w:t xml:space="preserve">A</w:t>
-      </w:r>
-      <w:r>
-        <w:t xml:space="preserve"> </w:t>
+        <w:t xml:space="preserve">A </w:t>
       </w:r>
       <w:r>
         <w:rPr>
@@ -95,10 +86,7 @@
         <w:t xml:space="preserve">Model History Reporting model</w:t>
       </w:r>
       <w:r>
-        <w:t xml:space="preserve"> </w:t>
-      </w:r>
-      <w:r>
-        <w:t xml:space="preserve">in Anaplan containing the lists, modules, file data sources, and import actions that receive the processed data.</w:t>
+        <w:t xml:space="preserve"> in Anaplan containing the lists, modules, file data sources, and import actions that receive the processed data.</w:t>
       </w:r>
     </w:p>
     <w:p>
@@ -110,10 +98,7 @@
         </w:numPr>
       </w:pPr>
       <w:r>
-        <w:t xml:space="preserve">A configured</w:t>
-      </w:r>
-      <w:r>
-        <w:t xml:space="preserve"> </w:t>
+        <w:t xml:space="preserve">A configured </w:t>
       </w:r>
       <w:r>
         <w:rPr>
@@ -122,10 +107,7 @@
         <w:t xml:space="preserve">settings.json</w:t>
       </w:r>
       <w:r>
-        <w:t xml:space="preserve"> </w:t>
-      </w:r>
-      <w:r>
-        <w:t xml:space="preserve">that tells the CLI where to upload its output.</w:t>
+        <w:t xml:space="preserve"> that tells the CLI where to upload its output.</w:t>
       </w:r>
     </w:p>
     <w:bookmarkEnd w:id="18"/>
@@ -306,10 +288,7 @@
         <w:pStyle w:val="FirstParagraph"/>
       </w:pPr>
       <w:r>
-        <w:t xml:space="preserve">Perform these steps in</w:t>
-      </w:r>
-      <w:r>
-        <w:t xml:space="preserve"> </w:t>
+        <w:t xml:space="preserve">Perform these steps in </w:t>
       </w:r>
       <w:r>
         <w:rPr>
@@ -319,10 +298,7 @@
         <w:t xml:space="preserve">each Anaplan model</w:t>
       </w:r>
       <w:r>
-        <w:t xml:space="preserve"> </w:t>
-      </w:r>
-      <w:r>
-        <w:t xml:space="preserve">whose change history you want to capture.</w:t>
+        <w:t xml:space="preserve"> whose change history you want to capture.</w:t>
       </w:r>
     </w:p>
     <w:p>
@@ -346,10 +322,7 @@
         </w:numPr>
       </w:pPr>
       <w:r>
-        <w:t xml:space="preserve">Navigate to</w:t>
-      </w:r>
-      <w:r>
-        <w:t xml:space="preserve"> </w:t>
+        <w:t xml:space="preserve">Navigate to </w:t>
       </w:r>
       <w:r>
         <w:rPr>
@@ -371,10 +344,7 @@
         </w:numPr>
       </w:pPr>
       <w:r>
-        <w:t xml:space="preserve">Click</w:t>
-      </w:r>
-      <w:r>
-        <w:t xml:space="preserve"> </w:t>
+        <w:t xml:space="preserve">Click </w:t>
       </w:r>
       <w:r>
         <w:rPr>
@@ -408,10 +378,7 @@
         </w:numPr>
       </w:pPr>
       <w:r>
-        <w:t xml:space="preserve">Note the</w:t>
-      </w:r>
-      <w:r>
-        <w:t xml:space="preserve"> </w:t>
+        <w:t xml:space="preserve">Note the </w:t>
       </w:r>
       <w:r>
         <w:rPr>
@@ -421,13 +388,7 @@
         <w:t xml:space="preserve">Export Action ID</w:t>
       </w:r>
       <w:r>
-        <w:t xml:space="preserve"> </w:t>
-      </w:r>
-      <w:r>
-        <w:t xml:space="preserve">(visible in the URL or via the Anaplan API) — you will need it for</w:t>
-      </w:r>
-      <w:r>
-        <w:t xml:space="preserve"> </w:t>
+        <w:t xml:space="preserve"> (visible in the URL or via the Anaplan API) — you will need it for </w:t>
       </w:r>
       <w:r>
         <w:rPr>
@@ -588,10 +549,7 @@
         <w:t xml:space="preserve">Delimiter note:</w:t>
       </w:r>
       <w:r>
-        <w:t xml:space="preserve"> </w:t>
-      </w:r>
-      <w:r>
-        <w:t xml:space="preserve">Anaplan generates model history exports as tab-delimited files (TSV). The v3 tool automatically detects the delimiter from the first line of the download — no export format configuration is needed beyond enabling the header row.</w:t>
+        <w:t xml:space="preserve"> Anaplan generates model history exports as tab-delimited files (TSV). The v3 tool automatically detects the delimiter from the first line of the download — no export format configuration is needed beyond enabling the header row.</w:t>
       </w:r>
     </w:p>
     <w:bookmarkEnd w:id="21"/>
@@ -728,10 +686,7 @@
         <w:pStyle w:val="BodyText"/>
       </w:pPr>
       <w:r>
-        <w:t xml:space="preserve">These values populate the</w:t>
-      </w:r>
-      <w:r>
-        <w:t xml:space="preserve"> </w:t>
+        <w:t xml:space="preserve">These values populate the </w:t>
       </w:r>
       <w:r>
         <w:rPr>
@@ -740,13 +695,7 @@
         <w:t xml:space="preserve">sourceModels</w:t>
       </w:r>
       <w:r>
-        <w:t xml:space="preserve"> </w:t>
-      </w:r>
-      <w:r>
-        <w:t xml:space="preserve">array in</w:t>
-      </w:r>
-      <w:r>
-        <w:t xml:space="preserve"> </w:t>
+        <w:t xml:space="preserve"> array in </w:t>
       </w:r>
       <w:r>
         <w:rPr>
@@ -755,10 +704,7 @@
         <w:t xml:space="preserve">settings.json</w:t>
       </w:r>
       <w:r>
-        <w:t xml:space="preserve"> </w:t>
-      </w:r>
-      <w:r>
-        <w:t xml:space="preserve">(see Section 7).</w:t>
+        <w:t xml:space="preserve"> (see Section 7).</w:t>
       </w:r>
     </w:p>
     <w:p>
@@ -1355,10 +1301,7 @@
               <w:t xml:space="preserve">Model History List</w:t>
             </w:r>
             <w:r>
-              <w:t xml:space="preserve"> </w:t>
-            </w:r>
-            <w:r>
-              <w:t xml:space="preserve">(row), no column dimension required</w:t>
+              <w:t xml:space="preserve"> (row), no column dimension required</w:t>
             </w:r>
           </w:p>
         </w:tc>
@@ -2057,10 +2000,7 @@
         <w:pStyle w:val="FirstParagraph"/>
       </w:pPr>
       <w:r>
-        <w:t xml:space="preserve">Define three file data sources in the Model History Reporting model under</w:t>
-      </w:r>
-      <w:r>
-        <w:t xml:space="preserve"> </w:t>
+        <w:t xml:space="preserve">Define three file data sources in the Model History Reporting model under </w:t>
       </w:r>
       <w:r>
         <w:rPr>
@@ -2224,10 +2164,7 @@
         <w:pStyle w:val="BodyText"/>
       </w:pPr>
       <w:r>
-        <w:t xml:space="preserve">Columns:</w:t>
-      </w:r>
-      <w:r>
-        <w:t xml:space="preserve"> </w:t>
+        <w:t xml:space="preserve">Columns: </w:t>
       </w:r>
       <w:r>
         <w:rPr>
@@ -2236,10 +2173,7 @@
         <w:t xml:space="preserve">model_id</w:t>
       </w:r>
       <w:r>
-        <w:t xml:space="preserve">,</w:t>
-      </w:r>
-      <w:r>
-        <w:t xml:space="preserve"> </w:t>
+        <w:t xml:space="preserve">, </w:t>
       </w:r>
       <w:r>
         <w:rPr>
@@ -2248,10 +2182,7 @@
         <w:t xml:space="preserve">model_name</w:t>
       </w:r>
       <w:r>
-        <w:t xml:space="preserve">,</w:t>
-      </w:r>
-      <w:r>
-        <w:t xml:space="preserve"> </w:t>
+        <w:t xml:space="preserve">, </w:t>
       </w:r>
       <w:r>
         <w:rPr>
@@ -2260,10 +2191,7 @@
         <w:t xml:space="preserve">workspace_id</w:t>
       </w:r>
       <w:r>
-        <w:t xml:space="preserve">,</w:t>
-      </w:r>
-      <w:r>
-        <w:t xml:space="preserve"> </w:t>
+        <w:t xml:space="preserve">, </w:t>
       </w:r>
       <w:r>
         <w:rPr>
@@ -2424,10 +2352,7 @@
         <w:pStyle w:val="BodyText"/>
       </w:pPr>
       <w:r>
-        <w:t xml:space="preserve">Columns:</w:t>
-      </w:r>
-      <w:r>
-        <w:t xml:space="preserve"> </w:t>
+        <w:t xml:space="preserve">Columns: </w:t>
       </w:r>
       <w:r>
         <w:rPr>
@@ -2436,10 +2361,7 @@
         <w:t xml:space="preserve">record_id</w:t>
       </w:r>
       <w:r>
-        <w:t xml:space="preserve">,</w:t>
-      </w:r>
-      <w:r>
-        <w:t xml:space="preserve"> </w:t>
+        <w:t xml:space="preserve">, </w:t>
       </w:r>
       <w:r>
         <w:rPr>
@@ -2600,10 +2522,7 @@
         <w:pStyle w:val="BodyText"/>
       </w:pPr>
       <w:r>
-        <w:t xml:space="preserve">Columns (18 total):</w:t>
-      </w:r>
-      <w:r>
-        <w:t xml:space="preserve"> </w:t>
+        <w:t xml:space="preserve">Columns (18 total): </w:t>
       </w:r>
       <w:r>
         <w:rPr>
@@ -2612,10 +2531,7 @@
         <w:t xml:space="preserve">record_id</w:t>
       </w:r>
       <w:r>
-        <w:t xml:space="preserve">,</w:t>
-      </w:r>
-      <w:r>
-        <w:t xml:space="preserve"> </w:t>
+        <w:t xml:space="preserve">, </w:t>
       </w:r>
       <w:r>
         <w:rPr>
@@ -2624,10 +2540,7 @@
         <w:t xml:space="preserve">model_id</w:t>
       </w:r>
       <w:r>
-        <w:t xml:space="preserve">,</w:t>
-      </w:r>
-      <w:r>
-        <w:t xml:space="preserve"> </w:t>
+        <w:t xml:space="preserve">, </w:t>
       </w:r>
       <w:r>
         <w:rPr>
@@ -2636,10 +2549,7 @@
         <w:t xml:space="preserve">model_name</w:t>
       </w:r>
       <w:r>
-        <w:t xml:space="preserve">,</w:t>
-      </w:r>
-      <w:r>
-        <w:t xml:space="preserve"> </w:t>
+        <w:t xml:space="preserve">, </w:t>
       </w:r>
       <w:r>
         <w:rPr>
@@ -2648,10 +2558,7 @@
         <w:t xml:space="preserve">workspace_id</w:t>
       </w:r>
       <w:r>
-        <w:t xml:space="preserve">,</w:t>
-      </w:r>
-      <w:r>
-        <w:t xml:space="preserve"> </w:t>
+        <w:t xml:space="preserve">, </w:t>
       </w:r>
       <w:r>
         <w:rPr>
@@ -2660,10 +2567,7 @@
         <w:t xml:space="preserve">workspace_name</w:t>
       </w:r>
       <w:r>
-        <w:t xml:space="preserve">,</w:t>
-      </w:r>
-      <w:r>
-        <w:t xml:space="preserve"> </w:t>
+        <w:t xml:space="preserve">, </w:t>
       </w:r>
       <w:r>
         <w:rPr>
@@ -2672,10 +2576,7 @@
         <w:t xml:space="preserve">change_date</w:t>
       </w:r>
       <w:r>
-        <w:t xml:space="preserve">,</w:t>
-      </w:r>
-      <w:r>
-        <w:t xml:space="preserve"> </w:t>
+        <w:t xml:space="preserve">, </w:t>
       </w:r>
       <w:r>
         <w:rPr>
@@ -2684,10 +2585,7 @@
         <w:t xml:space="preserve">change_time</w:t>
       </w:r>
       <w:r>
-        <w:t xml:space="preserve">,</w:t>
-      </w:r>
-      <w:r>
-        <w:t xml:space="preserve"> </w:t>
+        <w:t xml:space="preserve">, </w:t>
       </w:r>
       <w:r>
         <w:rPr>
@@ -2696,10 +2594,7 @@
         <w:t xml:space="preserve">user_name</w:t>
       </w:r>
       <w:r>
-        <w:t xml:space="preserve">,</w:t>
-      </w:r>
-      <w:r>
-        <w:t xml:space="preserve"> </w:t>
+        <w:t xml:space="preserve">, </w:t>
       </w:r>
       <w:r>
         <w:rPr>
@@ -2708,10 +2603,7 @@
         <w:t xml:space="preserve">action_type</w:t>
       </w:r>
       <w:r>
-        <w:t xml:space="preserve">,</w:t>
-      </w:r>
-      <w:r>
-        <w:t xml:space="preserve"> </w:t>
+        <w:t xml:space="preserve">, </w:t>
       </w:r>
       <w:r>
         <w:rPr>
@@ -2720,10 +2612,7 @@
         <w:t xml:space="preserve">object_type</w:t>
       </w:r>
       <w:r>
-        <w:t xml:space="preserve">,</w:t>
-      </w:r>
-      <w:r>
-        <w:t xml:space="preserve"> </w:t>
+        <w:t xml:space="preserve">, </w:t>
       </w:r>
       <w:r>
         <w:rPr>
@@ -2732,10 +2621,7 @@
         <w:t xml:space="preserve">object_name</w:t>
       </w:r>
       <w:r>
-        <w:t xml:space="preserve">,</w:t>
-      </w:r>
-      <w:r>
-        <w:t xml:space="preserve"> </w:t>
+        <w:t xml:space="preserve">, </w:t>
       </w:r>
       <w:r>
         <w:rPr>
@@ -2744,10 +2630,7 @@
         <w:t xml:space="preserve">description</w:t>
       </w:r>
       <w:r>
-        <w:t xml:space="preserve">,</w:t>
-      </w:r>
-      <w:r>
-        <w:t xml:space="preserve"> </w:t>
+        <w:t xml:space="preserve">, </w:t>
       </w:r>
       <w:r>
         <w:rPr>
@@ -2756,10 +2639,7 @@
         <w:t xml:space="preserve">module_name</w:t>
       </w:r>
       <w:r>
-        <w:t xml:space="preserve">,</w:t>
-      </w:r>
-      <w:r>
-        <w:t xml:space="preserve"> </w:t>
+        <w:t xml:space="preserve">, </w:t>
       </w:r>
       <w:r>
         <w:rPr>
@@ -2768,10 +2648,7 @@
         <w:t xml:space="preserve">captured_at</w:t>
       </w:r>
       <w:r>
-        <w:t xml:space="preserve">,</w:t>
-      </w:r>
-      <w:r>
-        <w:t xml:space="preserve"> </w:t>
+        <w:t xml:space="preserve">, </w:t>
       </w:r>
       <w:r>
         <w:rPr>
@@ -2780,10 +2657,7 @@
         <w:t xml:space="preserve">anaplan_record_id</w:t>
       </w:r>
       <w:r>
-        <w:t xml:space="preserve">,</w:t>
-      </w:r>
-      <w:r>
-        <w:t xml:space="preserve"> </w:t>
+        <w:t xml:space="preserve">, </w:t>
       </w:r>
       <w:r>
         <w:rPr>
@@ -2792,10 +2666,7 @@
         <w:t xml:space="preserve">import_action</w:t>
       </w:r>
       <w:r>
-        <w:t xml:space="preserve">,</w:t>
-      </w:r>
-      <w:r>
-        <w:t xml:space="preserve"> </w:t>
+        <w:t xml:space="preserve">, </w:t>
       </w:r>
       <w:r>
         <w:rPr>
@@ -2804,10 +2675,7 @@
         <w:t xml:space="preserve">data_types</w:t>
       </w:r>
       <w:r>
-        <w:t xml:space="preserve">,</w:t>
-      </w:r>
-      <w:r>
-        <w:t xml:space="preserve"> </w:t>
+        <w:t xml:space="preserve">, </w:t>
       </w:r>
       <w:r>
         <w:rPr>
@@ -2821,10 +2689,7 @@
         <w:pStyle w:val="BodyText"/>
       </w:pPr>
       <w:r>
-        <w:t xml:space="preserve">Record the</w:t>
-      </w:r>
-      <w:r>
-        <w:t xml:space="preserve"> </w:t>
+        <w:t xml:space="preserve">Record the </w:t>
       </w:r>
       <w:r>
         <w:rPr>
@@ -2834,13 +2699,7 @@
         <w:t xml:space="preserve">File ID</w:t>
       </w:r>
       <w:r>
-        <w:t xml:space="preserve"> </w:t>
-      </w:r>
-      <w:r>
-        <w:t xml:space="preserve">of each data source (visible in the Anaplan API or URL). These go into</w:t>
-      </w:r>
-      <w:r>
-        <w:t xml:space="preserve"> </w:t>
+        <w:t xml:space="preserve"> of each data source (visible in the Anaplan API or URL). These go into </w:t>
       </w:r>
       <w:r>
         <w:rPr>
@@ -2875,10 +2734,7 @@
         <w:pStyle w:val="FirstParagraph"/>
       </w:pPr>
       <w:r>
-        <w:t xml:space="preserve">Create three import actions under</w:t>
-      </w:r>
-      <w:r>
-        <w:t xml:space="preserve"> </w:t>
+        <w:t xml:space="preserve">Create three import actions under </w:t>
       </w:r>
       <w:r>
         <w:rPr>
@@ -3016,10 +2872,7 @@
               <w:t xml:space="preserve">Model Registry</w:t>
             </w:r>
             <w:r>
-              <w:t xml:space="preserve"> </w:t>
-            </w:r>
-            <w:r>
-              <w:t xml:space="preserve">list</w:t>
+              <w:t xml:space="preserve"> list</w:t>
             </w:r>
           </w:p>
         </w:tc>
@@ -3149,10 +3002,7 @@
               <w:t xml:space="preserve">model_name</w:t>
             </w:r>
             <w:r>
-              <w:t xml:space="preserve"> </w:t>
-            </w:r>
-            <w:r>
-              <w:t xml:space="preserve">property</w:t>
+              <w:t xml:space="preserve"> property</w:t>
             </w:r>
           </w:p>
         </w:tc>
@@ -3185,10 +3035,7 @@
               <w:t xml:space="preserve">workspace_id</w:t>
             </w:r>
             <w:r>
-              <w:t xml:space="preserve"> </w:t>
-            </w:r>
-            <w:r>
-              <w:t xml:space="preserve">property</w:t>
+              <w:t xml:space="preserve"> property</w:t>
             </w:r>
           </w:p>
         </w:tc>
@@ -3221,10 +3068,7 @@
               <w:t xml:space="preserve">workspace_name</w:t>
             </w:r>
             <w:r>
-              <w:t xml:space="preserve"> </w:t>
-            </w:r>
-            <w:r>
-              <w:t xml:space="preserve">property</w:t>
+              <w:t xml:space="preserve"> property</w:t>
             </w:r>
           </w:p>
         </w:tc>
@@ -3356,10 +3200,7 @@
               <w:t xml:space="preserve">Model History List</w:t>
             </w:r>
             <w:r>
-              <w:t xml:space="preserve"> </w:t>
-            </w:r>
-            <w:r>
-              <w:t xml:space="preserve">list</w:t>
+              <w:t xml:space="preserve"> list</w:t>
             </w:r>
           </w:p>
         </w:tc>
@@ -3615,10 +3456,7 @@
               <w:t xml:space="preserve">Model History Detail</w:t>
             </w:r>
             <w:r>
-              <w:t xml:space="preserve"> </w:t>
-            </w:r>
-            <w:r>
-              <w:t xml:space="preserve">module</w:t>
+              <w:t xml:space="preserve"> module</w:t>
             </w:r>
           </w:p>
         </w:tc>
@@ -3662,10 +3500,7 @@
         <w:t xml:space="preserve">record_id</w:t>
       </w:r>
       <w:r>
-        <w:t xml:space="preserve"> </w:t>
-      </w:r>
-      <w:r>
-        <w:t xml:space="preserve">maps to the Model History List dimension; the remaining 17 populate module line items):</w:t>
+        <w:t xml:space="preserve"> maps to the Model History List dimension; the remaining 17 populate module line items):</w:t>
       </w:r>
     </w:p>
     <w:tbl>
@@ -3733,10 +3568,7 @@
               <w:t xml:space="preserve">Model History List</w:t>
             </w:r>
             <w:r>
-              <w:t xml:space="preserve"> </w:t>
-            </w:r>
-            <w:r>
-              <w:t xml:space="preserve">dimension (row key)</w:t>
+              <w:t xml:space="preserve"> dimension (row key)</w:t>
             </w:r>
           </w:p>
         </w:tc>
@@ -3769,10 +3601,7 @@
               <w:t xml:space="preserve">model_id</w:t>
             </w:r>
             <w:r>
-              <w:t xml:space="preserve"> </w:t>
-            </w:r>
-            <w:r>
-              <w:t xml:space="preserve">line item</w:t>
+              <w:t xml:space="preserve"> line item</w:t>
             </w:r>
           </w:p>
         </w:tc>
@@ -3805,10 +3634,7 @@
               <w:t xml:space="preserve">model_name</w:t>
             </w:r>
             <w:r>
-              <w:t xml:space="preserve"> </w:t>
-            </w:r>
-            <w:r>
-              <w:t xml:space="preserve">line item</w:t>
+              <w:t xml:space="preserve"> line item</w:t>
             </w:r>
           </w:p>
         </w:tc>
@@ -3841,10 +3667,7 @@
               <w:t xml:space="preserve">workspace_id</w:t>
             </w:r>
             <w:r>
-              <w:t xml:space="preserve"> </w:t>
-            </w:r>
-            <w:r>
-              <w:t xml:space="preserve">line item</w:t>
+              <w:t xml:space="preserve"> line item</w:t>
             </w:r>
           </w:p>
         </w:tc>
@@ -3877,10 +3700,7 @@
               <w:t xml:space="preserve">workspace_name</w:t>
             </w:r>
             <w:r>
-              <w:t xml:space="preserve"> </w:t>
-            </w:r>
-            <w:r>
-              <w:t xml:space="preserve">line item</w:t>
+              <w:t xml:space="preserve"> line item</w:t>
             </w:r>
           </w:p>
         </w:tc>
@@ -3913,10 +3733,7 @@
               <w:t xml:space="preserve">change_date</w:t>
             </w:r>
             <w:r>
-              <w:t xml:space="preserve"> </w:t>
-            </w:r>
-            <w:r>
-              <w:t xml:space="preserve">line item</w:t>
+              <w:t xml:space="preserve"> line item</w:t>
             </w:r>
           </w:p>
         </w:tc>
@@ -3949,10 +3766,7 @@
               <w:t xml:space="preserve">change_time</w:t>
             </w:r>
             <w:r>
-              <w:t xml:space="preserve"> </w:t>
-            </w:r>
-            <w:r>
-              <w:t xml:space="preserve">line item</w:t>
+              <w:t xml:space="preserve"> line item</w:t>
             </w:r>
           </w:p>
         </w:tc>
@@ -3985,10 +3799,7 @@
               <w:t xml:space="preserve">user_name</w:t>
             </w:r>
             <w:r>
-              <w:t xml:space="preserve"> </w:t>
-            </w:r>
-            <w:r>
-              <w:t xml:space="preserve">line item</w:t>
+              <w:t xml:space="preserve"> line item</w:t>
             </w:r>
           </w:p>
         </w:tc>
@@ -4021,10 +3832,7 @@
               <w:t xml:space="preserve">action_type</w:t>
             </w:r>
             <w:r>
-              <w:t xml:space="preserve"> </w:t>
-            </w:r>
-            <w:r>
-              <w:t xml:space="preserve">line item</w:t>
+              <w:t xml:space="preserve"> line item</w:t>
             </w:r>
           </w:p>
         </w:tc>
@@ -4057,10 +3865,7 @@
               <w:t xml:space="preserve">object_type</w:t>
             </w:r>
             <w:r>
-              <w:t xml:space="preserve"> </w:t>
-            </w:r>
-            <w:r>
-              <w:t xml:space="preserve">line item</w:t>
+              <w:t xml:space="preserve"> line item</w:t>
             </w:r>
           </w:p>
         </w:tc>
@@ -4093,10 +3898,7 @@
               <w:t xml:space="preserve">object_name</w:t>
             </w:r>
             <w:r>
-              <w:t xml:space="preserve"> </w:t>
-            </w:r>
-            <w:r>
-              <w:t xml:space="preserve">line item</w:t>
+              <w:t xml:space="preserve"> line item</w:t>
             </w:r>
           </w:p>
         </w:tc>
@@ -4129,10 +3931,7 @@
               <w:t xml:space="preserve">description</w:t>
             </w:r>
             <w:r>
-              <w:t xml:space="preserve"> </w:t>
-            </w:r>
-            <w:r>
-              <w:t xml:space="preserve">line item</w:t>
+              <w:t xml:space="preserve"> line item</w:t>
             </w:r>
           </w:p>
         </w:tc>
@@ -4165,10 +3964,7 @@
               <w:t xml:space="preserve">module_name</w:t>
             </w:r>
             <w:r>
-              <w:t xml:space="preserve"> </w:t>
-            </w:r>
-            <w:r>
-              <w:t xml:space="preserve">line item</w:t>
+              <w:t xml:space="preserve"> line item</w:t>
             </w:r>
           </w:p>
         </w:tc>
@@ -4201,10 +3997,7 @@
               <w:t xml:space="preserve">captured_at</w:t>
             </w:r>
             <w:r>
-              <w:t xml:space="preserve"> </w:t>
-            </w:r>
-            <w:r>
-              <w:t xml:space="preserve">line item</w:t>
+              <w:t xml:space="preserve"> line item</w:t>
             </w:r>
           </w:p>
         </w:tc>
@@ -4237,10 +4030,7 @@
               <w:t xml:space="preserve">anaplan_record_id</w:t>
             </w:r>
             <w:r>
-              <w:t xml:space="preserve"> </w:t>
-            </w:r>
-            <w:r>
-              <w:t xml:space="preserve">line item</w:t>
+              <w:t xml:space="preserve"> line item</w:t>
             </w:r>
           </w:p>
         </w:tc>
@@ -4273,10 +4063,7 @@
               <w:t xml:space="preserve">import_action</w:t>
             </w:r>
             <w:r>
-              <w:t xml:space="preserve"> </w:t>
-            </w:r>
-            <w:r>
-              <w:t xml:space="preserve">line item</w:t>
+              <w:t xml:space="preserve"> line item</w:t>
             </w:r>
           </w:p>
         </w:tc>
@@ -4309,10 +4096,7 @@
               <w:t xml:space="preserve">data_types</w:t>
             </w:r>
             <w:r>
-              <w:t xml:space="preserve"> </w:t>
-            </w:r>
-            <w:r>
-              <w:t xml:space="preserve">line item</w:t>
+              <w:t xml:space="preserve"> line item</w:t>
             </w:r>
           </w:p>
         </w:tc>
@@ -4345,10 +4129,7 @@
               <w:t xml:space="preserve">table_name</w:t>
             </w:r>
             <w:r>
-              <w:t xml:space="preserve"> </w:t>
-            </w:r>
-            <w:r>
-              <w:t xml:space="preserve">line item</w:t>
+              <w:t xml:space="preserve"> line item</w:t>
             </w:r>
           </w:p>
         </w:tc>
@@ -4359,10 +4140,7 @@
         <w:pStyle w:val="BodyText"/>
       </w:pPr>
       <w:r>
-        <w:t xml:space="preserve">Record the</w:t>
-      </w:r>
-      <w:r>
-        <w:t xml:space="preserve"> </w:t>
+        <w:t xml:space="preserve">Record the </w:t>
       </w:r>
       <w:r>
         <w:rPr>
@@ -4372,13 +4150,7 @@
         <w:t xml:space="preserve">Import Action ID</w:t>
       </w:r>
       <w:r>
-        <w:t xml:space="preserve"> </w:t>
-      </w:r>
-      <w:r>
-        <w:t xml:space="preserve">— this goes into</w:t>
-      </w:r>
-      <w:r>
-        <w:t xml:space="preserve"> </w:t>
+        <w:t xml:space="preserve"> — this goes into </w:t>
       </w:r>
       <w:r>
         <w:rPr>
@@ -4387,13 +4159,7 @@
         <w:t xml:space="preserve">settings.json</w:t>
       </w:r>
       <w:r>
-        <w:t xml:space="preserve"> </w:t>
-      </w:r>
-      <w:r>
-        <w:t xml:space="preserve">as</w:t>
-      </w:r>
-      <w:r>
-        <w:t xml:space="preserve"> </w:t>
+        <w:t xml:space="preserve"> as </w:t>
       </w:r>
       <w:r>
         <w:rPr>
@@ -4574,10 +4340,7 @@
         <w:pStyle w:val="BodyText"/>
       </w:pPr>
       <w:r>
-        <w:t xml:space="preserve">The file contains two columns:</w:t>
-      </w:r>
-      <w:r>
-        <w:t xml:space="preserve"> </w:t>
+        <w:t xml:space="preserve">The file contains two columns: </w:t>
       </w:r>
       <w:r>
         <w:rPr>
@@ -4586,13 +4349,7 @@
         <w:t xml:space="preserve">last_run_epoch</w:t>
       </w:r>
       <w:r>
-        <w:t xml:space="preserve"> </w:t>
-      </w:r>
-      <w:r>
-        <w:t xml:space="preserve">(integer Unix timestamp) and</w:t>
-      </w:r>
-      <w:r>
-        <w:t xml:space="preserve"> </w:t>
+        <w:t xml:space="preserve"> (integer Unix timestamp) and </w:t>
       </w:r>
       <w:r>
         <w:rPr>
@@ -4601,10 +4358,7 @@
         <w:t xml:space="preserve">last_run_utc</w:t>
       </w:r>
       <w:r>
-        <w:t xml:space="preserve"> </w:t>
-      </w:r>
-      <w:r>
-        <w:t xml:space="preserve">(ISO 8601 UTC string, e.g. </w:t>
+        <w:t xml:space="preserve"> (ISO 8601 UTC string, e.g. </w:t>
       </w:r>
       <w:r>
         <w:rPr>
@@ -4613,10 +4367,7 @@
         <w:t xml:space="preserve">2026-04-15T15:58:58Z</w:t>
       </w:r>
       <w:r>
-        <w:t xml:space="preserve">). A sample file is available at</w:t>
-      </w:r>
-      <w:r>
-        <w:t xml:space="preserve"> </w:t>
+        <w:t xml:space="preserve">). A sample file is available at </w:t>
       </w:r>
       <w:r>
         <w:rPr>
@@ -4625,10 +4376,7 @@
         <w:t xml:space="preserve">samples/last_run.csv</w:t>
       </w:r>
       <w:r>
-        <w:t xml:space="preserve"> </w:t>
-      </w:r>
-      <w:r>
-        <w:t xml:space="preserve">in the tool repository.</w:t>
+        <w:t xml:space="preserve"> in the tool repository.</w:t>
       </w:r>
     </w:p>
     <w:bookmarkEnd w:id="37"/>
@@ -4646,10 +4394,7 @@
         <w:pStyle w:val="FirstParagraph"/>
       </w:pPr>
       <w:r>
-        <w:t xml:space="preserve">Create an import action that loads</w:t>
-      </w:r>
-      <w:r>
-        <w:t xml:space="preserve"> </w:t>
+        <w:t xml:space="preserve">Create an import action that loads </w:t>
       </w:r>
       <w:r>
         <w:rPr>
@@ -4658,13 +4403,7 @@
         <w:t xml:space="preserve">last_run_utc</w:t>
       </w:r>
       <w:r>
-        <w:t xml:space="preserve"> </w:t>
-      </w:r>
-      <w:r>
-        <w:t xml:space="preserve">(and/or</w:t>
-      </w:r>
-      <w:r>
-        <w:t xml:space="preserve"> </w:t>
+        <w:t xml:space="preserve"> (and/or </w:t>
       </w:r>
       <w:r>
         <w:rPr>
@@ -4739,10 +4478,7 @@
               <w:t xml:space="preserve">Load Last Run Timestamp</w:t>
             </w:r>
             <w:r>
-              <w:t xml:space="preserve"> </w:t>
-            </w:r>
-            <w:r>
-              <w:t xml:space="preserve">(or your preferred name)</w:t>
+              <w:t xml:space="preserve"> (or your preferred name)</w:t>
             </w:r>
           </w:p>
         </w:tc>
@@ -4828,10 +4564,7 @@
         <w:pStyle w:val="BodyText"/>
       </w:pPr>
       <w:r>
-        <w:t xml:space="preserve">Record the</w:t>
-      </w:r>
-      <w:r>
-        <w:t xml:space="preserve"> </w:t>
+        <w:t xml:space="preserve">Record the </w:t>
       </w:r>
       <w:r>
         <w:rPr>
@@ -4841,13 +4574,7 @@
         <w:t xml:space="preserve">File ID</w:t>
       </w:r>
       <w:r>
-        <w:t xml:space="preserve"> </w:t>
-      </w:r>
-      <w:r>
-        <w:t xml:space="preserve">and</w:t>
-      </w:r>
-      <w:r>
-        <w:t xml:space="preserve"> </w:t>
+        <w:t xml:space="preserve"> and </w:t>
       </w:r>
       <w:r>
         <w:rPr>
@@ -4857,13 +4584,7 @@
         <w:t xml:space="preserve">Import Action ID</w:t>
       </w:r>
       <w:r>
-        <w:t xml:space="preserve"> </w:t>
-      </w:r>
-      <w:r>
-        <w:t xml:space="preserve">— these go into</w:t>
-      </w:r>
-      <w:r>
-        <w:t xml:space="preserve"> </w:t>
+        <w:t xml:space="preserve"> — these go into </w:t>
       </w:r>
       <w:r>
         <w:rPr>
@@ -4872,13 +4593,7 @@
         <w:t xml:space="preserve">settings.json</w:t>
       </w:r>
       <w:r>
-        <w:t xml:space="preserve"> </w:t>
-      </w:r>
-      <w:r>
-        <w:t xml:space="preserve">as</w:t>
-      </w:r>
-      <w:r>
-        <w:t xml:space="preserve"> </w:t>
+        <w:t xml:space="preserve"> as </w:t>
       </w:r>
       <w:r>
         <w:rPr>
@@ -4887,13 +4602,7 @@
         <w:t xml:space="preserve">targetAnaplanModel.objects.lastRunFileId</w:t>
       </w:r>
       <w:r>
-        <w:t xml:space="preserve"> </w:t>
-      </w:r>
-      <w:r>
-        <w:t xml:space="preserve">and</w:t>
-      </w:r>
-      <w:r>
-        <w:t xml:space="preserve"> </w:t>
+        <w:t xml:space="preserve"> and </w:t>
       </w:r>
       <w:r>
         <w:rPr>
@@ -4941,10 +4650,7 @@
         </w:numPr>
       </w:pPr>
       <w:r>
-        <w:t xml:space="preserve">Navigate to</w:t>
-      </w:r>
-      <w:r>
-        <w:t xml:space="preserve"> </w:t>
+        <w:t xml:space="preserve">Navigate to </w:t>
       </w:r>
       <w:r>
         <w:rPr>
@@ -4966,10 +4672,7 @@
         </w:numPr>
       </w:pPr>
       <w:r>
-        <w:t xml:space="preserve">Click</w:t>
-      </w:r>
-      <w:r>
-        <w:t xml:space="preserve"> </w:t>
+        <w:t xml:space="preserve">Click </w:t>
       </w:r>
       <w:r>
         <w:rPr>
@@ -4991,10 +4694,7 @@
         </w:numPr>
       </w:pPr>
       <w:r>
-        <w:t xml:space="preserve">Name it</w:t>
-      </w:r>
-      <w:r>
-        <w:t xml:space="preserve"> </w:t>
+        <w:t xml:space="preserve">Name it </w:t>
       </w:r>
       <w:r>
         <w:rPr>
@@ -5003,13 +4703,7 @@
         <w:t xml:space="preserve">Load Model History</w:t>
       </w:r>
       <w:r>
-        <w:t xml:space="preserve"> </w:t>
-      </w:r>
-      <w:r>
-        <w:t xml:space="preserve">(this name must match the</w:t>
-      </w:r>
-      <w:r>
-        <w:t xml:space="preserve"> </w:t>
+        <w:t xml:space="preserve"> (this name must match the </w:t>
       </w:r>
       <w:r>
         <w:rPr>
@@ -5018,13 +4712,7 @@
         <w:t xml:space="preserve">anaplanProcess</w:t>
       </w:r>
       <w:r>
-        <w:t xml:space="preserve"> </w:t>
-      </w:r>
-      <w:r>
-        <w:t xml:space="preserve">value in</w:t>
-      </w:r>
-      <w:r>
-        <w:t xml:space="preserve"> </w:t>
+        <w:t xml:space="preserve"> value in </w:t>
       </w:r>
       <w:r>
         <w:rPr>
@@ -5226,10 +4914,7 @@
         </w:numPr>
       </w:pPr>
       <w:r>
-        <w:t xml:space="preserve">Record the</w:t>
-      </w:r>
-      <w:r>
-        <w:t xml:space="preserve"> </w:t>
+        <w:t xml:space="preserve">Record the </w:t>
       </w:r>
       <w:r>
         <w:rPr>
@@ -5239,13 +4924,7 @@
         <w:t xml:space="preserve">Process ID</w:t>
       </w:r>
       <w:r>
-        <w:t xml:space="preserve"> </w:t>
-      </w:r>
-      <w:r>
-        <w:t xml:space="preserve">— this goes into</w:t>
-      </w:r>
-      <w:r>
-        <w:t xml:space="preserve"> </w:t>
+        <w:t xml:space="preserve"> — this goes into </w:t>
       </w:r>
       <w:r>
         <w:rPr>
@@ -5254,13 +4933,7 @@
         <w:t xml:space="preserve">settings.json</w:t>
       </w:r>
       <w:r>
-        <w:t xml:space="preserve"> </w:t>
-      </w:r>
-      <w:r>
-        <w:t xml:space="preserve">as</w:t>
-      </w:r>
-      <w:r>
-        <w:t xml:space="preserve"> </w:t>
+        <w:t xml:space="preserve"> as </w:t>
       </w:r>
       <w:r>
         <w:rPr>
@@ -5303,1295 +4976,1280 @@
         <w:pStyle w:val="FirstParagraph"/>
       </w:pPr>
       <w:r>
-        <w:t xml:space="preserve">Add the following block to your</w:t>
-      </w:r>
-      <w:r>
+        <w:t xml:space="preserve">Add the following block to your </w:t>
+      </w:r>
+      <w:r>
+        <w:rPr>
+          <w:rStyle w:val="VerbatimChar"/>
+        </w:rPr>
+        <w:t xml:space="preserve">settings.json</w:t>
+      </w:r>
+      <w:r>
+        <w:t xml:space="preserve">. Replace all placeholder values with the IDs you recorded in the preceding sections.</w:t>
+      </w:r>
+    </w:p>
+    <w:p>
+      <w:pPr>
+        <w:pStyle w:val="SourceCode"/>
+      </w:pPr>
+      <w:r>
+        <w:rPr>
+          <w:rStyle w:val="FunctionTok"/>
+        </w:rPr>
+        <w:t xml:space="preserve">{</w:t>
+      </w:r>
+      <w:r>
+        <w:br/>
+      </w:r>
+      <w:r>
+        <w:rPr>
+          <w:rStyle w:val="NormalTok"/>
+        </w:rPr>
+        <w:t xml:space="preserve">  </w:t>
+      </w:r>
+      <w:r>
+        <w:rPr>
+          <w:rStyle w:val="DataTypeTok"/>
+        </w:rPr>
+        <w:t xml:space="preserve">"auditEnabled"</w:t>
+      </w:r>
+      <w:r>
+        <w:rPr>
+          <w:rStyle w:val="FunctionTok"/>
+        </w:rPr>
+        <w:t xml:space="preserve">:</w:t>
+      </w:r>
+      <w:r>
+        <w:rPr>
+          <w:rStyle w:val="NormalTok"/>
+        </w:rPr>
         <w:t xml:space="preserve"> </w:t>
       </w:r>
       <w:r>
         <w:rPr>
+          <w:rStyle w:val="KeywordTok"/>
+        </w:rPr>
+        <w:t xml:space="preserve">true</w:t>
+      </w:r>
+      <w:r>
+        <w:rPr>
+          <w:rStyle w:val="FunctionTok"/>
+        </w:rPr>
+        <w:t xml:space="preserve">,</w:t>
+      </w:r>
+      <w:r>
+        <w:br/>
+      </w:r>
+      <w:r>
+        <w:rPr>
+          <w:rStyle w:val="NormalTok"/>
+        </w:rPr>
+        <w:t xml:space="preserve">  </w:t>
+      </w:r>
+      <w:r>
+        <w:rPr>
+          <w:rStyle w:val="DataTypeTok"/>
+        </w:rPr>
+        <w:t xml:space="preserve">"authenticationMode"</w:t>
+      </w:r>
+      <w:r>
+        <w:rPr>
+          <w:rStyle w:val="FunctionTok"/>
+        </w:rPr>
+        <w:t xml:space="preserve">:</w:t>
+      </w:r>
+      <w:r>
+        <w:rPr>
+          <w:rStyle w:val="NormalTok"/>
+        </w:rPr>
+        <w:t xml:space="preserve"> </w:t>
+      </w:r>
+      <w:r>
+        <w:rPr>
+          <w:rStyle w:val="StringTok"/>
+        </w:rPr>
+        <w:t xml:space="preserve">"OAuth"</w:t>
+      </w:r>
+      <w:r>
+        <w:rPr>
+          <w:rStyle w:val="FunctionTok"/>
+        </w:rPr>
+        <w:t xml:space="preserve">,</w:t>
+      </w:r>
+      <w:r>
+        <w:br/>
+      </w:r>
+      <w:r>
+        <w:rPr>
+          <w:rStyle w:val="NormalTok"/>
+        </w:rPr>
+        <w:t xml:space="preserve">  </w:t>
+      </w:r>
+      <w:r>
+        <w:rPr>
+          <w:rStyle w:val="DataTypeTok"/>
+        </w:rPr>
+        <w:t xml:space="preserve">"database"</w:t>
+      </w:r>
+      <w:r>
+        <w:rPr>
+          <w:rStyle w:val="FunctionTok"/>
+        </w:rPr>
+        <w:t xml:space="preserve">:</w:t>
+      </w:r>
+      <w:r>
+        <w:rPr>
+          <w:rStyle w:val="NormalTok"/>
+        </w:rPr>
+        <w:t xml:space="preserve"> </w:t>
+      </w:r>
+      <w:r>
+        <w:rPr>
+          <w:rStyle w:val="StringTok"/>
+        </w:rPr>
+        <w:t xml:space="preserve">"anaplan_audit.db"</w:t>
+      </w:r>
+      <w:r>
+        <w:rPr>
+          <w:rStyle w:val="FunctionTok"/>
+        </w:rPr>
+        <w:t xml:space="preserve">,</w:t>
+      </w:r>
+      <w:r>
+        <w:br/>
+      </w:r>
+      <w:r>
+        <w:rPr>
+          <w:rStyle w:val="NormalTok"/>
+        </w:rPr>
+        <w:t xml:space="preserve">  </w:t>
+      </w:r>
+      <w:r>
+        <w:rPr>
+          <w:rStyle w:val="DataTypeTok"/>
+        </w:rPr>
+        <w:t xml:space="preserve">"lastRun"</w:t>
+      </w:r>
+      <w:r>
+        <w:rPr>
+          <w:rStyle w:val="FunctionTok"/>
+        </w:rPr>
+        <w:t xml:space="preserve">:</w:t>
+      </w:r>
+      <w:r>
+        <w:rPr>
+          <w:rStyle w:val="NormalTok"/>
+        </w:rPr>
+        <w:t xml:space="preserve"> </w:t>
+      </w:r>
+      <w:r>
+        <w:rPr>
+          <w:rStyle w:val="DecValTok"/>
+        </w:rPr>
+        <w:t xml:space="preserve">0</w:t>
+      </w:r>
+      <w:r>
+        <w:rPr>
+          <w:rStyle w:val="FunctionTok"/>
+        </w:rPr>
+        <w:t xml:space="preserve">,</w:t>
+      </w:r>
+      <w:r>
+        <w:br/>
+      </w:r>
+      <w:r>
+        <w:rPr>
+          <w:rStyle w:val="NormalTok"/>
+        </w:rPr>
+        <w:t xml:space="preserve">  </w:t>
+      </w:r>
+      <w:r>
+        <w:rPr>
+          <w:rStyle w:val="DataTypeTok"/>
+        </w:rPr>
+        <w:t xml:space="preserve">"modelHistory"</w:t>
+      </w:r>
+      <w:r>
+        <w:rPr>
+          <w:rStyle w:val="FunctionTok"/>
+        </w:rPr>
+        <w:t xml:space="preserve">:</w:t>
+      </w:r>
+      <w:r>
+        <w:rPr>
+          <w:rStyle w:val="NormalTok"/>
+        </w:rPr>
+        <w:t xml:space="preserve"> </w:t>
+      </w:r>
+      <w:r>
+        <w:rPr>
+          <w:rStyle w:val="FunctionTok"/>
+        </w:rPr>
+        <w:t xml:space="preserve">{</w:t>
+      </w:r>
+      <w:r>
+        <w:br/>
+      </w:r>
+      <w:r>
+        <w:rPr>
+          <w:rStyle w:val="NormalTok"/>
+        </w:rPr>
+        <w:t xml:space="preserve">    </w:t>
+      </w:r>
+      <w:r>
+        <w:rPr>
+          <w:rStyle w:val="DataTypeTok"/>
+        </w:rPr>
+        <w:t xml:space="preserve">"enabled"</w:t>
+      </w:r>
+      <w:r>
+        <w:rPr>
+          <w:rStyle w:val="FunctionTok"/>
+        </w:rPr>
+        <w:t xml:space="preserve">:</w:t>
+      </w:r>
+      <w:r>
+        <w:rPr>
+          <w:rStyle w:val="NormalTok"/>
+        </w:rPr>
+        <w:t xml:space="preserve"> </w:t>
+      </w:r>
+      <w:r>
+        <w:rPr>
+          <w:rStyle w:val="KeywordTok"/>
+        </w:rPr>
+        <w:t xml:space="preserve">true</w:t>
+      </w:r>
+      <w:r>
+        <w:rPr>
+          <w:rStyle w:val="FunctionTok"/>
+        </w:rPr>
+        <w:t xml:space="preserve">,</w:t>
+      </w:r>
+      <w:r>
+        <w:br/>
+      </w:r>
+      <w:r>
+        <w:rPr>
+          <w:rStyle w:val="NormalTok"/>
+        </w:rPr>
+        <w:t xml:space="preserve">    </w:t>
+      </w:r>
+      <w:r>
+        <w:rPr>
+          <w:rStyle w:val="DataTypeTok"/>
+        </w:rPr>
+        <w:t xml:space="preserve">"exportActionName"</w:t>
+      </w:r>
+      <w:r>
+        <w:rPr>
+          <w:rStyle w:val="FunctionTok"/>
+        </w:rPr>
+        <w:t xml:space="preserve">:</w:t>
+      </w:r>
+      <w:r>
+        <w:rPr>
+          <w:rStyle w:val="NormalTok"/>
+        </w:rPr>
+        <w:t xml:space="preserve"> </w:t>
+      </w:r>
+      <w:r>
+        <w:rPr>
+          <w:rStyle w:val="StringTok"/>
+        </w:rPr>
+        <w:t xml:space="preserve">"MODEL_HISTORY_EXPORT"</w:t>
+      </w:r>
+      <w:r>
+        <w:rPr>
+          <w:rStyle w:val="FunctionTok"/>
+        </w:rPr>
+        <w:t xml:space="preserve">,</w:t>
+      </w:r>
+      <w:r>
+        <w:br/>
+      </w:r>
+      <w:r>
+        <w:rPr>
+          <w:rStyle w:val="NormalTok"/>
+        </w:rPr>
+        <w:t xml:space="preserve">    </w:t>
+      </w:r>
+      <w:r>
+        <w:rPr>
+          <w:rStyle w:val="DataTypeTok"/>
+        </w:rPr>
+        <w:t xml:space="preserve">"exportTimeoutSeconds"</w:t>
+      </w:r>
+      <w:r>
+        <w:rPr>
+          <w:rStyle w:val="FunctionTok"/>
+        </w:rPr>
+        <w:t xml:space="preserve">:</w:t>
+      </w:r>
+      <w:r>
+        <w:rPr>
+          <w:rStyle w:val="NormalTok"/>
+        </w:rPr>
+        <w:t xml:space="preserve"> </w:t>
+      </w:r>
+      <w:r>
+        <w:rPr>
+          <w:rStyle w:val="DecValTok"/>
+        </w:rPr>
+        <w:t xml:space="preserve">600</w:t>
+      </w:r>
+      <w:r>
+        <w:rPr>
+          <w:rStyle w:val="FunctionTok"/>
+        </w:rPr>
+        <w:t xml:space="preserve">,</w:t>
+      </w:r>
+      <w:r>
+        <w:br/>
+      </w:r>
+      <w:r>
+        <w:rPr>
+          <w:rStyle w:val="NormalTok"/>
+        </w:rPr>
+        <w:t xml:space="preserve">    </w:t>
+      </w:r>
+      <w:r>
+        <w:rPr>
+          <w:rStyle w:val="DataTypeTok"/>
+        </w:rPr>
+        <w:t xml:space="preserve">"retentionYears"</w:t>
+      </w:r>
+      <w:r>
+        <w:rPr>
+          <w:rStyle w:val="FunctionTok"/>
+        </w:rPr>
+        <w:t xml:space="preserve">:</w:t>
+      </w:r>
+      <w:r>
+        <w:rPr>
+          <w:rStyle w:val="NormalTok"/>
+        </w:rPr>
+        <w:t xml:space="preserve"> </w:t>
+      </w:r>
+      <w:r>
+        <w:rPr>
+          <w:rStyle w:val="DecValTok"/>
+        </w:rPr>
+        <w:t xml:space="preserve">2</w:t>
+      </w:r>
+      <w:r>
+        <w:rPr>
+          <w:rStyle w:val="FunctionTok"/>
+        </w:rPr>
+        <w:t xml:space="preserve">,</w:t>
+      </w:r>
+      <w:r>
+        <w:br/>
+      </w:r>
+      <w:r>
+        <w:rPr>
+          <w:rStyle w:val="NormalTok"/>
+        </w:rPr>
+        <w:t xml:space="preserve">    </w:t>
+      </w:r>
+      <w:r>
+        <w:rPr>
+          <w:rStyle w:val="DataTypeTok"/>
+        </w:rPr>
+        <w:t xml:space="preserve">"anaplanProcess"</w:t>
+      </w:r>
+      <w:r>
+        <w:rPr>
+          <w:rStyle w:val="FunctionTok"/>
+        </w:rPr>
+        <w:t xml:space="preserve">:</w:t>
+      </w:r>
+      <w:r>
+        <w:rPr>
+          <w:rStyle w:val="NormalTok"/>
+        </w:rPr>
+        <w:t xml:space="preserve"> </w:t>
+      </w:r>
+      <w:r>
+        <w:rPr>
+          <w:rStyle w:val="StringTok"/>
+        </w:rPr>
+        <w:t xml:space="preserve">"Load Model History"</w:t>
+      </w:r>
+      <w:r>
+        <w:rPr>
+          <w:rStyle w:val="FunctionTok"/>
+        </w:rPr>
+        <w:t xml:space="preserve">,</w:t>
+      </w:r>
+      <w:r>
+        <w:br/>
+      </w:r>
+      <w:r>
+        <w:rPr>
+          <w:rStyle w:val="NormalTok"/>
+        </w:rPr>
+        <w:t xml:space="preserve">    </w:t>
+      </w:r>
+      <w:r>
+        <w:rPr>
+          <w:rStyle w:val="DataTypeTok"/>
+        </w:rPr>
+        <w:t xml:space="preserve">"maxConcurrentExports"</w:t>
+      </w:r>
+      <w:r>
+        <w:rPr>
+          <w:rStyle w:val="FunctionTok"/>
+        </w:rPr>
+        <w:t xml:space="preserve">:</w:t>
+      </w:r>
+      <w:r>
+        <w:rPr>
+          <w:rStyle w:val="NormalTok"/>
+        </w:rPr>
+        <w:t xml:space="preserve"> </w:t>
+      </w:r>
+      <w:r>
+        <w:rPr>
+          <w:rStyle w:val="DecValTok"/>
+        </w:rPr>
+        <w:t xml:space="preserve">5</w:t>
+      </w:r>
+      <w:r>
+        <w:rPr>
+          <w:rStyle w:val="FunctionTok"/>
+        </w:rPr>
+        <w:t xml:space="preserve">,</w:t>
+      </w:r>
+      <w:r>
+        <w:br/>
+      </w:r>
+      <w:r>
+        <w:rPr>
+          <w:rStyle w:val="NormalTok"/>
+        </w:rPr>
+        <w:t xml:space="preserve">    </w:t>
+      </w:r>
+      <w:r>
+        <w:rPr>
+          <w:rStyle w:val="DataTypeTok"/>
+        </w:rPr>
+        <w:t xml:space="preserve">"backupBeforePurge"</w:t>
+      </w:r>
+      <w:r>
+        <w:rPr>
+          <w:rStyle w:val="FunctionTok"/>
+        </w:rPr>
+        <w:t xml:space="preserve">:</w:t>
+      </w:r>
+      <w:r>
+        <w:rPr>
+          <w:rStyle w:val="NormalTok"/>
+        </w:rPr>
+        <w:t xml:space="preserve"> </w:t>
+      </w:r>
+      <w:r>
+        <w:rPr>
+          <w:rStyle w:val="KeywordTok"/>
+        </w:rPr>
+        <w:t xml:space="preserve">true</w:t>
+      </w:r>
+      <w:r>
+        <w:rPr>
+          <w:rStyle w:val="FunctionTok"/>
+        </w:rPr>
+        <w:t xml:space="preserve">,</w:t>
+      </w:r>
+      <w:r>
+        <w:br/>
+      </w:r>
+      <w:r>
+        <w:rPr>
+          <w:rStyle w:val="NormalTok"/>
+        </w:rPr>
+        <w:t xml:space="preserve">    </w:t>
+      </w:r>
+      <w:r>
+        <w:rPr>
+          <w:rStyle w:val="DataTypeTok"/>
+        </w:rPr>
+        <w:t xml:space="preserve">"maxBackupsToKeep"</w:t>
+      </w:r>
+      <w:r>
+        <w:rPr>
+          <w:rStyle w:val="FunctionTok"/>
+        </w:rPr>
+        <w:t xml:space="preserve">:</w:t>
+      </w:r>
+      <w:r>
+        <w:rPr>
+          <w:rStyle w:val="NormalTok"/>
+        </w:rPr>
+        <w:t xml:space="preserve"> </w:t>
+      </w:r>
+      <w:r>
+        <w:rPr>
+          <w:rStyle w:val="DecValTok"/>
+        </w:rPr>
+        <w:t xml:space="preserve">7</w:t>
+      </w:r>
+      <w:r>
+        <w:br/>
+      </w:r>
+      <w:r>
+        <w:rPr>
+          <w:rStyle w:val="NormalTok"/>
+        </w:rPr>
+        <w:t xml:space="preserve">  </w:t>
+      </w:r>
+      <w:r>
+        <w:rPr>
+          <w:rStyle w:val="FunctionTok"/>
+        </w:rPr>
+        <w:t xml:space="preserve">},</w:t>
+      </w:r>
+      <w:r>
+        <w:br/>
+      </w:r>
+      <w:r>
+        <w:rPr>
+          <w:rStyle w:val="NormalTok"/>
+        </w:rPr>
+        <w:t xml:space="preserve">  </w:t>
+      </w:r>
+      <w:r>
+        <w:rPr>
+          <w:rStyle w:val="DataTypeTok"/>
+        </w:rPr>
+        <w:t xml:space="preserve">"targetAnaplanModel"</w:t>
+      </w:r>
+      <w:r>
+        <w:rPr>
+          <w:rStyle w:val="FunctionTok"/>
+        </w:rPr>
+        <w:t xml:space="preserve">:</w:t>
+      </w:r>
+      <w:r>
+        <w:rPr>
+          <w:rStyle w:val="NormalTok"/>
+        </w:rPr>
+        <w:t xml:space="preserve"> </w:t>
+      </w:r>
+      <w:r>
+        <w:rPr>
+          <w:rStyle w:val="FunctionTok"/>
+        </w:rPr>
+        <w:t xml:space="preserve">{</w:t>
+      </w:r>
+      <w:r>
+        <w:br/>
+      </w:r>
+      <w:r>
+        <w:rPr>
+          <w:rStyle w:val="NormalTok"/>
+        </w:rPr>
+        <w:t xml:space="preserve">    </w:t>
+      </w:r>
+      <w:r>
+        <w:rPr>
+          <w:rStyle w:val="DataTypeTok"/>
+        </w:rPr>
+        <w:t xml:space="preserve">"workspaceId"</w:t>
+      </w:r>
+      <w:r>
+        <w:rPr>
+          <w:rStyle w:val="FunctionTok"/>
+        </w:rPr>
+        <w:t xml:space="preserve">:</w:t>
+      </w:r>
+      <w:r>
+        <w:rPr>
+          <w:rStyle w:val="NormalTok"/>
+        </w:rPr>
+        <w:t xml:space="preserve"> </w:t>
+      </w:r>
+      <w:r>
+        <w:rPr>
+          <w:rStyle w:val="StringTok"/>
+        </w:rPr>
+        <w:t xml:space="preserve">"&lt;reporting-workspace-id&gt;"</w:t>
+      </w:r>
+      <w:r>
+        <w:rPr>
+          <w:rStyle w:val="FunctionTok"/>
+        </w:rPr>
+        <w:t xml:space="preserve">,</w:t>
+      </w:r>
+      <w:r>
+        <w:br/>
+      </w:r>
+      <w:r>
+        <w:rPr>
+          <w:rStyle w:val="NormalTok"/>
+        </w:rPr>
+        <w:t xml:space="preserve">    </w:t>
+      </w:r>
+      <w:r>
+        <w:rPr>
+          <w:rStyle w:val="DataTypeTok"/>
+        </w:rPr>
+        <w:t xml:space="preserve">"modelId"</w:t>
+      </w:r>
+      <w:r>
+        <w:rPr>
+          <w:rStyle w:val="FunctionTok"/>
+        </w:rPr>
+        <w:t xml:space="preserve">:</w:t>
+      </w:r>
+      <w:r>
+        <w:rPr>
+          <w:rStyle w:val="NormalTok"/>
+        </w:rPr>
+        <w:t xml:space="preserve"> </w:t>
+      </w:r>
+      <w:r>
+        <w:rPr>
+          <w:rStyle w:val="StringTok"/>
+        </w:rPr>
+        <w:t xml:space="preserve">"&lt;reporting-model-id&gt;"</w:t>
+      </w:r>
+      <w:r>
+        <w:rPr>
+          <w:rStyle w:val="FunctionTok"/>
+        </w:rPr>
+        <w:t xml:space="preserve">,</w:t>
+      </w:r>
+      <w:r>
+        <w:br/>
+      </w:r>
+      <w:r>
+        <w:rPr>
+          <w:rStyle w:val="NormalTok"/>
+        </w:rPr>
+        <w:t xml:space="preserve">    </w:t>
+      </w:r>
+      <w:r>
+        <w:rPr>
+          <w:rStyle w:val="DataTypeTok"/>
+        </w:rPr>
+        <w:t xml:space="preserve">"objects"</w:t>
+      </w:r>
+      <w:r>
+        <w:rPr>
+          <w:rStyle w:val="FunctionTok"/>
+        </w:rPr>
+        <w:t xml:space="preserve">:</w:t>
+      </w:r>
+      <w:r>
+        <w:rPr>
+          <w:rStyle w:val="NormalTok"/>
+        </w:rPr>
+        <w:t xml:space="preserve"> </w:t>
+      </w:r>
+      <w:r>
+        <w:rPr>
+          <w:rStyle w:val="FunctionTok"/>
+        </w:rPr>
+        <w:t xml:space="preserve">{</w:t>
+      </w:r>
+      <w:r>
+        <w:br/>
+      </w:r>
+      <w:r>
+        <w:rPr>
+          <w:rStyle w:val="NormalTok"/>
+        </w:rPr>
+        <w:t xml:space="preserve">      </w:t>
+      </w:r>
+      <w:r>
+        <w:rPr>
+          <w:rStyle w:val="DataTypeTok"/>
+        </w:rPr>
+        <w:t xml:space="preserve">"modelRegistryFileId"</w:t>
+      </w:r>
+      <w:r>
+        <w:rPr>
+          <w:rStyle w:val="FunctionTok"/>
+        </w:rPr>
+        <w:t xml:space="preserve">:</w:t>
+      </w:r>
+      <w:r>
+        <w:rPr>
+          <w:rStyle w:val="NormalTok"/>
+        </w:rPr>
+        <w:t xml:space="preserve"> </w:t>
+      </w:r>
+      <w:r>
+        <w:rPr>
+          <w:rStyle w:val="StringTok"/>
+        </w:rPr>
+        <w:t xml:space="preserve">"&lt;MODEL_REGISTRY.csv file ID&gt;"</w:t>
+      </w:r>
+      <w:r>
+        <w:rPr>
+          <w:rStyle w:val="FunctionTok"/>
+        </w:rPr>
+        <w:t xml:space="preserve">,</w:t>
+      </w:r>
+      <w:r>
+        <w:br/>
+      </w:r>
+      <w:r>
+        <w:rPr>
+          <w:rStyle w:val="NormalTok"/>
+        </w:rPr>
+        <w:t xml:space="preserve">      </w:t>
+      </w:r>
+      <w:r>
+        <w:rPr>
+          <w:rStyle w:val="DataTypeTok"/>
+        </w:rPr>
+        <w:t xml:space="preserve">"modelRegistryImportId"</w:t>
+      </w:r>
+      <w:r>
+        <w:rPr>
+          <w:rStyle w:val="FunctionTok"/>
+        </w:rPr>
+        <w:t xml:space="preserve">:</w:t>
+      </w:r>
+      <w:r>
+        <w:rPr>
+          <w:rStyle w:val="NormalTok"/>
+        </w:rPr>
+        <w:t xml:space="preserve"> </w:t>
+      </w:r>
+      <w:r>
+        <w:rPr>
+          <w:rStyle w:val="StringTok"/>
+        </w:rPr>
+        <w:t xml:space="preserve">"&lt;Load Model Registry import action ID&gt;"</w:t>
+      </w:r>
+      <w:r>
+        <w:rPr>
+          <w:rStyle w:val="FunctionTok"/>
+        </w:rPr>
+        <w:t xml:space="preserve">,</w:t>
+      </w:r>
+      <w:r>
+        <w:br/>
+      </w:r>
+      <w:r>
+        <w:rPr>
+          <w:rStyle w:val="NormalTok"/>
+        </w:rPr>
+        <w:t xml:space="preserve">      </w:t>
+      </w:r>
+      <w:r>
+        <w:rPr>
+          <w:rStyle w:val="DataTypeTok"/>
+        </w:rPr>
+        <w:t xml:space="preserve">"modelHistoryListFileId"</w:t>
+      </w:r>
+      <w:r>
+        <w:rPr>
+          <w:rStyle w:val="FunctionTok"/>
+        </w:rPr>
+        <w:t xml:space="preserve">:</w:t>
+      </w:r>
+      <w:r>
+        <w:rPr>
+          <w:rStyle w:val="NormalTok"/>
+        </w:rPr>
+        <w:t xml:space="preserve"> </w:t>
+      </w:r>
+      <w:r>
+        <w:rPr>
+          <w:rStyle w:val="StringTok"/>
+        </w:rPr>
+        <w:t xml:space="preserve">"&lt;MODEL_HISTORY_LIST.csv file ID&gt;"</w:t>
+      </w:r>
+      <w:r>
+        <w:rPr>
+          <w:rStyle w:val="FunctionTok"/>
+        </w:rPr>
+        <w:t xml:space="preserve">,</w:t>
+      </w:r>
+      <w:r>
+        <w:br/>
+      </w:r>
+      <w:r>
+        <w:rPr>
+          <w:rStyle w:val="NormalTok"/>
+        </w:rPr>
+        <w:t xml:space="preserve">      </w:t>
+      </w:r>
+      <w:r>
+        <w:rPr>
+          <w:rStyle w:val="DataTypeTok"/>
+        </w:rPr>
+        <w:t xml:space="preserve">"modelHistoryListImportId"</w:t>
+      </w:r>
+      <w:r>
+        <w:rPr>
+          <w:rStyle w:val="FunctionTok"/>
+        </w:rPr>
+        <w:t xml:space="preserve">:</w:t>
+      </w:r>
+      <w:r>
+        <w:rPr>
+          <w:rStyle w:val="NormalTok"/>
+        </w:rPr>
+        <w:t xml:space="preserve"> </w:t>
+      </w:r>
+      <w:r>
+        <w:rPr>
+          <w:rStyle w:val="StringTok"/>
+        </w:rPr>
+        <w:t xml:space="preserve">"&lt;Load Model History List import action ID&gt;"</w:t>
+      </w:r>
+      <w:r>
+        <w:rPr>
+          <w:rStyle w:val="FunctionTok"/>
+        </w:rPr>
+        <w:t xml:space="preserve">,</w:t>
+      </w:r>
+      <w:r>
+        <w:br/>
+      </w:r>
+      <w:r>
+        <w:rPr>
+          <w:rStyle w:val="NormalTok"/>
+        </w:rPr>
+        <w:t xml:space="preserve">      </w:t>
+      </w:r>
+      <w:r>
+        <w:rPr>
+          <w:rStyle w:val="DataTypeTok"/>
+        </w:rPr>
+        <w:t xml:space="preserve">"modelHistoryFileId"</w:t>
+      </w:r>
+      <w:r>
+        <w:rPr>
+          <w:rStyle w:val="FunctionTok"/>
+        </w:rPr>
+        <w:t xml:space="preserve">:</w:t>
+      </w:r>
+      <w:r>
+        <w:rPr>
+          <w:rStyle w:val="NormalTok"/>
+        </w:rPr>
+        <w:t xml:space="preserve"> </w:t>
+      </w:r>
+      <w:r>
+        <w:rPr>
+          <w:rStyle w:val="StringTok"/>
+        </w:rPr>
+        <w:t xml:space="preserve">"&lt;MODEL_HISTORY_NORMALIZED.csv file ID&gt;"</w:t>
+      </w:r>
+      <w:r>
+        <w:rPr>
+          <w:rStyle w:val="FunctionTok"/>
+        </w:rPr>
+        <w:t xml:space="preserve">,</w:t>
+      </w:r>
+      <w:r>
+        <w:br/>
+      </w:r>
+      <w:r>
+        <w:rPr>
+          <w:rStyle w:val="NormalTok"/>
+        </w:rPr>
+        <w:t xml:space="preserve">      </w:t>
+      </w:r>
+      <w:r>
+        <w:rPr>
+          <w:rStyle w:val="DataTypeTok"/>
+        </w:rPr>
+        <w:t xml:space="preserve">"modelHistoryImportId"</w:t>
+      </w:r>
+      <w:r>
+        <w:rPr>
+          <w:rStyle w:val="FunctionTok"/>
+        </w:rPr>
+        <w:t xml:space="preserve">:</w:t>
+      </w:r>
+      <w:r>
+        <w:rPr>
+          <w:rStyle w:val="NormalTok"/>
+        </w:rPr>
+        <w:t xml:space="preserve"> </w:t>
+      </w:r>
+      <w:r>
+        <w:rPr>
+          <w:rStyle w:val="StringTok"/>
+        </w:rPr>
+        <w:t xml:space="preserve">"&lt;Load Model History Detail import action ID&gt;"</w:t>
+      </w:r>
+      <w:r>
+        <w:rPr>
+          <w:rStyle w:val="FunctionTok"/>
+        </w:rPr>
+        <w:t xml:space="preserve">,</w:t>
+      </w:r>
+      <w:r>
+        <w:br/>
+      </w:r>
+      <w:r>
+        <w:rPr>
+          <w:rStyle w:val="NormalTok"/>
+        </w:rPr>
+        <w:t xml:space="preserve">      </w:t>
+      </w:r>
+      <w:r>
+        <w:rPr>
+          <w:rStyle w:val="DataTypeTok"/>
+        </w:rPr>
+        <w:t xml:space="preserve">"processId"</w:t>
+      </w:r>
+      <w:r>
+        <w:rPr>
+          <w:rStyle w:val="FunctionTok"/>
+        </w:rPr>
+        <w:t xml:space="preserve">:</w:t>
+      </w:r>
+      <w:r>
+        <w:rPr>
+          <w:rStyle w:val="NormalTok"/>
+        </w:rPr>
+        <w:t xml:space="preserve"> </w:t>
+      </w:r>
+      <w:r>
+        <w:rPr>
+          <w:rStyle w:val="StringTok"/>
+        </w:rPr>
+        <w:t xml:space="preserve">"&lt;Load Model History process ID&gt;"</w:t>
+      </w:r>
+      <w:r>
+        <w:rPr>
+          <w:rStyle w:val="FunctionTok"/>
+        </w:rPr>
+        <w:t xml:space="preserve">,</w:t>
+      </w:r>
+      <w:r>
+        <w:br/>
+      </w:r>
+      <w:r>
+        <w:rPr>
+          <w:rStyle w:val="NormalTok"/>
+        </w:rPr>
+        <w:t xml:space="preserve">      </w:t>
+      </w:r>
+      <w:r>
+        <w:rPr>
+          <w:rStyle w:val="DataTypeTok"/>
+        </w:rPr>
+        <w:t xml:space="preserve">"lastRunFileId"</w:t>
+      </w:r>
+      <w:r>
+        <w:rPr>
+          <w:rStyle w:val="FunctionTok"/>
+        </w:rPr>
+        <w:t xml:space="preserve">:</w:t>
+      </w:r>
+      <w:r>
+        <w:rPr>
+          <w:rStyle w:val="NormalTok"/>
+        </w:rPr>
+        <w:t xml:space="preserve"> </w:t>
+      </w:r>
+      <w:r>
+        <w:rPr>
+          <w:rStyle w:val="StringTok"/>
+        </w:rPr>
+        <w:t xml:space="preserve">"&lt;LAST_RUN.csv file ID&gt;"</w:t>
+      </w:r>
+      <w:r>
+        <w:rPr>
+          <w:rStyle w:val="FunctionTok"/>
+        </w:rPr>
+        <w:t xml:space="preserve">,</w:t>
+      </w:r>
+      <w:r>
+        <w:br/>
+      </w:r>
+      <w:r>
+        <w:rPr>
+          <w:rStyle w:val="NormalTok"/>
+        </w:rPr>
+        <w:t xml:space="preserve">      </w:t>
+      </w:r>
+      <w:r>
+        <w:rPr>
+          <w:rStyle w:val="DataTypeTok"/>
+        </w:rPr>
+        <w:t xml:space="preserve">"lastRunImportId"</w:t>
+      </w:r>
+      <w:r>
+        <w:rPr>
+          <w:rStyle w:val="FunctionTok"/>
+        </w:rPr>
+        <w:t xml:space="preserve">:</w:t>
+      </w:r>
+      <w:r>
+        <w:rPr>
+          <w:rStyle w:val="NormalTok"/>
+        </w:rPr>
+        <w:t xml:space="preserve"> </w:t>
+      </w:r>
+      <w:r>
+        <w:rPr>
+          <w:rStyle w:val="StringTok"/>
+        </w:rPr>
+        <w:t xml:space="preserve">"&lt;Load Last Run Timestamp import action ID&gt;"</w:t>
+      </w:r>
+      <w:r>
+        <w:br/>
+      </w:r>
+      <w:r>
+        <w:rPr>
+          <w:rStyle w:val="NormalTok"/>
+        </w:rPr>
+        <w:t xml:space="preserve">    </w:t>
+      </w:r>
+      <w:r>
+        <w:rPr>
+          <w:rStyle w:val="FunctionTok"/>
+        </w:rPr>
+        <w:t xml:space="preserve">}</w:t>
+      </w:r>
+      <w:r>
+        <w:br/>
+      </w:r>
+      <w:r>
+        <w:rPr>
+          <w:rStyle w:val="NormalTok"/>
+        </w:rPr>
+        <w:t xml:space="preserve">  </w:t>
+      </w:r>
+      <w:r>
+        <w:rPr>
+          <w:rStyle w:val="FunctionTok"/>
+        </w:rPr>
+        <w:t xml:space="preserve">},</w:t>
+      </w:r>
+      <w:r>
+        <w:br/>
+      </w:r>
+      <w:r>
+        <w:rPr>
+          <w:rStyle w:val="NormalTok"/>
+        </w:rPr>
+        <w:t xml:space="preserve">  </w:t>
+      </w:r>
+      <w:r>
+        <w:rPr>
+          <w:rStyle w:val="DataTypeTok"/>
+        </w:rPr>
+        <w:t xml:space="preserve">"sourceModels"</w:t>
+      </w:r>
+      <w:r>
+        <w:rPr>
+          <w:rStyle w:val="FunctionTok"/>
+        </w:rPr>
+        <w:t xml:space="preserve">:</w:t>
+      </w:r>
+      <w:r>
+        <w:rPr>
+          <w:rStyle w:val="NormalTok"/>
+        </w:rPr>
+        <w:t xml:space="preserve"> </w:t>
+      </w:r>
+      <w:r>
+        <w:rPr>
+          <w:rStyle w:val="OtherTok"/>
+        </w:rPr>
+        <w:t xml:space="preserve">[</w:t>
+      </w:r>
+      <w:r>
+        <w:br/>
+      </w:r>
+      <w:r>
+        <w:rPr>
+          <w:rStyle w:val="NormalTok"/>
+        </w:rPr>
+        <w:t xml:space="preserve">    </w:t>
+      </w:r>
+      <w:r>
+        <w:rPr>
+          <w:rStyle w:val="FunctionTok"/>
+        </w:rPr>
+        <w:t xml:space="preserve">{</w:t>
+      </w:r>
+      <w:r>
+        <w:br/>
+      </w:r>
+      <w:r>
+        <w:rPr>
+          <w:rStyle w:val="NormalTok"/>
+        </w:rPr>
+        <w:t xml:space="preserve">      </w:t>
+      </w:r>
+      <w:r>
+        <w:rPr>
+          <w:rStyle w:val="DataTypeTok"/>
+        </w:rPr>
+        <w:t xml:space="preserve">"workspaceId"</w:t>
+      </w:r>
+      <w:r>
+        <w:rPr>
+          <w:rStyle w:val="FunctionTok"/>
+        </w:rPr>
+        <w:t xml:space="preserve">:</w:t>
+      </w:r>
+      <w:r>
+        <w:rPr>
+          <w:rStyle w:val="NormalTok"/>
+        </w:rPr>
+        <w:t xml:space="preserve"> </w:t>
+      </w:r>
+      <w:r>
+        <w:rPr>
+          <w:rStyle w:val="StringTok"/>
+        </w:rPr>
+        <w:t xml:space="preserve">"&lt;source-workspace-id&gt;"</w:t>
+      </w:r>
+      <w:r>
+        <w:rPr>
+          <w:rStyle w:val="FunctionTok"/>
+        </w:rPr>
+        <w:t xml:space="preserve">,</w:t>
+      </w:r>
+      <w:r>
+        <w:br/>
+      </w:r>
+      <w:r>
+        <w:rPr>
+          <w:rStyle w:val="NormalTok"/>
+        </w:rPr>
+        <w:t xml:space="preserve">      </w:t>
+      </w:r>
+      <w:r>
+        <w:rPr>
+          <w:rStyle w:val="DataTypeTok"/>
+        </w:rPr>
+        <w:t xml:space="preserve">"modelId"</w:t>
+      </w:r>
+      <w:r>
+        <w:rPr>
+          <w:rStyle w:val="FunctionTok"/>
+        </w:rPr>
+        <w:t xml:space="preserve">:</w:t>
+      </w:r>
+      <w:r>
+        <w:rPr>
+          <w:rStyle w:val="NormalTok"/>
+        </w:rPr>
+        <w:t xml:space="preserve"> </w:t>
+      </w:r>
+      <w:r>
+        <w:rPr>
+          <w:rStyle w:val="StringTok"/>
+        </w:rPr>
+        <w:t xml:space="preserve">"&lt;source-model-id&gt;"</w:t>
+      </w:r>
+      <w:r>
+        <w:rPr>
+          <w:rStyle w:val="FunctionTok"/>
+        </w:rPr>
+        <w:t xml:space="preserve">,</w:t>
+      </w:r>
+      <w:r>
+        <w:br/>
+      </w:r>
+      <w:r>
+        <w:rPr>
+          <w:rStyle w:val="NormalTok"/>
+        </w:rPr>
+        <w:t xml:space="preserve">      </w:t>
+      </w:r>
+      <w:r>
+        <w:rPr>
+          <w:rStyle w:val="DataTypeTok"/>
+        </w:rPr>
+        <w:t xml:space="preserve">"exportActionId"</w:t>
+      </w:r>
+      <w:r>
+        <w:rPr>
+          <w:rStyle w:val="FunctionTok"/>
+        </w:rPr>
+        <w:t xml:space="preserve">:</w:t>
+      </w:r>
+      <w:r>
+        <w:rPr>
+          <w:rStyle w:val="NormalTok"/>
+        </w:rPr>
+        <w:t xml:space="preserve"> </w:t>
+      </w:r>
+      <w:r>
+        <w:rPr>
+          <w:rStyle w:val="StringTok"/>
+        </w:rPr>
+        <w:t xml:space="preserve">"&lt;MODEL_HISTORY_EXPORT action ID&gt;"</w:t>
+      </w:r>
+      <w:r>
+        <w:br/>
+      </w:r>
+      <w:r>
+        <w:rPr>
+          <w:rStyle w:val="NormalTok"/>
+        </w:rPr>
+        <w:t xml:space="preserve">    </w:t>
+      </w:r>
+      <w:r>
+        <w:rPr>
+          <w:rStyle w:val="FunctionTok"/>
+        </w:rPr>
+        <w:t xml:space="preserve">}</w:t>
+      </w:r>
+      <w:r>
+        <w:br/>
+      </w:r>
+      <w:r>
+        <w:rPr>
+          <w:rStyle w:val="NormalTok"/>
+        </w:rPr>
+        <w:t xml:space="preserve">  </w:t>
+      </w:r>
+      <w:r>
+        <w:rPr>
+          <w:rStyle w:val="OtherTok"/>
+        </w:rPr>
+        <w:t xml:space="preserve">]</w:t>
+      </w:r>
+      <w:r>
+        <w:br/>
+      </w:r>
+      <w:r>
+        <w:rPr>
+          <w:rStyle w:val="FunctionTok"/>
+        </w:rPr>
+        <w:t xml:space="preserve">}</w:t>
+      </w:r>
+    </w:p>
+    <w:p>
+      <w:pPr>
+        <w:pStyle w:val="FirstParagraph"/>
+      </w:pPr>
+      <w:r>
+        <w:t xml:space="preserve">Leave </w:t>
+      </w:r>
+      <w:r>
+        <w:rPr>
           <w:rStyle w:val="VerbatimChar"/>
         </w:rPr>
-        <w:t xml:space="preserve">settings.json</w:t>
-      </w:r>
-      <w:r>
-        <w:t xml:space="preserve">. Replace all placeholder values with the IDs you recorded in the preceding sections.</w:t>
-      </w:r>
-    </w:p>
-    <w:p>
-      <w:pPr>
-        <w:pStyle w:val="SourceCode"/>
-      </w:pPr>
-      <w:r>
-        <w:rPr>
-          <w:rStyle w:val="FunctionTok"/>
-        </w:rPr>
-        <w:t xml:space="preserve">{</w:t>
-      </w:r>
-      <w:r>
-        <w:br/>
-      </w:r>
-      <w:r>
-        <w:rPr>
-          <w:rStyle w:val="NormalTok"/>
-        </w:rPr>
-        <w:t xml:space="preserve">  </w:t>
-      </w:r>
-      <w:r>
-        <w:rPr>
-          <w:rStyle w:val="DataTypeTok"/>
-        </w:rPr>
-        <w:t xml:space="preserve">"auditEnabled"</w:t>
-      </w:r>
-      <w:r>
-        <w:rPr>
-          <w:rStyle w:val="FunctionTok"/>
-        </w:rPr>
-        <w:t xml:space="preserve">:</w:t>
-      </w:r>
-      <w:r>
-        <w:rPr>
-          <w:rStyle w:val="NormalTok"/>
-        </w:rPr>
-        <w:t xml:space="preserve"> </w:t>
-      </w:r>
-      <w:r>
-        <w:rPr>
-          <w:rStyle w:val="KeywordTok"/>
-        </w:rPr>
-        <w:t xml:space="preserve">true</w:t>
-      </w:r>
-      <w:r>
-        <w:rPr>
-          <w:rStyle w:val="FunctionTok"/>
-        </w:rPr>
-        <w:t xml:space="preserve">,</w:t>
-      </w:r>
-      <w:r>
-        <w:br/>
-      </w:r>
-      <w:r>
-        <w:rPr>
-          <w:rStyle w:val="NormalTok"/>
-        </w:rPr>
-        <w:t xml:space="preserve">  </w:t>
-      </w:r>
-      <w:r>
-        <w:rPr>
-          <w:rStyle w:val="DataTypeTok"/>
-        </w:rPr>
-        <w:t xml:space="preserve">"authenticationMode"</w:t>
-      </w:r>
-      <w:r>
-        <w:rPr>
-          <w:rStyle w:val="FunctionTok"/>
-        </w:rPr>
-        <w:t xml:space="preserve">:</w:t>
-      </w:r>
-      <w:r>
-        <w:rPr>
-          <w:rStyle w:val="NormalTok"/>
-        </w:rPr>
-        <w:t xml:space="preserve"> </w:t>
-      </w:r>
-      <w:r>
-        <w:rPr>
-          <w:rStyle w:val="StringTok"/>
-        </w:rPr>
-        <w:t xml:space="preserve">"OAuth"</w:t>
-      </w:r>
-      <w:r>
-        <w:rPr>
-          <w:rStyle w:val="FunctionTok"/>
-        </w:rPr>
-        <w:t xml:space="preserve">,</w:t>
-      </w:r>
-      <w:r>
-        <w:br/>
-      </w:r>
-      <w:r>
-        <w:rPr>
-          <w:rStyle w:val="NormalTok"/>
-        </w:rPr>
-        <w:t xml:space="preserve">  </w:t>
-      </w:r>
-      <w:r>
-        <w:rPr>
-          <w:rStyle w:val="DataTypeTok"/>
-        </w:rPr>
-        <w:t xml:space="preserve">"database"</w:t>
-      </w:r>
-      <w:r>
-        <w:rPr>
-          <w:rStyle w:val="FunctionTok"/>
-        </w:rPr>
-        <w:t xml:space="preserve">:</w:t>
-      </w:r>
-      <w:r>
-        <w:rPr>
-          <w:rStyle w:val="NormalTok"/>
-        </w:rPr>
-        <w:t xml:space="preserve"> </w:t>
-      </w:r>
-      <w:r>
-        <w:rPr>
-          <w:rStyle w:val="StringTok"/>
-        </w:rPr>
-        <w:t xml:space="preserve">"anaplan_audit.db"</w:t>
-      </w:r>
-      <w:r>
-        <w:rPr>
-          <w:rStyle w:val="FunctionTok"/>
-        </w:rPr>
-        <w:t xml:space="preserve">,</w:t>
-      </w:r>
-      <w:r>
-        <w:br/>
-      </w:r>
-      <w:r>
-        <w:rPr>
-          <w:rStyle w:val="NormalTok"/>
-        </w:rPr>
-        <w:t xml:space="preserve">  </w:t>
-      </w:r>
-      <w:r>
-        <w:rPr>
-          <w:rStyle w:val="DataTypeTok"/>
-        </w:rPr>
-        <w:t xml:space="preserve">"lastRun"</w:t>
-      </w:r>
-      <w:r>
-        <w:rPr>
-          <w:rStyle w:val="FunctionTok"/>
-        </w:rPr>
-        <w:t xml:space="preserve">:</w:t>
-      </w:r>
-      <w:r>
-        <w:rPr>
-          <w:rStyle w:val="NormalTok"/>
-        </w:rPr>
-        <w:t xml:space="preserve"> </w:t>
-      </w:r>
-      <w:r>
-        <w:rPr>
-          <w:rStyle w:val="DecValTok"/>
-        </w:rPr>
-        <w:t xml:space="preserve">0</w:t>
-      </w:r>
-      <w:r>
-        <w:rPr>
-          <w:rStyle w:val="FunctionTok"/>
-        </w:rPr>
-        <w:t xml:space="preserve">,</w:t>
-      </w:r>
-      <w:r>
-        <w:br/>
-      </w:r>
-      <w:r>
-        <w:rPr>
-          <w:rStyle w:val="NormalTok"/>
-        </w:rPr>
-        <w:t xml:space="preserve">  </w:t>
-      </w:r>
-      <w:r>
-        <w:rPr>
-          <w:rStyle w:val="DataTypeTok"/>
-        </w:rPr>
-        <w:t xml:space="preserve">"modelHistory"</w:t>
-      </w:r>
-      <w:r>
-        <w:rPr>
-          <w:rStyle w:val="FunctionTok"/>
-        </w:rPr>
-        <w:t xml:space="preserve">:</w:t>
-      </w:r>
-      <w:r>
-        <w:rPr>
-          <w:rStyle w:val="NormalTok"/>
-        </w:rPr>
-        <w:t xml:space="preserve"> </w:t>
-      </w:r>
-      <w:r>
-        <w:rPr>
-          <w:rStyle w:val="FunctionTok"/>
-        </w:rPr>
-        <w:t xml:space="preserve">{</w:t>
-      </w:r>
-      <w:r>
-        <w:br/>
-      </w:r>
-      <w:r>
-        <w:rPr>
-          <w:rStyle w:val="NormalTok"/>
-        </w:rPr>
-        <w:t xml:space="preserve">    </w:t>
-      </w:r>
-      <w:r>
-        <w:rPr>
-          <w:rStyle w:val="DataTypeTok"/>
-        </w:rPr>
-        <w:t xml:space="preserve">"enabled"</w:t>
-      </w:r>
-      <w:r>
-        <w:rPr>
-          <w:rStyle w:val="FunctionTok"/>
-        </w:rPr>
-        <w:t xml:space="preserve">:</w:t>
-      </w:r>
-      <w:r>
-        <w:rPr>
-          <w:rStyle w:val="NormalTok"/>
-        </w:rPr>
-        <w:t xml:space="preserve"> </w:t>
-      </w:r>
-      <w:r>
-        <w:rPr>
-          <w:rStyle w:val="KeywordTok"/>
-        </w:rPr>
-        <w:t xml:space="preserve">true</w:t>
-      </w:r>
-      <w:r>
-        <w:rPr>
-          <w:rStyle w:val="FunctionTok"/>
-        </w:rPr>
-        <w:t xml:space="preserve">,</w:t>
-      </w:r>
-      <w:r>
-        <w:br/>
-      </w:r>
-      <w:r>
-        <w:rPr>
-          <w:rStyle w:val="NormalTok"/>
-        </w:rPr>
-        <w:t xml:space="preserve">    </w:t>
-      </w:r>
-      <w:r>
-        <w:rPr>
-          <w:rStyle w:val="DataTypeTok"/>
-        </w:rPr>
-        <w:t xml:space="preserve">"exportActionName"</w:t>
-      </w:r>
-      <w:r>
-        <w:rPr>
-          <w:rStyle w:val="FunctionTok"/>
-        </w:rPr>
-        <w:t xml:space="preserve">:</w:t>
-      </w:r>
-      <w:r>
-        <w:rPr>
-          <w:rStyle w:val="NormalTok"/>
-        </w:rPr>
-        <w:t xml:space="preserve"> </w:t>
-      </w:r>
-      <w:r>
-        <w:rPr>
-          <w:rStyle w:val="StringTok"/>
-        </w:rPr>
-        <w:t xml:space="preserve">"MODEL_HISTORY_EXPORT"</w:t>
-      </w:r>
-      <w:r>
-        <w:rPr>
-          <w:rStyle w:val="FunctionTok"/>
-        </w:rPr>
-        <w:t xml:space="preserve">,</w:t>
-      </w:r>
-      <w:r>
-        <w:br/>
-      </w:r>
-      <w:r>
-        <w:rPr>
-          <w:rStyle w:val="NormalTok"/>
-        </w:rPr>
-        <w:t xml:space="preserve">    </w:t>
-      </w:r>
-      <w:r>
-        <w:rPr>
-          <w:rStyle w:val="DataTypeTok"/>
-        </w:rPr>
-        <w:t xml:space="preserve">"exportTimeoutSeconds"</w:t>
-      </w:r>
-      <w:r>
-        <w:rPr>
-          <w:rStyle w:val="FunctionTok"/>
-        </w:rPr>
-        <w:t xml:space="preserve">:</w:t>
-      </w:r>
-      <w:r>
-        <w:rPr>
-          <w:rStyle w:val="NormalTok"/>
-        </w:rPr>
-        <w:t xml:space="preserve"> </w:t>
-      </w:r>
-      <w:r>
-        <w:rPr>
-          <w:rStyle w:val="DecValTok"/>
-        </w:rPr>
-        <w:t xml:space="preserve">600</w:t>
-      </w:r>
-      <w:r>
-        <w:rPr>
-          <w:rStyle w:val="FunctionTok"/>
-        </w:rPr>
-        <w:t xml:space="preserve">,</w:t>
-      </w:r>
-      <w:r>
-        <w:br/>
-      </w:r>
-      <w:r>
-        <w:rPr>
-          <w:rStyle w:val="NormalTok"/>
-        </w:rPr>
-        <w:t xml:space="preserve">    </w:t>
-      </w:r>
-      <w:r>
-        <w:rPr>
-          <w:rStyle w:val="DataTypeTok"/>
-        </w:rPr>
-        <w:t xml:space="preserve">"retentionYears"</w:t>
-      </w:r>
-      <w:r>
-        <w:rPr>
-          <w:rStyle w:val="FunctionTok"/>
-        </w:rPr>
-        <w:t xml:space="preserve">:</w:t>
-      </w:r>
-      <w:r>
-        <w:rPr>
-          <w:rStyle w:val="NormalTok"/>
-        </w:rPr>
-        <w:t xml:space="preserve"> </w:t>
-      </w:r>
-      <w:r>
-        <w:rPr>
-          <w:rStyle w:val="DecValTok"/>
-        </w:rPr>
-        <w:t xml:space="preserve">2</w:t>
-      </w:r>
-      <w:r>
-        <w:rPr>
-          <w:rStyle w:val="FunctionTok"/>
-        </w:rPr>
-        <w:t xml:space="preserve">,</w:t>
-      </w:r>
-      <w:r>
-        <w:br/>
-      </w:r>
-      <w:r>
-        <w:rPr>
-          <w:rStyle w:val="NormalTok"/>
-        </w:rPr>
-        <w:t xml:space="preserve">    </w:t>
-      </w:r>
-      <w:r>
-        <w:rPr>
-          <w:rStyle w:val="DataTypeTok"/>
-        </w:rPr>
-        <w:t xml:space="preserve">"anaplanProcess"</w:t>
-      </w:r>
-      <w:r>
-        <w:rPr>
-          <w:rStyle w:val="FunctionTok"/>
-        </w:rPr>
-        <w:t xml:space="preserve">:</w:t>
-      </w:r>
-      <w:r>
-        <w:rPr>
-          <w:rStyle w:val="NormalTok"/>
-        </w:rPr>
-        <w:t xml:space="preserve"> </w:t>
-      </w:r>
-      <w:r>
-        <w:rPr>
-          <w:rStyle w:val="StringTok"/>
-        </w:rPr>
-        <w:t xml:space="preserve">"Load Model History"</w:t>
-      </w:r>
-      <w:r>
-        <w:rPr>
-          <w:rStyle w:val="FunctionTok"/>
-        </w:rPr>
-        <w:t xml:space="preserve">,</w:t>
-      </w:r>
-      <w:r>
-        <w:br/>
-      </w:r>
-      <w:r>
-        <w:rPr>
-          <w:rStyle w:val="NormalTok"/>
-        </w:rPr>
-        <w:t xml:space="preserve">    </w:t>
-      </w:r>
-      <w:r>
-        <w:rPr>
-          <w:rStyle w:val="DataTypeTok"/>
-        </w:rPr>
-        <w:t xml:space="preserve">"maxConcurrentExports"</w:t>
-      </w:r>
-      <w:r>
-        <w:rPr>
-          <w:rStyle w:val="FunctionTok"/>
-        </w:rPr>
-        <w:t xml:space="preserve">:</w:t>
-      </w:r>
-      <w:r>
-        <w:rPr>
-          <w:rStyle w:val="NormalTok"/>
-        </w:rPr>
-        <w:t xml:space="preserve"> </w:t>
-      </w:r>
-      <w:r>
-        <w:rPr>
-          <w:rStyle w:val="DecValTok"/>
-        </w:rPr>
-        <w:t xml:space="preserve">5</w:t>
-      </w:r>
-      <w:r>
-        <w:rPr>
-          <w:rStyle w:val="FunctionTok"/>
-        </w:rPr>
-        <w:t xml:space="preserve">,</w:t>
-      </w:r>
-      <w:r>
-        <w:br/>
-      </w:r>
-      <w:r>
-        <w:rPr>
-          <w:rStyle w:val="NormalTok"/>
-        </w:rPr>
-        <w:t xml:space="preserve">    </w:t>
-      </w:r>
-      <w:r>
-        <w:rPr>
-          <w:rStyle w:val="DataTypeTok"/>
-        </w:rPr>
-        <w:t xml:space="preserve">"backupBeforePurge"</w:t>
-      </w:r>
-      <w:r>
-        <w:rPr>
-          <w:rStyle w:val="FunctionTok"/>
-        </w:rPr>
-        <w:t xml:space="preserve">:</w:t>
-      </w:r>
-      <w:r>
-        <w:rPr>
-          <w:rStyle w:val="NormalTok"/>
-        </w:rPr>
-        <w:t xml:space="preserve"> </w:t>
-      </w:r>
-      <w:r>
-        <w:rPr>
-          <w:rStyle w:val="KeywordTok"/>
-        </w:rPr>
-        <w:t xml:space="preserve">true</w:t>
-      </w:r>
-      <w:r>
-        <w:rPr>
-          <w:rStyle w:val="FunctionTok"/>
-        </w:rPr>
-        <w:t xml:space="preserve">,</w:t>
-      </w:r>
-      <w:r>
-        <w:br/>
-      </w:r>
-      <w:r>
-        <w:rPr>
-          <w:rStyle w:val="NormalTok"/>
-        </w:rPr>
-        <w:t xml:space="preserve">    </w:t>
-      </w:r>
-      <w:r>
-        <w:rPr>
-          <w:rStyle w:val="DataTypeTok"/>
-        </w:rPr>
-        <w:t xml:space="preserve">"maxBackupsToKeep"</w:t>
-      </w:r>
-      <w:r>
-        <w:rPr>
-          <w:rStyle w:val="FunctionTok"/>
-        </w:rPr>
-        <w:t xml:space="preserve">:</w:t>
-      </w:r>
-      <w:r>
-        <w:rPr>
-          <w:rStyle w:val="NormalTok"/>
-        </w:rPr>
-        <w:t xml:space="preserve"> </w:t>
-      </w:r>
-      <w:r>
-        <w:rPr>
-          <w:rStyle w:val="DecValTok"/>
-        </w:rPr>
-        <w:t xml:space="preserve">7</w:t>
-      </w:r>
-      <w:r>
-        <w:br/>
-      </w:r>
-      <w:r>
-        <w:rPr>
-          <w:rStyle w:val="NormalTok"/>
-        </w:rPr>
-        <w:t xml:space="preserve">  </w:t>
-      </w:r>
-      <w:r>
-        <w:rPr>
-          <w:rStyle w:val="FunctionTok"/>
-        </w:rPr>
-        <w:t xml:space="preserve">},</w:t>
-      </w:r>
-      <w:r>
-        <w:br/>
-      </w:r>
-      <w:r>
-        <w:rPr>
-          <w:rStyle w:val="NormalTok"/>
-        </w:rPr>
-        <w:t xml:space="preserve">  </w:t>
-      </w:r>
-      <w:r>
-        <w:rPr>
-          <w:rStyle w:val="DataTypeTok"/>
-        </w:rPr>
-        <w:t xml:space="preserve">"targetAnaplanModel"</w:t>
-      </w:r>
-      <w:r>
-        <w:rPr>
-          <w:rStyle w:val="FunctionTok"/>
-        </w:rPr>
-        <w:t xml:space="preserve">:</w:t>
-      </w:r>
-      <w:r>
-        <w:rPr>
-          <w:rStyle w:val="NormalTok"/>
-        </w:rPr>
-        <w:t xml:space="preserve"> </w:t>
-      </w:r>
-      <w:r>
-        <w:rPr>
-          <w:rStyle w:val="FunctionTok"/>
-        </w:rPr>
-        <w:t xml:space="preserve">{</w:t>
-      </w:r>
-      <w:r>
-        <w:br/>
-      </w:r>
-      <w:r>
-        <w:rPr>
-          <w:rStyle w:val="NormalTok"/>
-        </w:rPr>
-        <w:t xml:space="preserve">    </w:t>
-      </w:r>
-      <w:r>
-        <w:rPr>
-          <w:rStyle w:val="DataTypeTok"/>
-        </w:rPr>
-        <w:t xml:space="preserve">"workspaceId"</w:t>
-      </w:r>
-      <w:r>
-        <w:rPr>
-          <w:rStyle w:val="FunctionTok"/>
-        </w:rPr>
-        <w:t xml:space="preserve">:</w:t>
-      </w:r>
-      <w:r>
-        <w:rPr>
-          <w:rStyle w:val="NormalTok"/>
-        </w:rPr>
-        <w:t xml:space="preserve"> </w:t>
-      </w:r>
-      <w:r>
-        <w:rPr>
-          <w:rStyle w:val="StringTok"/>
-        </w:rPr>
-        <w:t xml:space="preserve">"&lt;reporting-workspace-id&gt;"</w:t>
-      </w:r>
-      <w:r>
-        <w:rPr>
-          <w:rStyle w:val="FunctionTok"/>
-        </w:rPr>
-        <w:t xml:space="preserve">,</w:t>
-      </w:r>
-      <w:r>
-        <w:br/>
-      </w:r>
-      <w:r>
-        <w:rPr>
-          <w:rStyle w:val="NormalTok"/>
-        </w:rPr>
-        <w:t xml:space="preserve">    </w:t>
-      </w:r>
-      <w:r>
-        <w:rPr>
-          <w:rStyle w:val="DataTypeTok"/>
-        </w:rPr>
-        <w:t xml:space="preserve">"modelId"</w:t>
-      </w:r>
-      <w:r>
-        <w:rPr>
-          <w:rStyle w:val="FunctionTok"/>
-        </w:rPr>
-        <w:t xml:space="preserve">:</w:t>
-      </w:r>
-      <w:r>
-        <w:rPr>
-          <w:rStyle w:val="NormalTok"/>
-        </w:rPr>
-        <w:t xml:space="preserve"> </w:t>
-      </w:r>
-      <w:r>
-        <w:rPr>
-          <w:rStyle w:val="StringTok"/>
-        </w:rPr>
-        <w:t xml:space="preserve">"&lt;reporting-model-id&gt;"</w:t>
-      </w:r>
-      <w:r>
-        <w:rPr>
-          <w:rStyle w:val="FunctionTok"/>
-        </w:rPr>
-        <w:t xml:space="preserve">,</w:t>
-      </w:r>
-      <w:r>
-        <w:br/>
-      </w:r>
-      <w:r>
-        <w:rPr>
-          <w:rStyle w:val="NormalTok"/>
-        </w:rPr>
-        <w:t xml:space="preserve">    </w:t>
-      </w:r>
-      <w:r>
-        <w:rPr>
-          <w:rStyle w:val="DataTypeTok"/>
-        </w:rPr>
-        <w:t xml:space="preserve">"objects"</w:t>
-      </w:r>
-      <w:r>
-        <w:rPr>
-          <w:rStyle w:val="FunctionTok"/>
-        </w:rPr>
-        <w:t xml:space="preserve">:</w:t>
-      </w:r>
-      <w:r>
-        <w:rPr>
-          <w:rStyle w:val="NormalTok"/>
-        </w:rPr>
-        <w:t xml:space="preserve"> </w:t>
-      </w:r>
-      <w:r>
-        <w:rPr>
-          <w:rStyle w:val="FunctionTok"/>
-        </w:rPr>
-        <w:t xml:space="preserve">{</w:t>
-      </w:r>
-      <w:r>
-        <w:br/>
-      </w:r>
-      <w:r>
-        <w:rPr>
-          <w:rStyle w:val="NormalTok"/>
-        </w:rPr>
-        <w:t xml:space="preserve">      </w:t>
-      </w:r>
-      <w:r>
-        <w:rPr>
-          <w:rStyle w:val="DataTypeTok"/>
-        </w:rPr>
-        <w:t xml:space="preserve">"modelRegistryFileId"</w:t>
-      </w:r>
-      <w:r>
-        <w:rPr>
-          <w:rStyle w:val="FunctionTok"/>
-        </w:rPr>
-        <w:t xml:space="preserve">:</w:t>
-      </w:r>
-      <w:r>
-        <w:rPr>
-          <w:rStyle w:val="NormalTok"/>
-        </w:rPr>
-        <w:t xml:space="preserve"> </w:t>
-      </w:r>
-      <w:r>
-        <w:rPr>
-          <w:rStyle w:val="StringTok"/>
-        </w:rPr>
-        <w:t xml:space="preserve">"&lt;MODEL_REGISTRY.csv file ID&gt;"</w:t>
-      </w:r>
-      <w:r>
-        <w:rPr>
-          <w:rStyle w:val="FunctionTok"/>
-        </w:rPr>
-        <w:t xml:space="preserve">,</w:t>
-      </w:r>
-      <w:r>
-        <w:br/>
-      </w:r>
-      <w:r>
-        <w:rPr>
-          <w:rStyle w:val="NormalTok"/>
-        </w:rPr>
-        <w:t xml:space="preserve">      </w:t>
-      </w:r>
-      <w:r>
-        <w:rPr>
-          <w:rStyle w:val="DataTypeTok"/>
-        </w:rPr>
-        <w:t xml:space="preserve">"modelRegistryImportId"</w:t>
-      </w:r>
-      <w:r>
-        <w:rPr>
-          <w:rStyle w:val="FunctionTok"/>
-        </w:rPr>
-        <w:t xml:space="preserve">:</w:t>
-      </w:r>
-      <w:r>
-        <w:rPr>
-          <w:rStyle w:val="NormalTok"/>
-        </w:rPr>
-        <w:t xml:space="preserve"> </w:t>
-      </w:r>
-      <w:r>
-        <w:rPr>
-          <w:rStyle w:val="StringTok"/>
-        </w:rPr>
-        <w:t xml:space="preserve">"&lt;Load Model Registry import action ID&gt;"</w:t>
-      </w:r>
-      <w:r>
-        <w:rPr>
-          <w:rStyle w:val="FunctionTok"/>
-        </w:rPr>
-        <w:t xml:space="preserve">,</w:t>
-      </w:r>
-      <w:r>
-        <w:br/>
-      </w:r>
-      <w:r>
-        <w:rPr>
-          <w:rStyle w:val="NormalTok"/>
-        </w:rPr>
-        <w:t xml:space="preserve">      </w:t>
-      </w:r>
-      <w:r>
-        <w:rPr>
-          <w:rStyle w:val="DataTypeTok"/>
-        </w:rPr>
-        <w:t xml:space="preserve">"modelHistoryListFileId"</w:t>
-      </w:r>
-      <w:r>
-        <w:rPr>
-          <w:rStyle w:val="FunctionTok"/>
-        </w:rPr>
-        <w:t xml:space="preserve">:</w:t>
-      </w:r>
-      <w:r>
-        <w:rPr>
-          <w:rStyle w:val="NormalTok"/>
-        </w:rPr>
-        <w:t xml:space="preserve"> </w:t>
-      </w:r>
-      <w:r>
-        <w:rPr>
-          <w:rStyle w:val="StringTok"/>
-        </w:rPr>
-        <w:t xml:space="preserve">"&lt;MODEL_HISTORY_LIST.csv file ID&gt;"</w:t>
-      </w:r>
-      <w:r>
-        <w:rPr>
-          <w:rStyle w:val="FunctionTok"/>
-        </w:rPr>
-        <w:t xml:space="preserve">,</w:t>
-      </w:r>
-      <w:r>
-        <w:br/>
-      </w:r>
-      <w:r>
-        <w:rPr>
-          <w:rStyle w:val="NormalTok"/>
-        </w:rPr>
-        <w:t xml:space="preserve">      </w:t>
-      </w:r>
-      <w:r>
-        <w:rPr>
-          <w:rStyle w:val="DataTypeTok"/>
-        </w:rPr>
-        <w:t xml:space="preserve">"modelHistoryListImportId"</w:t>
-      </w:r>
-      <w:r>
-        <w:rPr>
-          <w:rStyle w:val="FunctionTok"/>
-        </w:rPr>
-        <w:t xml:space="preserve">:</w:t>
-      </w:r>
-      <w:r>
-        <w:rPr>
-          <w:rStyle w:val="NormalTok"/>
-        </w:rPr>
-        <w:t xml:space="preserve"> </w:t>
-      </w:r>
-      <w:r>
-        <w:rPr>
-          <w:rStyle w:val="StringTok"/>
-        </w:rPr>
-        <w:t xml:space="preserve">"&lt;Load Model History List import action ID&gt;"</w:t>
-      </w:r>
-      <w:r>
-        <w:rPr>
-          <w:rStyle w:val="FunctionTok"/>
-        </w:rPr>
-        <w:t xml:space="preserve">,</w:t>
-      </w:r>
-      <w:r>
-        <w:br/>
-      </w:r>
-      <w:r>
-        <w:rPr>
-          <w:rStyle w:val="NormalTok"/>
-        </w:rPr>
-        <w:t xml:space="preserve">      </w:t>
-      </w:r>
-      <w:r>
-        <w:rPr>
-          <w:rStyle w:val="DataTypeTok"/>
-        </w:rPr>
-        <w:t xml:space="preserve">"modelHistoryFileId"</w:t>
-      </w:r>
-      <w:r>
-        <w:rPr>
-          <w:rStyle w:val="FunctionTok"/>
-        </w:rPr>
-        <w:t xml:space="preserve">:</w:t>
-      </w:r>
-      <w:r>
-        <w:rPr>
-          <w:rStyle w:val="NormalTok"/>
-        </w:rPr>
-        <w:t xml:space="preserve"> </w:t>
-      </w:r>
-      <w:r>
-        <w:rPr>
-          <w:rStyle w:val="StringTok"/>
-        </w:rPr>
-        <w:t xml:space="preserve">"&lt;MODEL_HISTORY_NORMALIZED.csv file ID&gt;"</w:t>
-      </w:r>
-      <w:r>
-        <w:rPr>
-          <w:rStyle w:val="FunctionTok"/>
-        </w:rPr>
-        <w:t xml:space="preserve">,</w:t>
-      </w:r>
-      <w:r>
-        <w:br/>
-      </w:r>
-      <w:r>
-        <w:rPr>
-          <w:rStyle w:val="NormalTok"/>
-        </w:rPr>
-        <w:t xml:space="preserve">      </w:t>
-      </w:r>
-      <w:r>
-        <w:rPr>
-          <w:rStyle w:val="DataTypeTok"/>
-        </w:rPr>
-        <w:t xml:space="preserve">"modelHistoryImportId"</w:t>
-      </w:r>
-      <w:r>
-        <w:rPr>
-          <w:rStyle w:val="FunctionTok"/>
-        </w:rPr>
-        <w:t xml:space="preserve">:</w:t>
-      </w:r>
-      <w:r>
-        <w:rPr>
-          <w:rStyle w:val="NormalTok"/>
-        </w:rPr>
-        <w:t xml:space="preserve"> </w:t>
-      </w:r>
-      <w:r>
-        <w:rPr>
-          <w:rStyle w:val="StringTok"/>
-        </w:rPr>
-        <w:t xml:space="preserve">"&lt;Load Model History Detail import action ID&gt;"</w:t>
-      </w:r>
-      <w:r>
-        <w:rPr>
-          <w:rStyle w:val="FunctionTok"/>
-        </w:rPr>
-        <w:t xml:space="preserve">,</w:t>
-      </w:r>
-      <w:r>
-        <w:br/>
-      </w:r>
-      <w:r>
-        <w:rPr>
-          <w:rStyle w:val="NormalTok"/>
-        </w:rPr>
-        <w:t xml:space="preserve">      </w:t>
-      </w:r>
-      <w:r>
-        <w:rPr>
-          <w:rStyle w:val="DataTypeTok"/>
-        </w:rPr>
-        <w:t xml:space="preserve">"processId"</w:t>
-      </w:r>
-      <w:r>
-        <w:rPr>
-          <w:rStyle w:val="FunctionTok"/>
-        </w:rPr>
-        <w:t xml:space="preserve">:</w:t>
-      </w:r>
-      <w:r>
-        <w:rPr>
-          <w:rStyle w:val="NormalTok"/>
-        </w:rPr>
-        <w:t xml:space="preserve"> </w:t>
-      </w:r>
-      <w:r>
-        <w:rPr>
-          <w:rStyle w:val="StringTok"/>
-        </w:rPr>
-        <w:t xml:space="preserve">"&lt;Load Model History process ID&gt;"</w:t>
-      </w:r>
-      <w:r>
-        <w:rPr>
-          <w:rStyle w:val="FunctionTok"/>
-        </w:rPr>
-        <w:t xml:space="preserve">,</w:t>
-      </w:r>
-      <w:r>
-        <w:br/>
-      </w:r>
-      <w:r>
-        <w:rPr>
-          <w:rStyle w:val="NormalTok"/>
-        </w:rPr>
-        <w:t xml:space="preserve">      </w:t>
-      </w:r>
-      <w:r>
-        <w:rPr>
-          <w:rStyle w:val="DataTypeTok"/>
-        </w:rPr>
-        <w:t xml:space="preserve">"lastRunFileId"</w:t>
-      </w:r>
-      <w:r>
-        <w:rPr>
-          <w:rStyle w:val="FunctionTok"/>
-        </w:rPr>
-        <w:t xml:space="preserve">:</w:t>
-      </w:r>
-      <w:r>
-        <w:rPr>
-          <w:rStyle w:val="NormalTok"/>
-        </w:rPr>
-        <w:t xml:space="preserve"> </w:t>
-      </w:r>
-      <w:r>
-        <w:rPr>
-          <w:rStyle w:val="StringTok"/>
-        </w:rPr>
-        <w:t xml:space="preserve">"&lt;LAST_RUN.csv file ID&gt;"</w:t>
-      </w:r>
-      <w:r>
-        <w:rPr>
-          <w:rStyle w:val="FunctionTok"/>
-        </w:rPr>
-        <w:t xml:space="preserve">,</w:t>
-      </w:r>
-      <w:r>
-        <w:br/>
-      </w:r>
-      <w:r>
-        <w:rPr>
-          <w:rStyle w:val="NormalTok"/>
-        </w:rPr>
-        <w:t xml:space="preserve">      </w:t>
-      </w:r>
-      <w:r>
-        <w:rPr>
-          <w:rStyle w:val="DataTypeTok"/>
-        </w:rPr>
-        <w:t xml:space="preserve">"lastRunImportId"</w:t>
-      </w:r>
-      <w:r>
-        <w:rPr>
-          <w:rStyle w:val="FunctionTok"/>
-        </w:rPr>
-        <w:t xml:space="preserve">:</w:t>
-      </w:r>
-      <w:r>
-        <w:rPr>
-          <w:rStyle w:val="NormalTok"/>
-        </w:rPr>
-        <w:t xml:space="preserve"> </w:t>
-      </w:r>
-      <w:r>
-        <w:rPr>
-          <w:rStyle w:val="StringTok"/>
-        </w:rPr>
-        <w:t xml:space="preserve">"&lt;Load Last Run Timestamp import action ID&gt;"</w:t>
-      </w:r>
-      <w:r>
-        <w:br/>
-      </w:r>
-      <w:r>
-        <w:rPr>
-          <w:rStyle w:val="NormalTok"/>
-        </w:rPr>
-        <w:t xml:space="preserve">    </w:t>
-      </w:r>
-      <w:r>
-        <w:rPr>
-          <w:rStyle w:val="FunctionTok"/>
-        </w:rPr>
-        <w:t xml:space="preserve">}</w:t>
-      </w:r>
-      <w:r>
-        <w:br/>
-      </w:r>
-      <w:r>
-        <w:rPr>
-          <w:rStyle w:val="NormalTok"/>
-        </w:rPr>
-        <w:t xml:space="preserve">  </w:t>
-      </w:r>
-      <w:r>
-        <w:rPr>
-          <w:rStyle w:val="FunctionTok"/>
-        </w:rPr>
-        <w:t xml:space="preserve">},</w:t>
-      </w:r>
-      <w:r>
-        <w:br/>
-      </w:r>
-      <w:r>
-        <w:rPr>
-          <w:rStyle w:val="NormalTok"/>
-        </w:rPr>
-        <w:t xml:space="preserve">  </w:t>
-      </w:r>
-      <w:r>
-        <w:rPr>
-          <w:rStyle w:val="DataTypeTok"/>
-        </w:rPr>
-        <w:t xml:space="preserve">"sourceModels"</w:t>
-      </w:r>
-      <w:r>
-        <w:rPr>
-          <w:rStyle w:val="FunctionTok"/>
-        </w:rPr>
-        <w:t xml:space="preserve">:</w:t>
-      </w:r>
-      <w:r>
-        <w:rPr>
-          <w:rStyle w:val="NormalTok"/>
-        </w:rPr>
-        <w:t xml:space="preserve"> </w:t>
-      </w:r>
-      <w:r>
-        <w:rPr>
-          <w:rStyle w:val="OtherTok"/>
-        </w:rPr>
-        <w:t xml:space="preserve">[</w:t>
-      </w:r>
-      <w:r>
-        <w:br/>
-      </w:r>
-      <w:r>
-        <w:rPr>
-          <w:rStyle w:val="NormalTok"/>
-        </w:rPr>
-        <w:t xml:space="preserve">    </w:t>
-      </w:r>
-      <w:r>
-        <w:rPr>
-          <w:rStyle w:val="FunctionTok"/>
-        </w:rPr>
-        <w:t xml:space="preserve">{</w:t>
-      </w:r>
-      <w:r>
-        <w:br/>
-      </w:r>
-      <w:r>
-        <w:rPr>
-          <w:rStyle w:val="NormalTok"/>
-        </w:rPr>
-        <w:t xml:space="preserve">      </w:t>
-      </w:r>
-      <w:r>
-        <w:rPr>
-          <w:rStyle w:val="DataTypeTok"/>
-        </w:rPr>
-        <w:t xml:space="preserve">"workspaceId"</w:t>
-      </w:r>
-      <w:r>
-        <w:rPr>
-          <w:rStyle w:val="FunctionTok"/>
-        </w:rPr>
-        <w:t xml:space="preserve">:</w:t>
-      </w:r>
-      <w:r>
-        <w:rPr>
-          <w:rStyle w:val="NormalTok"/>
-        </w:rPr>
-        <w:t xml:space="preserve"> </w:t>
-      </w:r>
-      <w:r>
-        <w:rPr>
-          <w:rStyle w:val="StringTok"/>
-        </w:rPr>
-        <w:t xml:space="preserve">"&lt;source-workspace-id&gt;"</w:t>
-      </w:r>
-      <w:r>
-        <w:rPr>
-          <w:rStyle w:val="FunctionTok"/>
-        </w:rPr>
-        <w:t xml:space="preserve">,</w:t>
-      </w:r>
-      <w:r>
-        <w:br/>
-      </w:r>
-      <w:r>
-        <w:rPr>
-          <w:rStyle w:val="NormalTok"/>
-        </w:rPr>
-        <w:t xml:space="preserve">      </w:t>
-      </w:r>
-      <w:r>
-        <w:rPr>
-          <w:rStyle w:val="DataTypeTok"/>
-        </w:rPr>
-        <w:t xml:space="preserve">"modelId"</w:t>
-      </w:r>
-      <w:r>
-        <w:rPr>
-          <w:rStyle w:val="FunctionTok"/>
-        </w:rPr>
-        <w:t xml:space="preserve">:</w:t>
-      </w:r>
-      <w:r>
-        <w:rPr>
-          <w:rStyle w:val="NormalTok"/>
-        </w:rPr>
-        <w:t xml:space="preserve"> </w:t>
-      </w:r>
-      <w:r>
-        <w:rPr>
-          <w:rStyle w:val="StringTok"/>
-        </w:rPr>
-        <w:t xml:space="preserve">"&lt;source-model-id&gt;"</w:t>
-      </w:r>
-      <w:r>
-        <w:rPr>
-          <w:rStyle w:val="FunctionTok"/>
-        </w:rPr>
-        <w:t xml:space="preserve">,</w:t>
-      </w:r>
-      <w:r>
-        <w:br/>
-      </w:r>
-      <w:r>
-        <w:rPr>
-          <w:rStyle w:val="NormalTok"/>
-        </w:rPr>
-        <w:t xml:space="preserve">      </w:t>
-      </w:r>
-      <w:r>
-        <w:rPr>
-          <w:rStyle w:val="DataTypeTok"/>
-        </w:rPr>
-        <w:t xml:space="preserve">"exportActionId"</w:t>
-      </w:r>
-      <w:r>
-        <w:rPr>
-          <w:rStyle w:val="FunctionTok"/>
-        </w:rPr>
-        <w:t xml:space="preserve">:</w:t>
-      </w:r>
-      <w:r>
-        <w:rPr>
-          <w:rStyle w:val="NormalTok"/>
-        </w:rPr>
-        <w:t xml:space="preserve"> </w:t>
-      </w:r>
-      <w:r>
-        <w:rPr>
-          <w:rStyle w:val="StringTok"/>
-        </w:rPr>
-        <w:t xml:space="preserve">"&lt;MODEL_HISTORY_EXPORT action ID&gt;"</w:t>
-      </w:r>
-      <w:r>
-        <w:br/>
-      </w:r>
-      <w:r>
-        <w:rPr>
-          <w:rStyle w:val="NormalTok"/>
-        </w:rPr>
-        <w:t xml:space="preserve">    </w:t>
-      </w:r>
-      <w:r>
-        <w:rPr>
-          <w:rStyle w:val="FunctionTok"/>
-        </w:rPr>
-        <w:t xml:space="preserve">}</w:t>
-      </w:r>
-      <w:r>
-        <w:br/>
-      </w:r>
-      <w:r>
-        <w:rPr>
-          <w:rStyle w:val="NormalTok"/>
-        </w:rPr>
-        <w:t xml:space="preserve">  </w:t>
-      </w:r>
-      <w:r>
-        <w:rPr>
-          <w:rStyle w:val="OtherTok"/>
-        </w:rPr>
-        <w:t xml:space="preserve">]</w:t>
-      </w:r>
-      <w:r>
-        <w:br/>
-      </w:r>
-      <w:r>
-        <w:rPr>
-          <w:rStyle w:val="FunctionTok"/>
-        </w:rPr>
-        <w:t xml:space="preserve">}</w:t>
-      </w:r>
-    </w:p>
-    <w:p>
-      <w:pPr>
-        <w:pStyle w:val="FirstParagraph"/>
-      </w:pPr>
-      <w:r>
-        <w:t xml:space="preserve">Leave</w:t>
-      </w:r>
-      <w:r>
-        <w:t xml:space="preserve"> </w:t>
+        <w:t xml:space="preserve">lastRunFileId</w:t>
+      </w:r>
+      <w:r>
+        <w:t xml:space="preserve"> and </w:t>
       </w:r>
       <w:r>
         <w:rPr>
           <w:rStyle w:val="VerbatimChar"/>
         </w:rPr>
-        <w:t xml:space="preserve">lastRunFileId</w:t>
-      </w:r>
-      <w:r>
-        <w:t xml:space="preserve"> </w:t>
-      </w:r>
-      <w:r>
-        <w:t xml:space="preserve">and</w:t>
-      </w:r>
-      <w:r>
-        <w:t xml:space="preserve"> </w:t>
-      </w:r>
-      <w:r>
-        <w:rPr>
-          <w:rStyle w:val="VerbatimChar"/>
-        </w:rPr>
         <w:t xml:space="preserve">lastRunImportId</w:t>
       </w:r>
       <w:r>
-        <w:t xml:space="preserve"> </w:t>
-      </w:r>
-      <w:r>
-        <w:t xml:space="preserve">as empty strings (</w:t>
+        <w:t xml:space="preserve"> as empty strings (</w:t>
       </w:r>
       <w:r>
         <w:rPr>
@@ -6645,13 +6303,7 @@
         <w:t xml:space="preserve">Dry-run check:</w:t>
       </w:r>
       <w:r>
-        <w:t xml:space="preserve"> </w:t>
-      </w:r>
-      <w:r>
-        <w:t xml:space="preserve">Run</w:t>
-      </w:r>
-      <w:r>
-        <w:t xml:space="preserve"> </w:t>
+        <w:t xml:space="preserve"> Run </w:t>
       </w:r>
       <w:r>
         <w:rPr>
@@ -6660,10 +6312,7 @@
         <w:t xml:space="preserve">uv run anaplan-audit run --dry-run --verbose</w:t>
       </w:r>
       <w:r>
-        <w:t xml:space="preserve"> </w:t>
-      </w:r>
-      <w:r>
-        <w:t xml:space="preserve">and confirm no configuration errors are reported.</w:t>
+        <w:t xml:space="preserve"> and confirm no configuration errors are reported.</w:t>
       </w:r>
     </w:p>
     <w:p>
@@ -6682,13 +6331,7 @@
         <w:t xml:space="preserve">Validate config:</w:t>
       </w:r>
       <w:r>
-        <w:t xml:space="preserve"> </w:t>
-      </w:r>
-      <w:r>
-        <w:t xml:space="preserve">Run</w:t>
-      </w:r>
-      <w:r>
-        <w:t xml:space="preserve"> </w:t>
+        <w:t xml:space="preserve"> Run </w:t>
       </w:r>
       <w:r>
         <w:rPr>
@@ -6697,10 +6340,7 @@
         <w:t xml:space="preserve">uv run anaplan-audit validate-config</w:t>
       </w:r>
       <w:r>
-        <w:t xml:space="preserve"> </w:t>
-      </w:r>
-      <w:r>
-        <w:t xml:space="preserve">and confirm all IDs resolve without error.</w:t>
+        <w:t xml:space="preserve"> and confirm all IDs resolve without error.</w:t>
       </w:r>
     </w:p>
     <w:p>
@@ -6719,13 +6359,7 @@
         <w:t xml:space="preserve">Live run:</w:t>
       </w:r>
       <w:r>
-        <w:t xml:space="preserve"> </w:t>
-      </w:r>
-      <w:r>
-        <w:t xml:space="preserve">Run</w:t>
-      </w:r>
-      <w:r>
-        <w:t xml:space="preserve"> </w:t>
+        <w:t xml:space="preserve"> Run </w:t>
       </w:r>
       <w:r>
         <w:rPr>
@@ -6734,13 +6368,7 @@
         <w:t xml:space="preserve">uv run anaplan-audit run --verbose</w:t>
       </w:r>
       <w:r>
-        <w:t xml:space="preserve"> </w:t>
-      </w:r>
-      <w:r>
-        <w:t xml:space="preserve">and confirm the structured log output shows each step completing with a</w:t>
-      </w:r>
-      <w:r>
-        <w:t xml:space="preserve"> </w:t>
+        <w:t xml:space="preserve"> and confirm the structured log output shows each step completing with a </w:t>
       </w:r>
       <w:r>
         <w:rPr>
@@ -6749,13 +6377,7 @@
         <w:t xml:space="preserve">duration_ms</w:t>
       </w:r>
       <w:r>
-        <w:t xml:space="preserve"> </w:t>
-      </w:r>
-      <w:r>
-        <w:t xml:space="preserve">value and non-zero</w:t>
-      </w:r>
-      <w:r>
-        <w:t xml:space="preserve"> </w:t>
+        <w:t xml:space="preserve"> value and non-zero </w:t>
       </w:r>
       <w:r>
         <w:rPr>
@@ -6783,13 +6405,7 @@
         <w:t xml:space="preserve">Model Registry:</w:t>
       </w:r>
       <w:r>
-        <w:t xml:space="preserve"> </w:t>
-      </w:r>
-      <w:r>
-        <w:t xml:space="preserve">Open the Model History Reporting model in Anaplan and confirm the</w:t>
-      </w:r>
-      <w:r>
-        <w:t xml:space="preserve"> </w:t>
+        <w:t xml:space="preserve"> Open the Model History Reporting model in Anaplan and confirm the </w:t>
       </w:r>
       <w:r>
         <w:rPr>
@@ -6798,10 +6414,7 @@
         <w:t xml:space="preserve">Model Registry</w:t>
       </w:r>
       <w:r>
-        <w:t xml:space="preserve"> </w:t>
-      </w:r>
-      <w:r>
-        <w:t xml:space="preserve">list is populated with your source models.</w:t>
+        <w:t xml:space="preserve"> list is populated with your source models.</w:t>
       </w:r>
     </w:p>
     <w:p>
@@ -6820,13 +6433,7 @@
         <w:t xml:space="preserve">Model History Detail module:</w:t>
       </w:r>
       <w:r>
-        <w:t xml:space="preserve"> </w:t>
-      </w:r>
-      <w:r>
-        <w:t xml:space="preserve">Confirm the</w:t>
-      </w:r>
-      <w:r>
-        <w:t xml:space="preserve"> </w:t>
+        <w:t xml:space="preserve"> Confirm the </w:t>
       </w:r>
       <w:r>
         <w:rPr>
@@ -6835,13 +6442,7 @@
         <w:t xml:space="preserve">Model History Detail</w:t>
       </w:r>
       <w:r>
-        <w:t xml:space="preserve"> </w:t>
-      </w:r>
-      <w:r>
-        <w:t xml:space="preserve">module contains rows with all 17 line items populated (null values for</w:t>
-      </w:r>
-      <w:r>
-        <w:t xml:space="preserve"> </w:t>
+        <w:t xml:space="preserve"> module contains rows with all 17 line items populated (null values for </w:t>
       </w:r>
       <w:r>
         <w:rPr>
@@ -6850,10 +6451,7 @@
         <w:t xml:space="preserve">import_action</w:t>
       </w:r>
       <w:r>
-        <w:t xml:space="preserve">,</w:t>
-      </w:r>
-      <w:r>
-        <w:t xml:space="preserve"> </w:t>
+        <w:t xml:space="preserve">, </w:t>
       </w:r>
       <w:r>
         <w:rPr>
@@ -6862,10 +6460,7 @@
         <w:t xml:space="preserve">data_types</w:t>
       </w:r>
       <w:r>
-        <w:t xml:space="preserve">, and</w:t>
-      </w:r>
-      <w:r>
-        <w:t xml:space="preserve"> </w:t>
+        <w:t xml:space="preserve">, and </w:t>
       </w:r>
       <w:r>
         <w:rPr>
@@ -6874,10 +6469,7 @@
         <w:t xml:space="preserve">table_name</w:t>
       </w:r>
       <w:r>
-        <w:t xml:space="preserve"> </w:t>
-      </w:r>
-      <w:r>
-        <w:t xml:space="preserve">are expected when those fields are not present in a given export).</w:t>
+        <w:t xml:space="preserve"> are expected when those fields are not present in a given export).</w:t>
       </w:r>
     </w:p>
     <w:p>
@@ -6896,13 +6488,7 @@
         <w:t xml:space="preserve">Last-run timestamp:</w:t>
       </w:r>
       <w:r>
-        <w:t xml:space="preserve"> </w:t>
-      </w:r>
-      <w:r>
-        <w:t xml:space="preserve">If</w:t>
-      </w:r>
-      <w:r>
-        <w:t xml:space="preserve"> </w:t>
+        <w:t xml:space="preserve"> If </w:t>
       </w:r>
       <w:r>
         <w:rPr>
@@ -6920,13 +6506,7 @@
         <w:t xml:space="preserve">lastRunImportId</w:t>
       </w:r>
       <w:r>
-        <w:t xml:space="preserve"> </w:t>
-      </w:r>
-      <w:r>
-        <w:t xml:space="preserve">are configured, verify the last-run timestamp appears in the expected cell or line item in Anaplan. The value should match the</w:t>
-      </w:r>
-      <w:r>
-        <w:t xml:space="preserve"> </w:t>
+        <w:t xml:space="preserve"> are configured, verify the last-run timestamp appears in the expected cell or line item in Anaplan. The value should match the </w:t>
       </w:r>
       <w:r>
         <w:rPr>
@@ -6935,13 +6515,7 @@
         <w:t xml:space="preserve">new_last_run</w:t>
       </w:r>
       <w:r>
-        <w:t xml:space="preserve"> </w:t>
-      </w:r>
-      <w:r>
-        <w:t xml:space="preserve">field in the</w:t>
-      </w:r>
-      <w:r>
-        <w:t xml:space="preserve"> </w:t>
+        <w:t xml:space="preserve"> field in the </w:t>
       </w:r>
       <w:r>
         <w:rPr>
@@ -6950,10 +6524,7 @@
         <w:t xml:space="preserve">upload_complete</w:t>
       </w:r>
       <w:r>
-        <w:t xml:space="preserve"> </w:t>
-      </w:r>
-      <w:r>
-        <w:t xml:space="preserve">log event.</w:t>
+        <w:t xml:space="preserve"> log event.</w:t>
       </w:r>
     </w:p>
     <w:p>
@@ -6994,13 +6565,7 @@
         <w:t xml:space="preserve">Symptom:</w:t>
       </w:r>
       <w:r>
-        <w:t xml:space="preserve"> </w:t>
-      </w:r>
-      <w:r>
-        <w:t xml:space="preserve">Log shows</w:t>
-      </w:r>
-      <w:r>
-        <w:t xml:space="preserve"> </w:t>
+        <w:t xml:space="preserve"> Log shows </w:t>
       </w:r>
       <w:r>
         <w:rPr>
@@ -7024,13 +6589,7 @@
         <w:t xml:space="preserve">Resolution:</w:t>
       </w:r>
       <w:r>
-        <w:t xml:space="preserve"> </w:t>
-      </w:r>
-      <w:r>
-        <w:t xml:space="preserve">Confirm the export action name in Anaplan exactly matches</w:t>
-      </w:r>
-      <w:r>
-        <w:t xml:space="preserve"> </w:t>
+        <w:t xml:space="preserve"> Confirm the export action name in Anaplan exactly matches </w:t>
       </w:r>
       <w:r>
         <w:rPr>
@@ -7039,13 +6598,7 @@
         <w:t xml:space="preserve">exportActionName</w:t>
       </w:r>
       <w:r>
-        <w:t xml:space="preserve"> </w:t>
-      </w:r>
-      <w:r>
-        <w:t xml:space="preserve">in</w:t>
-      </w:r>
-      <w:r>
-        <w:t xml:space="preserve"> </w:t>
+        <w:t xml:space="preserve"> in </w:t>
       </w:r>
       <w:r>
         <w:rPr>
@@ -7079,13 +6632,7 @@
         <w:t xml:space="preserve">Symptom:</w:t>
       </w:r>
       <w:r>
-        <w:t xml:space="preserve"> </w:t>
-      </w:r>
-      <w:r>
-        <w:t xml:space="preserve">Log shows</w:t>
-      </w:r>
-      <w:r>
-        <w:t xml:space="preserve"> </w:t>
+        <w:t xml:space="preserve"> Log shows </w:t>
       </w:r>
       <w:r>
         <w:rPr>
@@ -7109,13 +6656,7 @@
         <w:t xml:space="preserve">Resolution:</w:t>
       </w:r>
       <w:r>
-        <w:t xml:space="preserve"> </w:t>
-      </w:r>
-      <w:r>
-        <w:t xml:space="preserve">Increase</w:t>
-      </w:r>
-      <w:r>
-        <w:t xml:space="preserve"> </w:t>
+        <w:t xml:space="preserve"> Increase </w:t>
       </w:r>
       <w:r>
         <w:rPr>
@@ -7124,13 +6665,7 @@
         <w:t xml:space="preserve">exportTimeoutSeconds</w:t>
       </w:r>
       <w:r>
-        <w:t xml:space="preserve"> </w:t>
-      </w:r>
-      <w:r>
-        <w:t xml:space="preserve">in</w:t>
-      </w:r>
-      <w:r>
-        <w:t xml:space="preserve"> </w:t>
+        <w:t xml:space="preserve"> in </w:t>
       </w:r>
       <w:r>
         <w:rPr>
@@ -7164,13 +6699,7 @@
         <w:t xml:space="preserve">Symptom:</w:t>
       </w:r>
       <w:r>
-        <w:t xml:space="preserve"> </w:t>
-      </w:r>
-      <w:r>
-        <w:t xml:space="preserve">Log shows a column count mismatch or</w:t>
-      </w:r>
-      <w:r>
-        <w:t xml:space="preserve"> </w:t>
+        <w:t xml:space="preserve"> Log shows a column count mismatch or </w:t>
       </w:r>
       <w:r>
         <w:rPr>
@@ -7179,10 +6708,7 @@
         <w:t xml:space="preserve">normalize_model_history</w:t>
       </w:r>
       <w:r>
-        <w:t xml:space="preserve"> </w:t>
-      </w:r>
-      <w:r>
-        <w:t xml:space="preserve">raises an error referencing unexpected column headers.</w:t>
+        <w:t xml:space="preserve"> raises an error referencing unexpected column headers.</w:t>
       </w:r>
     </w:p>
     <w:p>
@@ -7197,10 +6723,7 @@
         <w:t xml:space="preserve">Resolution:</w:t>
       </w:r>
       <w:r>
-        <w:t xml:space="preserve"> </w:t>
-      </w:r>
-      <w:r>
-        <w:t xml:space="preserve">The tool detects the delimiter (tab or comma) from the first line of the download. If Anaplan changes the export format in a future release, check that the first line of the raw download file is a valid header row. Contact Anaplan support if the export produces a non-standard format.</w:t>
+        <w:t xml:space="preserve"> The tool detects the delimiter (tab or comma) from the first line of the download. If Anaplan changes the export format in a future release, check that the first line of the raw download file is a valid header row. Contact Anaplan support if the export produces a non-standard format.</w:t>
       </w:r>
     </w:p>
     <w:bookmarkEnd w:id="47"/>
@@ -7225,10 +6748,7 @@
         <w:t xml:space="preserve">Symptom:</w:t>
       </w:r>
       <w:r>
-        <w:t xml:space="preserve"> </w:t>
-      </w:r>
-      <w:r>
-        <w:t xml:space="preserve">The CLI reports a successful file upload but the Anaplan import action returns an error status.</w:t>
+        <w:t xml:space="preserve"> The CLI reports a successful file upload but the Anaplan import action returns an error status.</w:t>
       </w:r>
     </w:p>
     <w:p>
@@ -7243,25 +6763,7 @@
         <w:t xml:space="preserve">Resolution:</w:t>
       </w:r>
       <w:r>
-        <w:t xml:space="preserve"> </w:t>
-      </w:r>
-      <w:r>
-        <w:t xml:space="preserve">- Open the import action in Anaplan and run it manually against the uploaded file to see the detailed error.</w:t>
-      </w:r>
-      <w:r>
-        <w:t xml:space="preserve"> </w:t>
-      </w:r>
-      <w:r>
-        <w:t xml:space="preserve">- Confirm all 18 columns in MODEL_HISTORY_NORMALIZED.csv are mapped correctly in the import action definition.</w:t>
-      </w:r>
-      <w:r>
-        <w:t xml:space="preserve"> </w:t>
-      </w:r>
-      <w:r>
-        <w:t xml:space="preserve">- Confirm the</w:t>
-      </w:r>
-      <w:r>
-        <w:t xml:space="preserve"> </w:t>
+        <w:t xml:space="preserve"> - Open the import action in Anaplan and run it manually against the uploaded file to see the detailed error. - Confirm all 18 columns in MODEL_HISTORY_NORMALIZED.csv are mapped correctly in the import action definition. - Confirm the </w:t>
       </w:r>
       <w:r>
         <w:rPr>
@@ -7270,13 +6772,7 @@
         <w:t xml:space="preserve">Model History List</w:t>
       </w:r>
       <w:r>
-        <w:t xml:space="preserve"> </w:t>
-      </w:r>
-      <w:r>
-        <w:t xml:space="preserve">list contains the</w:t>
-      </w:r>
-      <w:r>
-        <w:t xml:space="preserve"> </w:t>
+        <w:t xml:space="preserve"> list contains the </w:t>
       </w:r>
       <w:r>
         <w:rPr>
@@ -7285,10 +6781,7 @@
         <w:t xml:space="preserve">record_id</w:t>
       </w:r>
       <w:r>
-        <w:t xml:space="preserve"> </w:t>
-      </w:r>
-      <w:r>
-        <w:t xml:space="preserve">codes before importing the module data (the list import must run before the module import in the process).</w:t>
+        <w:t xml:space="preserve"> codes before importing the module data (the list import must run before the module import in the process).</w:t>
       </w:r>
     </w:p>
     <w:bookmarkEnd w:id="48"/>
@@ -7313,10 +6806,7 @@
         <w:t xml:space="preserve">Symptom:</w:t>
       </w:r>
       <w:r>
-        <w:t xml:space="preserve"> </w:t>
-      </w:r>
-      <w:r>
-        <w:t xml:space="preserve">The tool runs against an existing database created by an earlier version and logs a warning about missing columns.</w:t>
+        <w:t xml:space="preserve"> The tool runs against an existing database created by an earlier version and logs a warning about missing columns.</w:t>
       </w:r>
     </w:p>
     <w:p>
@@ -7331,13 +6821,7 @@
         <w:t xml:space="preserve">Resolution:</w:t>
       </w:r>
       <w:r>
-        <w:t xml:space="preserve"> </w:t>
-      </w:r>
-      <w:r>
-        <w:t xml:space="preserve">The tool automatically runs</w:t>
-      </w:r>
-      <w:r>
-        <w:t xml:space="preserve"> </w:t>
+        <w:t xml:space="preserve"> The tool automatically runs </w:t>
       </w:r>
       <w:r>
         <w:rPr>
@@ -7346,13 +6830,7 @@
         <w:t xml:space="preserve">ensure_model_history_tables()</w:t>
       </w:r>
       <w:r>
-        <w:t xml:space="preserve"> </w:t>
-      </w:r>
-      <w:r>
-        <w:t xml:space="preserve">on startup, which adds any missing columns to existing tables via</w:t>
-      </w:r>
-      <w:r>
-        <w:t xml:space="preserve"> </w:t>
+        <w:t xml:space="preserve"> on startup, which adds any missing columns to existing tables via </w:t>
       </w:r>
       <w:r>
         <w:rPr>
@@ -7395,13 +6873,7 @@
         <w:t xml:space="preserve">lastRunFileId</w:t>
       </w:r>
       <w:r>
-        <w:t xml:space="preserve"> </w:t>
-      </w:r>
-      <w:r>
-        <w:t xml:space="preserve">and</w:t>
-      </w:r>
-      <w:r>
-        <w:t xml:space="preserve"> </w:t>
+        <w:t xml:space="preserve"> and </w:t>
       </w:r>
       <w:r>
         <w:rPr>
@@ -7410,10 +6882,7 @@
         <w:t xml:space="preserve">lastRunImportId</w:t>
       </w:r>
       <w:r>
-        <w:t xml:space="preserve"> </w:t>
-      </w:r>
-      <w:r>
-        <w:t xml:space="preserve">are configured but the timestamp in Anaplan does not update after a run.</w:t>
+        <w:t xml:space="preserve"> are configured but the timestamp in Anaplan does not update after a run.</w:t>
       </w:r>
     </w:p>
     <w:p>
@@ -7428,13 +6897,7 @@
         <w:t xml:space="preserve">Resolution:</w:t>
       </w:r>
       <w:r>
-        <w:t xml:space="preserve"> </w:t>
-      </w:r>
-      <w:r>
-        <w:t xml:space="preserve">- Confirm both IDs are non-empty strings in</w:t>
-      </w:r>
-      <w:r>
-        <w:t xml:space="preserve"> </w:t>
+        <w:t xml:space="preserve"> - Confirm both IDs are non-empty strings in </w:t>
       </w:r>
       <w:r>
         <w:rPr>
@@ -7443,16 +6906,7 @@
         <w:t xml:space="preserve">settings.json</w:t>
       </w:r>
       <w:r>
-        <w:t xml:space="preserve">.</w:t>
-      </w:r>
-      <w:r>
-        <w:t xml:space="preserve"> </w:t>
-      </w:r>
-      <w:r>
-        <w:t xml:space="preserve">- Check the structured log for an</w:t>
-      </w:r>
-      <w:r>
-        <w:t xml:space="preserve"> </w:t>
+        <w:t xml:space="preserve">. - Check the structured log for an </w:t>
       </w:r>
       <w:r>
         <w:rPr>
@@ -7461,13 +6915,7 @@
         <w:t xml:space="preserve">upload_complete</w:t>
       </w:r>
       <w:r>
-        <w:t xml:space="preserve"> </w:t>
-      </w:r>
-      <w:r>
-        <w:t xml:space="preserve">event with</w:t>
-      </w:r>
-      <w:r>
-        <w:t xml:space="preserve"> </w:t>
+        <w:t xml:space="preserve"> event with </w:t>
       </w:r>
       <w:r>
         <w:rPr>
@@ -7476,20 +6924,1278 @@
         <w:t xml:space="preserve">file: "LAST_RUN.csv"</w:t>
       </w:r>
       <w:r>
-        <w:t xml:space="preserve"> </w:t>
-      </w:r>
-      <w:r>
-        <w:t xml:space="preserve">— if absent, the upload was skipped due to a blank ID.</w:t>
-      </w:r>
-      <w:r>
-        <w:t xml:space="preserve"> </w:t>
-      </w:r>
-      <w:r>
-        <w:t xml:space="preserve">- Confirm the import action target (cell or line item) exists and the import mapping is correct.</w:t>
+        <w:t xml:space="preserve"> — if absent, the upload was skipped due to a blank ID. - Confirm the import action target (cell or line item) exists and the import mapping is correct.</w:t>
       </w:r>
     </w:p>
     <w:bookmarkEnd w:id="50"/>
     <w:bookmarkEnd w:id="51"/>
+    <w:p>
+      <w:pPr>
+        <w:pStyle w:val="Heading1"/>
+      </w:pPr>
+      <w:r>
+        <w:t xml:space="preserve">Appendix A: v3.1 Release Addendum</w:t>
+      </w:r>
+    </w:p>
+    <w:p>
+      <w:r>
+        <w:t xml:space="preserve">v3.1 (June 2026) — audit catalog refresh. Existing v3 reporting models continue to work without modification. The optional line items described below are recommended for customers who want to surface ADO, Workflow templates, Comments, Forecaster, or UX page tracking in their dashboards. The activity-code list grows automatically on next import — no rebuild required.</w:t>
+      </w:r>
+    </w:p>
+    <w:p>
+      <w:pPr>
+        <w:pStyle w:val="Heading2"/>
+      </w:pPr>
+      <w:r>
+        <w:t xml:space="preserve">A.1 Optional v3.1 line items for new event categories</w:t>
+      </w:r>
+    </w:p>
+    <w:p>
+      <w:r>
+        <w:t xml:space="preserve">v3.1 surfaces optional new columns from the SQL transform that map cleanly to additional reporting-module line items. These are optional — existing reports continue to work unchanged. Adding them lets you slice and filter on the newer event categories.</w:t>
+      </w:r>
+    </w:p>
+    <w:p>
+      <w:r>
+        <w:rPr>
+          <w:b/>
+          <w:bCs/>
+        </w:rPr>
+        <w:t xml:space="preserve">In the Audit Detail module, create the following additional line items:</w:t>
+      </w:r>
+    </w:p>
+    <w:tbl>
+      <w:tblPr>
+        <w:tblStyle w:val="Table"/>
+        <w:tblW w:type="pct" w:w="5000"/>
+        <w:tblLayout w:type="fixed"/>
+        <w:tblLook w:firstRow="1" w:lastRow="0" w:firstColumn="0" w:lastColumn="0" w:noHBand="0" w:noVBand="0" w:val="0020"/>
+      </w:tblPr>
+      <w:tblGrid>
+        <w:gridCol w:w="1800"/>
+        <w:gridCol w:w="1100"/>
+        <w:gridCol w:w="2200"/>
+        <w:gridCol w:w="2820"/>
+      </w:tblGrid>
+      <w:tr>
+        <w:trPr>
+          <w:tblHeader w:val="on"/>
+        </w:trPr>
+        <w:tc>
+          <w:tcPr>
+            <w:tcW w:type="dxa" w:w="1800"/>
+          </w:tcPr>
+          <w:p>
+            <w:pPr>
+              <w:pStyle w:val="Compact"/>
+            </w:pPr>
+            <w:r>
+              <w:rPr>
+                <w:b/>
+                <w:bCs/>
+              </w:rPr>
+              <w:t xml:space="preserve">Line item name</w:t>
+            </w:r>
+          </w:p>
+        </w:tc>
+        <w:tc>
+          <w:tcPr>
+            <w:tcW w:type="dxa" w:w="1100"/>
+          </w:tcPr>
+          <w:p>
+            <w:pPr>
+              <w:pStyle w:val="Compact"/>
+            </w:pPr>
+            <w:r>
+              <w:rPr>
+                <w:b/>
+                <w:bCs/>
+              </w:rPr>
+              <w:t xml:space="preserve">Format</w:t>
+            </w:r>
+          </w:p>
+        </w:tc>
+        <w:tc>
+          <w:tcPr>
+            <w:tcW w:type="dxa" w:w="2200"/>
+          </w:tcPr>
+          <w:p>
+            <w:pPr>
+              <w:pStyle w:val="Compact"/>
+            </w:pPr>
+            <w:r>
+              <w:rPr>
+                <w:b/>
+                <w:bCs/>
+              </w:rPr>
+              <w:t xml:space="preserve">Source SQL column</w:t>
+            </w:r>
+          </w:p>
+        </w:tc>
+        <w:tc>
+          <w:tcPr>
+            <w:tcW w:type="dxa" w:w="2820"/>
+          </w:tcPr>
+          <w:p>
+            <w:pPr>
+              <w:pStyle w:val="Compact"/>
+            </w:pPr>
+            <w:r>
+              <w:rPr>
+                <w:b/>
+                <w:bCs/>
+              </w:rPr>
+              <w:t xml:space="preserve">Populated by</w:t>
+            </w:r>
+          </w:p>
+        </w:tc>
+      </w:tr>
+      <w:tr>
+        <w:tc>
+          <w:tcPr>
+            <w:tcW w:type="dxa" w:w="1800"/>
+          </w:tcPr>
+          <w:p>
+            <w:pPr>
+              <w:pStyle w:val="Compact"/>
+            </w:pPr>
+            <w:r>
+              <w:t xml:space="preserve">event_category</w:t>
+            </w:r>
+          </w:p>
+        </w:tc>
+        <w:tc>
+          <w:tcPr>
+            <w:tcW w:type="dxa" w:w="1100"/>
+          </w:tcPr>
+          <w:p>
+            <w:pPr>
+              <w:pStyle w:val="Compact"/>
+            </w:pPr>
+            <w:r>
+              <w:t xml:space="preserve">Text or List</w:t>
+            </w:r>
+          </w:p>
+        </w:tc>
+        <w:tc>
+          <w:tcPr>
+            <w:tcW w:type="dxa" w:w="2200"/>
+          </w:tcPr>
+          <w:p>
+            <w:pPr>
+              <w:pStyle w:val="Compact"/>
+            </w:pPr>
+            <w:r>
+              <w:t xml:space="preserve">EVENT_CATEGORY</w:t>
+            </w:r>
+          </w:p>
+        </w:tc>
+        <w:tc>
+          <w:tcPr>
+            <w:tcW w:type="dxa" w:w="2820"/>
+          </w:tcPr>
+          <w:p>
+            <w:pPr>
+              <w:pStyle w:val="Compact"/>
+            </w:pPr>
+            <w:r>
+              <w:t xml:space="preserve">Every event — derived from event code prefix</w:t>
+            </w:r>
+          </w:p>
+        </w:tc>
+      </w:tr>
+      <w:tr>
+        <w:tc>
+          <w:tcPr>
+            <w:tcW w:type="dxa" w:w="1800"/>
+          </w:tcPr>
+          <w:p>
+            <w:pPr>
+              <w:pStyle w:val="Compact"/>
+            </w:pPr>
+            <w:r>
+              <w:t xml:space="preserve">ux_app_id</w:t>
+            </w:r>
+          </w:p>
+        </w:tc>
+        <w:tc>
+          <w:tcPr>
+            <w:tcW w:type="dxa" w:w="1100"/>
+          </w:tcPr>
+          <w:p>
+            <w:pPr>
+              <w:pStyle w:val="Compact"/>
+            </w:pPr>
+            <w:r>
+              <w:t xml:space="preserve">Text</w:t>
+            </w:r>
+          </w:p>
+        </w:tc>
+        <w:tc>
+          <w:tcPr>
+            <w:tcW w:type="dxa" w:w="2200"/>
+          </w:tcPr>
+          <w:p>
+            <w:pPr>
+              <w:pStyle w:val="Compact"/>
+            </w:pPr>
+            <w:r>
+              <w:t xml:space="preserve">UX_APP_ID</w:t>
+            </w:r>
+          </w:p>
+        </w:tc>
+        <w:tc>
+          <w:tcPr>
+            <w:tcW w:type="dxa" w:w="2820"/>
+          </w:tcPr>
+          <w:p>
+            <w:pPr>
+              <w:pStyle w:val="Compact"/>
+            </w:pPr>
+            <w:r>
+              <w:t xml:space="preserve">USR-43..49, 59..63, 65</w:t>
+            </w:r>
+          </w:p>
+        </w:tc>
+      </w:tr>
+      <w:tr>
+        <w:tc>
+          <w:tcPr>
+            <w:tcW w:type="dxa" w:w="1800"/>
+          </w:tcPr>
+          <w:p>
+            <w:pPr>
+              <w:pStyle w:val="Compact"/>
+            </w:pPr>
+            <w:r>
+              <w:t xml:space="preserve">ux_page_id</w:t>
+            </w:r>
+          </w:p>
+        </w:tc>
+        <w:tc>
+          <w:tcPr>
+            <w:tcW w:type="dxa" w:w="1100"/>
+          </w:tcPr>
+          <w:p>
+            <w:pPr>
+              <w:pStyle w:val="Compact"/>
+            </w:pPr>
+            <w:r>
+              <w:t xml:space="preserve">Text</w:t>
+            </w:r>
+          </w:p>
+        </w:tc>
+        <w:tc>
+          <w:tcPr>
+            <w:tcW w:type="dxa" w:w="2200"/>
+          </w:tcPr>
+          <w:p>
+            <w:pPr>
+              <w:pStyle w:val="Compact"/>
+            </w:pPr>
+            <w:r>
+              <w:t xml:space="preserve">UX_PAGE_ID</w:t>
+            </w:r>
+          </w:p>
+        </w:tc>
+        <w:tc>
+          <w:tcPr>
+            <w:tcW w:type="dxa" w:w="2820"/>
+          </w:tcPr>
+          <w:p>
+            <w:pPr>
+              <w:pStyle w:val="Compact"/>
+            </w:pPr>
+            <w:r>
+              <w:t xml:space="preserve">USR-43..49, 59..63, 65</w:t>
+            </w:r>
+          </w:p>
+        </w:tc>
+      </w:tr>
+      <w:tr>
+        <w:tc>
+          <w:tcPr>
+            <w:tcW w:type="dxa" w:w="1800"/>
+          </w:tcPr>
+          <w:p>
+            <w:pPr>
+              <w:pStyle w:val="Compact"/>
+            </w:pPr>
+            <w:r>
+              <w:t xml:space="preserve">ux_page_name</w:t>
+            </w:r>
+          </w:p>
+        </w:tc>
+        <w:tc>
+          <w:tcPr>
+            <w:tcW w:type="dxa" w:w="1100"/>
+          </w:tcPr>
+          <w:p>
+            <w:pPr>
+              <w:pStyle w:val="Compact"/>
+            </w:pPr>
+            <w:r>
+              <w:t xml:space="preserve">Text</w:t>
+            </w:r>
+          </w:p>
+        </w:tc>
+        <w:tc>
+          <w:tcPr>
+            <w:tcW w:type="dxa" w:w="2200"/>
+          </w:tcPr>
+          <w:p>
+            <w:pPr>
+              <w:pStyle w:val="Compact"/>
+            </w:pPr>
+            <w:r>
+              <w:t xml:space="preserve">UX_PAGE_NAME</w:t>
+            </w:r>
+          </w:p>
+        </w:tc>
+        <w:tc>
+          <w:tcPr>
+            <w:tcW w:type="dxa" w:w="2820"/>
+          </w:tcPr>
+          <w:p>
+            <w:pPr>
+              <w:pStyle w:val="Compact"/>
+            </w:pPr>
+            <w:r>
+              <w:t xml:space="preserve">USR-59..63 (page publish)</w:t>
+            </w:r>
+          </w:p>
+        </w:tc>
+      </w:tr>
+      <w:tr>
+        <w:tc>
+          <w:tcPr>
+            <w:tcW w:type="dxa" w:w="1800"/>
+          </w:tcPr>
+          <w:p>
+            <w:pPr>
+              <w:pStyle w:val="Compact"/>
+            </w:pPr>
+            <w:r>
+              <w:t xml:space="preserve">ado_pipeline_id</w:t>
+            </w:r>
+          </w:p>
+        </w:tc>
+        <w:tc>
+          <w:tcPr>
+            <w:tcW w:type="dxa" w:w="1100"/>
+          </w:tcPr>
+          <w:p>
+            <w:pPr>
+              <w:pStyle w:val="Compact"/>
+            </w:pPr>
+            <w:r>
+              <w:t xml:space="preserve">Text</w:t>
+            </w:r>
+          </w:p>
+        </w:tc>
+        <w:tc>
+          <w:tcPr>
+            <w:tcW w:type="dxa" w:w="2200"/>
+          </w:tcPr>
+          <w:p>
+            <w:pPr>
+              <w:pStyle w:val="Compact"/>
+            </w:pPr>
+            <w:r>
+              <w:t xml:space="preserve">ADO_PIPELINE_ID</w:t>
+            </w:r>
+          </w:p>
+        </w:tc>
+        <w:tc>
+          <w:tcPr>
+            <w:tcW w:type="dxa" w:w="2820"/>
+          </w:tcPr>
+          <w:p>
+            <w:pPr>
+              <w:pStyle w:val="Compact"/>
+            </w:pPr>
+            <w:r>
+              <w:t xml:space="preserve">INT-50..52, 61, 62</w:t>
+            </w:r>
+          </w:p>
+        </w:tc>
+      </w:tr>
+      <w:tr>
+        <w:tc>
+          <w:tcPr>
+            <w:tcW w:type="dxa" w:w="1800"/>
+          </w:tcPr>
+          <w:p>
+            <w:pPr>
+              <w:pStyle w:val="Compact"/>
+            </w:pPr>
+            <w:r>
+              <w:t xml:space="preserve">ado_dataspace_id</w:t>
+            </w:r>
+          </w:p>
+        </w:tc>
+        <w:tc>
+          <w:tcPr>
+            <w:tcW w:type="dxa" w:w="1100"/>
+          </w:tcPr>
+          <w:p>
+            <w:pPr>
+              <w:pStyle w:val="Compact"/>
+            </w:pPr>
+            <w:r>
+              <w:t xml:space="preserve">Text</w:t>
+            </w:r>
+          </w:p>
+        </w:tc>
+        <w:tc>
+          <w:tcPr>
+            <w:tcW w:type="dxa" w:w="2200"/>
+          </w:tcPr>
+          <w:p>
+            <w:pPr>
+              <w:pStyle w:val="Compact"/>
+            </w:pPr>
+            <w:r>
+              <w:t xml:space="preserve">ADO_DATASPACE_ID</w:t>
+            </w:r>
+          </w:p>
+        </w:tc>
+        <w:tc>
+          <w:tcPr>
+            <w:tcW w:type="dxa" w:w="2820"/>
+          </w:tcPr>
+          <w:p>
+            <w:pPr>
+              <w:pStyle w:val="Compact"/>
+            </w:pPr>
+            <w:r>
+              <w:t xml:space="preserve">INT-56..58</w:t>
+            </w:r>
+          </w:p>
+        </w:tc>
+      </w:tr>
+      <w:tr>
+        <w:tc>
+          <w:tcPr>
+            <w:tcW w:type="dxa" w:w="1800"/>
+          </w:tcPr>
+          <w:p>
+            <w:pPr>
+              <w:pStyle w:val="Compact"/>
+            </w:pPr>
+            <w:r>
+              <w:t xml:space="preserve">ado_schedule_id</w:t>
+            </w:r>
+          </w:p>
+        </w:tc>
+        <w:tc>
+          <w:tcPr>
+            <w:tcW w:type="dxa" w:w="1100"/>
+          </w:tcPr>
+          <w:p>
+            <w:pPr>
+              <w:pStyle w:val="Compact"/>
+            </w:pPr>
+            <w:r>
+              <w:t xml:space="preserve">Text</w:t>
+            </w:r>
+          </w:p>
+        </w:tc>
+        <w:tc>
+          <w:tcPr>
+            <w:tcW w:type="dxa" w:w="2200"/>
+          </w:tcPr>
+          <w:p>
+            <w:pPr>
+              <w:pStyle w:val="Compact"/>
+            </w:pPr>
+            <w:r>
+              <w:t xml:space="preserve">ADO_SCHEDULE_ID</w:t>
+            </w:r>
+          </w:p>
+        </w:tc>
+        <w:tc>
+          <w:tcPr>
+            <w:tcW w:type="dxa" w:w="2820"/>
+          </w:tcPr>
+          <w:p>
+            <w:pPr>
+              <w:pStyle w:val="Compact"/>
+            </w:pPr>
+            <w:r>
+              <w:t xml:space="preserve">INT-63..65</w:t>
+            </w:r>
+          </w:p>
+        </w:tc>
+      </w:tr>
+      <w:tr>
+        <w:tc>
+          <w:tcPr>
+            <w:tcW w:type="dxa" w:w="1800"/>
+          </w:tcPr>
+          <w:p>
+            <w:pPr>
+              <w:pStyle w:val="Compact"/>
+            </w:pPr>
+            <w:r>
+              <w:t xml:space="preserve">ado_connection_id</w:t>
+            </w:r>
+          </w:p>
+        </w:tc>
+        <w:tc>
+          <w:tcPr>
+            <w:tcW w:type="dxa" w:w="1100"/>
+          </w:tcPr>
+          <w:p>
+            <w:pPr>
+              <w:pStyle w:val="Compact"/>
+            </w:pPr>
+            <w:r>
+              <w:t xml:space="preserve">Text</w:t>
+            </w:r>
+          </w:p>
+        </w:tc>
+        <w:tc>
+          <w:tcPr>
+            <w:tcW w:type="dxa" w:w="2200"/>
+          </w:tcPr>
+          <w:p>
+            <w:pPr>
+              <w:pStyle w:val="Compact"/>
+            </w:pPr>
+            <w:r>
+              <w:t xml:space="preserve">ADO_CONNECTION_ID</w:t>
+            </w:r>
+          </w:p>
+        </w:tc>
+        <w:tc>
+          <w:tcPr>
+            <w:tcW w:type="dxa" w:w="2820"/>
+          </w:tcPr>
+          <w:p>
+            <w:pPr>
+              <w:pStyle w:val="Compact"/>
+            </w:pPr>
+            <w:r>
+              <w:t xml:space="preserve">INT-53..55, 66</w:t>
+            </w:r>
+          </w:p>
+        </w:tc>
+      </w:tr>
+      <w:tr>
+        <w:tc>
+          <w:tcPr>
+            <w:tcW w:type="dxa" w:w="1800"/>
+          </w:tcPr>
+          <w:p>
+            <w:pPr>
+              <w:pStyle w:val="Compact"/>
+            </w:pPr>
+            <w:r>
+              <w:t xml:space="preserve">workflow_task_id</w:t>
+            </w:r>
+          </w:p>
+        </w:tc>
+        <w:tc>
+          <w:tcPr>
+            <w:tcW w:type="dxa" w:w="1100"/>
+          </w:tcPr>
+          <w:p>
+            <w:pPr>
+              <w:pStyle w:val="Compact"/>
+            </w:pPr>
+            <w:r>
+              <w:t xml:space="preserve">Text</w:t>
+            </w:r>
+          </w:p>
+        </w:tc>
+        <w:tc>
+          <w:tcPr>
+            <w:tcW w:type="dxa" w:w="2200"/>
+          </w:tcPr>
+          <w:p>
+            <w:pPr>
+              <w:pStyle w:val="Compact"/>
+            </w:pPr>
+            <w:r>
+              <w:t xml:space="preserve">WORKFLOW_TASK_ID</w:t>
+            </w:r>
+          </w:p>
+        </w:tc>
+        <w:tc>
+          <w:tcPr>
+            <w:tcW w:type="dxa" w:w="2820"/>
+          </w:tcPr>
+          <w:p>
+            <w:pPr>
+              <w:pStyle w:val="Compact"/>
+            </w:pPr>
+            <w:r>
+              <w:t xml:space="preserve">WF-100..110</w:t>
+            </w:r>
+          </w:p>
+        </w:tc>
+      </w:tr>
+      <w:tr>
+        <w:tc>
+          <w:tcPr>
+            <w:tcW w:type="dxa" w:w="1800"/>
+          </w:tcPr>
+          <w:p>
+            <w:pPr>
+              <w:pStyle w:val="Compact"/>
+            </w:pPr>
+            <w:r>
+              <w:t xml:space="preserve">workflow_template_id</w:t>
+            </w:r>
+          </w:p>
+        </w:tc>
+        <w:tc>
+          <w:tcPr>
+            <w:tcW w:type="dxa" w:w="1100"/>
+          </w:tcPr>
+          <w:p>
+            <w:pPr>
+              <w:pStyle w:val="Compact"/>
+            </w:pPr>
+            <w:r>
+              <w:t xml:space="preserve">Text</w:t>
+            </w:r>
+          </w:p>
+        </w:tc>
+        <w:tc>
+          <w:tcPr>
+            <w:tcW w:type="dxa" w:w="2200"/>
+          </w:tcPr>
+          <w:p>
+            <w:pPr>
+              <w:pStyle w:val="Compact"/>
+            </w:pPr>
+            <w:r>
+              <w:t xml:space="preserve">WORKFLOW_TEMPLATE_ID</w:t>
+            </w:r>
+          </w:p>
+        </w:tc>
+        <w:tc>
+          <w:tcPr>
+            <w:tcW w:type="dxa" w:w="2820"/>
+          </w:tcPr>
+          <w:p>
+            <w:pPr>
+              <w:pStyle w:val="Compact"/>
+            </w:pPr>
+            <w:r>
+              <w:t xml:space="preserve">WF-1000..1006</w:t>
+            </w:r>
+          </w:p>
+        </w:tc>
+      </w:tr>
+      <w:tr>
+        <w:tc>
+          <w:tcPr>
+            <w:tcW w:type="dxa" w:w="1800"/>
+          </w:tcPr>
+          <w:p>
+            <w:pPr>
+              <w:pStyle w:val="Compact"/>
+            </w:pPr>
+            <w:r>
+              <w:t xml:space="preserve">comment_id</w:t>
+            </w:r>
+          </w:p>
+        </w:tc>
+        <w:tc>
+          <w:tcPr>
+            <w:tcW w:type="dxa" w:w="1100"/>
+          </w:tcPr>
+          <w:p>
+            <w:pPr>
+              <w:pStyle w:val="Compact"/>
+            </w:pPr>
+            <w:r>
+              <w:t xml:space="preserve">Text</w:t>
+            </w:r>
+          </w:p>
+        </w:tc>
+        <w:tc>
+          <w:tcPr>
+            <w:tcW w:type="dxa" w:w="2200"/>
+          </w:tcPr>
+          <w:p>
+            <w:pPr>
+              <w:pStyle w:val="Compact"/>
+            </w:pPr>
+            <w:r>
+              <w:t xml:space="preserve">COMMENT_ID</w:t>
+            </w:r>
+          </w:p>
+        </w:tc>
+        <w:tc>
+          <w:tcPr>
+            <w:tcW w:type="dxa" w:w="2820"/>
+          </w:tcPr>
+          <w:p>
+            <w:pPr>
+              <w:pStyle w:val="Compact"/>
+            </w:pPr>
+            <w:r>
+              <w:t xml:space="preserve">COMMENT-01..03</w:t>
+            </w:r>
+          </w:p>
+        </w:tc>
+      </w:tr>
+    </w:tbl>
+    <w:p>
+      <w:r>
+        <w:t xml:space="preserve">Recommended: make event_category a List (not Text) so it drives dashboard selectors. Build a small list of the 13 categories enumerated in Technical Reference Appendix A.2 (or original Section 6.4 if applied).</w:t>
+      </w:r>
+    </w:p>
+    <w:p>
+      <w:pPr>
+        <w:pStyle w:val="Heading2"/>
+      </w:pPr>
+      <w:r>
+        <w:t xml:space="preserve">A.2 Optional import-action mappings</w:t>
+      </w:r>
+    </w:p>
+    <w:p>
+      <w:r>
+        <w:t xml:space="preserve">Append the following rows to the existing SQL-column → module line-item mapping table. The 'Optional' tag means the column is always present in the SQL output (v3.1 pre-declares the columns in the SQLite events table), but the value is null for events outside the relevant category. Skipping these mappings does not break any existing functionality.</w:t>
+      </w:r>
+    </w:p>
+    <w:tbl>
+      <w:tblPr>
+        <w:tblStyle w:val="Table"/>
+        <w:tblW w:type="pct" w:w="5000"/>
+        <w:tblLayout w:type="fixed"/>
+        <w:tblLook w:firstRow="1" w:lastRow="0" w:firstColumn="0" w:lastColumn="0" w:noHBand="0" w:noVBand="0" w:val="0020"/>
+      </w:tblPr>
+      <w:tblGrid>
+        <w:gridCol w:w="2400"/>
+        <w:gridCol w:w="2400"/>
+        <w:gridCol w:w="3120"/>
+      </w:tblGrid>
+      <w:tr>
+        <w:trPr>
+          <w:tblHeader w:val="on"/>
+        </w:trPr>
+        <w:tc>
+          <w:tcPr>
+            <w:tcW w:type="dxa" w:w="2400"/>
+          </w:tcPr>
+          <w:p>
+            <w:pPr>
+              <w:pStyle w:val="Compact"/>
+            </w:pPr>
+            <w:r>
+              <w:rPr>
+                <w:b/>
+                <w:bCs/>
+              </w:rPr>
+              <w:t xml:space="preserve">SQL Column</w:t>
+            </w:r>
+          </w:p>
+        </w:tc>
+        <w:tc>
+          <w:tcPr>
+            <w:tcW w:type="dxa" w:w="2400"/>
+          </w:tcPr>
+          <w:p>
+            <w:pPr>
+              <w:pStyle w:val="Compact"/>
+            </w:pPr>
+            <w:r>
+              <w:rPr>
+                <w:b/>
+                <w:bCs/>
+              </w:rPr>
+              <w:t xml:space="preserve">Module Line Item</w:t>
+            </w:r>
+          </w:p>
+        </w:tc>
+        <w:tc>
+          <w:tcPr>
+            <w:tcW w:type="dxa" w:w="3120"/>
+          </w:tcPr>
+          <w:p>
+            <w:pPr>
+              <w:pStyle w:val="Compact"/>
+            </w:pPr>
+            <w:r>
+              <w:rPr>
+                <w:b/>
+                <w:bCs/>
+              </w:rPr>
+              <w:t xml:space="preserve">Notes</w:t>
+            </w:r>
+          </w:p>
+        </w:tc>
+      </w:tr>
+      <w:tr>
+        <w:tc>
+          <w:tcPr>
+            <w:tcW w:type="dxa" w:w="2400"/>
+          </w:tcPr>
+          <w:p>
+            <w:pPr>
+              <w:pStyle w:val="Compact"/>
+            </w:pPr>
+            <w:r>
+              <w:t xml:space="preserve">EVENT_CATEGORY</w:t>
+            </w:r>
+          </w:p>
+        </w:tc>
+        <w:tc>
+          <w:tcPr>
+            <w:tcW w:type="dxa" w:w="2400"/>
+          </w:tcPr>
+          <w:p>
+            <w:pPr>
+              <w:pStyle w:val="Compact"/>
+            </w:pPr>
+            <w:r>
+              <w:t xml:space="preserve">event_category</w:t>
+            </w:r>
+          </w:p>
+        </w:tc>
+        <w:tc>
+          <w:tcPr>
+            <w:tcW w:type="dxa" w:w="3120"/>
+          </w:tcPr>
+          <w:p>
+            <w:pPr>
+              <w:pStyle w:val="Compact"/>
+            </w:pPr>
+            <w:r>
+              <w:t xml:space="preserve">Optional — recommended as a List for dashboard filters</w:t>
+            </w:r>
+          </w:p>
+        </w:tc>
+      </w:tr>
+      <w:tr>
+        <w:tc>
+          <w:tcPr>
+            <w:tcW w:type="dxa" w:w="2400"/>
+          </w:tcPr>
+          <w:p>
+            <w:pPr>
+              <w:pStyle w:val="Compact"/>
+            </w:pPr>
+            <w:r>
+              <w:t xml:space="preserve">UX_APP_ID</w:t>
+            </w:r>
+          </w:p>
+        </w:tc>
+        <w:tc>
+          <w:tcPr>
+            <w:tcW w:type="dxa" w:w="2400"/>
+          </w:tcPr>
+          <w:p>
+            <w:pPr>
+              <w:pStyle w:val="Compact"/>
+            </w:pPr>
+            <w:r>
+              <w:t xml:space="preserve">ux_app_id</w:t>
+            </w:r>
+          </w:p>
+        </w:tc>
+        <w:tc>
+          <w:tcPr>
+            <w:tcW w:type="dxa" w:w="3120"/>
+          </w:tcPr>
+          <w:p>
+            <w:pPr>
+              <w:pStyle w:val="Compact"/>
+            </w:pPr>
+            <w:r>
+              <w:t xml:space="preserve">Optional</w:t>
+            </w:r>
+          </w:p>
+        </w:tc>
+      </w:tr>
+      <w:tr>
+        <w:tc>
+          <w:tcPr>
+            <w:tcW w:type="dxa" w:w="2400"/>
+          </w:tcPr>
+          <w:p>
+            <w:pPr>
+              <w:pStyle w:val="Compact"/>
+            </w:pPr>
+            <w:r>
+              <w:t xml:space="preserve">UX_PAGE_ID</w:t>
+            </w:r>
+          </w:p>
+        </w:tc>
+        <w:tc>
+          <w:tcPr>
+            <w:tcW w:type="dxa" w:w="2400"/>
+          </w:tcPr>
+          <w:p>
+            <w:pPr>
+              <w:pStyle w:val="Compact"/>
+            </w:pPr>
+            <w:r>
+              <w:t xml:space="preserve">ux_page_id</w:t>
+            </w:r>
+          </w:p>
+        </w:tc>
+        <w:tc>
+          <w:tcPr>
+            <w:tcW w:type="dxa" w:w="3120"/>
+          </w:tcPr>
+          <w:p>
+            <w:pPr>
+              <w:pStyle w:val="Compact"/>
+            </w:pPr>
+            <w:r>
+              <w:t xml:space="preserve">Optional</w:t>
+            </w:r>
+          </w:p>
+        </w:tc>
+      </w:tr>
+      <w:tr>
+        <w:tc>
+          <w:tcPr>
+            <w:tcW w:type="dxa" w:w="2400"/>
+          </w:tcPr>
+          <w:p>
+            <w:pPr>
+              <w:pStyle w:val="Compact"/>
+            </w:pPr>
+            <w:r>
+              <w:t xml:space="preserve">UX_PAGE_NAME</w:t>
+            </w:r>
+          </w:p>
+        </w:tc>
+        <w:tc>
+          <w:tcPr>
+            <w:tcW w:type="dxa" w:w="2400"/>
+          </w:tcPr>
+          <w:p>
+            <w:pPr>
+              <w:pStyle w:val="Compact"/>
+            </w:pPr>
+            <w:r>
+              <w:t xml:space="preserve">ux_page_name</w:t>
+            </w:r>
+          </w:p>
+        </w:tc>
+        <w:tc>
+          <w:tcPr>
+            <w:tcW w:type="dxa" w:w="3120"/>
+          </w:tcPr>
+          <w:p>
+            <w:pPr>
+              <w:pStyle w:val="Compact"/>
+            </w:pPr>
+            <w:r>
+              <w:t xml:space="preserve">Optional</w:t>
+            </w:r>
+          </w:p>
+        </w:tc>
+      </w:tr>
+      <w:tr>
+        <w:tc>
+          <w:tcPr>
+            <w:tcW w:type="dxa" w:w="2400"/>
+          </w:tcPr>
+          <w:p>
+            <w:pPr>
+              <w:pStyle w:val="Compact"/>
+            </w:pPr>
+            <w:r>
+              <w:t xml:space="preserve">ADO_PIPELINE_ID</w:t>
+            </w:r>
+          </w:p>
+        </w:tc>
+        <w:tc>
+          <w:tcPr>
+            <w:tcW w:type="dxa" w:w="2400"/>
+          </w:tcPr>
+          <w:p>
+            <w:pPr>
+              <w:pStyle w:val="Compact"/>
+            </w:pPr>
+            <w:r>
+              <w:t xml:space="preserve">ado_pipeline_id</w:t>
+            </w:r>
+          </w:p>
+        </w:tc>
+        <w:tc>
+          <w:tcPr>
+            <w:tcW w:type="dxa" w:w="3120"/>
+          </w:tcPr>
+          <w:p>
+            <w:pPr>
+              <w:pStyle w:val="Compact"/>
+            </w:pPr>
+            <w:r>
+              <w:t xml:space="preserve">Optional</w:t>
+            </w:r>
+          </w:p>
+        </w:tc>
+      </w:tr>
+      <w:tr>
+        <w:tc>
+          <w:tcPr>
+            <w:tcW w:type="dxa" w:w="2400"/>
+          </w:tcPr>
+          <w:p>
+            <w:pPr>
+              <w:pStyle w:val="Compact"/>
+            </w:pPr>
+            <w:r>
+              <w:t xml:space="preserve">ADO_DATASPACE_ID</w:t>
+            </w:r>
+          </w:p>
+        </w:tc>
+        <w:tc>
+          <w:tcPr>
+            <w:tcW w:type="dxa" w:w="2400"/>
+          </w:tcPr>
+          <w:p>
+            <w:pPr>
+              <w:pStyle w:val="Compact"/>
+            </w:pPr>
+            <w:r>
+              <w:t xml:space="preserve">ado_dataspace_id</w:t>
+            </w:r>
+          </w:p>
+        </w:tc>
+        <w:tc>
+          <w:tcPr>
+            <w:tcW w:type="dxa" w:w="3120"/>
+          </w:tcPr>
+          <w:p>
+            <w:pPr>
+              <w:pStyle w:val="Compact"/>
+            </w:pPr>
+            <w:r>
+              <w:t xml:space="preserve">Optional</w:t>
+            </w:r>
+          </w:p>
+        </w:tc>
+      </w:tr>
+      <w:tr>
+        <w:tc>
+          <w:tcPr>
+            <w:tcW w:type="dxa" w:w="2400"/>
+          </w:tcPr>
+          <w:p>
+            <w:pPr>
+              <w:pStyle w:val="Compact"/>
+            </w:pPr>
+            <w:r>
+              <w:t xml:space="preserve">ADO_SCHEDULE_ID</w:t>
+            </w:r>
+          </w:p>
+        </w:tc>
+        <w:tc>
+          <w:tcPr>
+            <w:tcW w:type="dxa" w:w="2400"/>
+          </w:tcPr>
+          <w:p>
+            <w:pPr>
+              <w:pStyle w:val="Compact"/>
+            </w:pPr>
+            <w:r>
+              <w:t xml:space="preserve">ado_schedule_id</w:t>
+            </w:r>
+          </w:p>
+        </w:tc>
+        <w:tc>
+          <w:tcPr>
+            <w:tcW w:type="dxa" w:w="3120"/>
+          </w:tcPr>
+          <w:p>
+            <w:pPr>
+              <w:pStyle w:val="Compact"/>
+            </w:pPr>
+            <w:r>
+              <w:t xml:space="preserve">Optional</w:t>
+            </w:r>
+          </w:p>
+        </w:tc>
+      </w:tr>
+      <w:tr>
+        <w:tc>
+          <w:tcPr>
+            <w:tcW w:type="dxa" w:w="2400"/>
+          </w:tcPr>
+          <w:p>
+            <w:pPr>
+              <w:pStyle w:val="Compact"/>
+            </w:pPr>
+            <w:r>
+              <w:t xml:space="preserve">ADO_CONNECTION_ID</w:t>
+            </w:r>
+          </w:p>
+        </w:tc>
+        <w:tc>
+          <w:tcPr>
+            <w:tcW w:type="dxa" w:w="2400"/>
+          </w:tcPr>
+          <w:p>
+            <w:pPr>
+              <w:pStyle w:val="Compact"/>
+            </w:pPr>
+            <w:r>
+              <w:t xml:space="preserve">ado_connection_id</w:t>
+            </w:r>
+          </w:p>
+        </w:tc>
+        <w:tc>
+          <w:tcPr>
+            <w:tcW w:type="dxa" w:w="3120"/>
+          </w:tcPr>
+          <w:p>
+            <w:pPr>
+              <w:pStyle w:val="Compact"/>
+            </w:pPr>
+            <w:r>
+              <w:t xml:space="preserve">Optional</w:t>
+            </w:r>
+          </w:p>
+        </w:tc>
+      </w:tr>
+      <w:tr>
+        <w:tc>
+          <w:tcPr>
+            <w:tcW w:type="dxa" w:w="2400"/>
+          </w:tcPr>
+          <w:p>
+            <w:pPr>
+              <w:pStyle w:val="Compact"/>
+            </w:pPr>
+            <w:r>
+              <w:t xml:space="preserve">WORKFLOW_TASK_ID</w:t>
+            </w:r>
+          </w:p>
+        </w:tc>
+        <w:tc>
+          <w:tcPr>
+            <w:tcW w:type="dxa" w:w="2400"/>
+          </w:tcPr>
+          <w:p>
+            <w:pPr>
+              <w:pStyle w:val="Compact"/>
+            </w:pPr>
+            <w:r>
+              <w:t xml:space="preserve">workflow_task_id</w:t>
+            </w:r>
+          </w:p>
+        </w:tc>
+        <w:tc>
+          <w:tcPr>
+            <w:tcW w:type="dxa" w:w="3120"/>
+          </w:tcPr>
+          <w:p>
+            <w:pPr>
+              <w:pStyle w:val="Compact"/>
+            </w:pPr>
+            <w:r>
+              <w:t xml:space="preserve">Optional</w:t>
+            </w:r>
+          </w:p>
+        </w:tc>
+      </w:tr>
+      <w:tr>
+        <w:tc>
+          <w:tcPr>
+            <w:tcW w:type="dxa" w:w="2400"/>
+          </w:tcPr>
+          <w:p>
+            <w:pPr>
+              <w:pStyle w:val="Compact"/>
+            </w:pPr>
+            <w:r>
+              <w:t xml:space="preserve">WORKFLOW_TEMPLATE_ID</w:t>
+            </w:r>
+          </w:p>
+        </w:tc>
+        <w:tc>
+          <w:tcPr>
+            <w:tcW w:type="dxa" w:w="2400"/>
+          </w:tcPr>
+          <w:p>
+            <w:pPr>
+              <w:pStyle w:val="Compact"/>
+            </w:pPr>
+            <w:r>
+              <w:t xml:space="preserve">workflow_template_id</w:t>
+            </w:r>
+          </w:p>
+        </w:tc>
+        <w:tc>
+          <w:tcPr>
+            <w:tcW w:type="dxa" w:w="3120"/>
+          </w:tcPr>
+          <w:p>
+            <w:pPr>
+              <w:pStyle w:val="Compact"/>
+            </w:pPr>
+            <w:r>
+              <w:t xml:space="preserve">Optional</w:t>
+            </w:r>
+          </w:p>
+        </w:tc>
+      </w:tr>
+      <w:tr>
+        <w:tc>
+          <w:tcPr>
+            <w:tcW w:type="dxa" w:w="2400"/>
+          </w:tcPr>
+          <w:p>
+            <w:pPr>
+              <w:pStyle w:val="Compact"/>
+            </w:pPr>
+            <w:r>
+              <w:t xml:space="preserve">COMMENT_ID</w:t>
+            </w:r>
+          </w:p>
+        </w:tc>
+        <w:tc>
+          <w:tcPr>
+            <w:tcW w:type="dxa" w:w="2400"/>
+          </w:tcPr>
+          <w:p>
+            <w:pPr>
+              <w:pStyle w:val="Compact"/>
+            </w:pPr>
+            <w:r>
+              <w:t xml:space="preserve">comment_id</w:t>
+            </w:r>
+          </w:p>
+        </w:tc>
+        <w:tc>
+          <w:tcPr>
+            <w:tcW w:type="dxa" w:w="3120"/>
+          </w:tcPr>
+          <w:p>
+            <w:pPr>
+              <w:pStyle w:val="Compact"/>
+            </w:pPr>
+            <w:r>
+              <w:t xml:space="preserve">Optional</w:t>
+            </w:r>
+          </w:p>
+        </w:tc>
+      </w:tr>
+    </w:tbl>
+    <w:p>
+      <w:pPr>
+        <w:pStyle w:val="Heading2"/>
+      </w:pPr>
+      <w:r>
+        <w:t xml:space="preserve">A.3 Activity code catalog refresh</w:t>
+      </w:r>
+    </w:p>
+    <w:p>
+      <w:r>
+        <w:t xml:space="preserve">The activity-code list grew from approximately 140 codes to 222 codes in v3.1. The growth covers new categories Anaplan has added since v1 — Anaplan Data Orchestrator (INT-50..66), Workflow templates (WF-1000..1006), Comments (COMMENT-01..03), Forecaster (FRCST-01..76, replacing legacy PIQ-*), plus new UX board/worksheet/report tracking codes (USR-43..49, 59..63, 65) and IP-list events (USR-71..74). No change to the import action is required — the existing activity-code list import will pick up the new rows on next run.</w:t>
+      </w:r>
+    </w:p>
     <w:sectPr>
       <w:headerReference r:id="rId7" w:type="default"/>
       <w:footerReference r:id="rId8" w:type="default"/>

--- a/docs/anaplan-model-setup-guide.docx
+++ b/docs/anaplan-model-setup-guide.docx
@@ -112,6 +112,727 @@
     </w:p>
     <w:bookmarkEnd w:id="18"/>
     <w:bookmarkStart w:id="19" w:name="how-data-flows"/>
+    <w:p>
+      <w:pPr>
+        <w:pStyle w:val="Heading3"/>
+      </w:pPr>
+      <w:r>
+        <w:t xml:space="preserve">1.1.1 v3.1 Compatibility Note</w:t>
+      </w:r>
+    </w:p>
+    <w:p>
+      <w:pPr>
+        <w:pStyle w:val="FirstParagraph"/>
+      </w:pPr>
+      <w:r>
+        <w:t xml:space="preserve">v3.1 (June 2026) is a backwards-compatible release. The Model History Reporting Model build described in this guide is unchanged — no list, module, line item, file source, or process needs to be added or modified for v3.1.</w:t>
+      </w:r>
+    </w:p>
+    <w:p>
+      <w:pPr>
+        <w:pStyle w:val="FirstParagraph"/>
+      </w:pPr>
+      <w:r>
+        <w:t xml:space="preserve">The v3.1 changes affect the Audit pipeline (audit catalog refresh — 222 codes including ADO, Workflow templates, Comments, Forecaster — and a derived EVENT_CATEGORY column plus 10 optional category-specific columns in the SQL transform). If you want to surface those new context columns in your Audit Reporting Model, add the following optional line items in the audit detail module:</w:t>
+      </w:r>
+    </w:p>
+    <w:tbl>
+      <w:tblPr>
+        <w:tblStyle w:val="Table"/>
+        <w:tblW w:type="pct" w:w="5000"/>
+        <w:tblLayout w:type="fixed"/>
+        <w:tblLook w:firstRow="1" w:lastRow="0" w:firstColumn="0" w:lastColumn="0" w:noHBand="0" w:noVBand="0" w:val="0020"/>
+      </w:tblPr>
+      <w:tblGrid>
+        <w:gridCol w:w="1900"/>
+        <w:gridCol w:w="1100"/>
+        <w:gridCol w:w="2200"/>
+        <w:gridCol w:w="2720"/>
+      </w:tblGrid>
+      <w:tr>
+        <w:trPr>
+          <w:tblHeader w:val="on"/>
+        </w:trPr>
+        <w:tc>
+          <w:tcPr>
+            <w:tcW w:type="dxa" w:w="1900"/>
+          </w:tcPr>
+          <w:p>
+            <w:pPr>
+              <w:pStyle w:val="Compact"/>
+            </w:pPr>
+            <w:r>
+              <w:rPr>
+                <w:b/>
+                <w:bCs/>
+              </w:rPr>
+              <w:t xml:space="preserve">Line item name</w:t>
+            </w:r>
+          </w:p>
+        </w:tc>
+        <w:tc>
+          <w:tcPr>
+            <w:tcW w:type="dxa" w:w="1100"/>
+          </w:tcPr>
+          <w:p>
+            <w:pPr>
+              <w:pStyle w:val="Compact"/>
+            </w:pPr>
+            <w:r>
+              <w:rPr>
+                <w:b/>
+                <w:bCs/>
+              </w:rPr>
+              <w:t xml:space="preserve">Format</w:t>
+            </w:r>
+          </w:p>
+        </w:tc>
+        <w:tc>
+          <w:tcPr>
+            <w:tcW w:type="dxa" w:w="2200"/>
+          </w:tcPr>
+          <w:p>
+            <w:pPr>
+              <w:pStyle w:val="Compact"/>
+            </w:pPr>
+            <w:r>
+              <w:rPr>
+                <w:b/>
+                <w:bCs/>
+              </w:rPr>
+              <w:t xml:space="preserve">Source SQL column</w:t>
+            </w:r>
+          </w:p>
+        </w:tc>
+        <w:tc>
+          <w:tcPr>
+            <w:tcW w:type="dxa" w:w="2720"/>
+          </w:tcPr>
+          <w:p>
+            <w:pPr>
+              <w:pStyle w:val="Compact"/>
+            </w:pPr>
+            <w:r>
+              <w:rPr>
+                <w:b/>
+                <w:bCs/>
+              </w:rPr>
+              <w:t xml:space="preserve">Populated by</w:t>
+            </w:r>
+          </w:p>
+        </w:tc>
+      </w:tr>
+      <w:tr>
+        <w:tc>
+          <w:tcPr>
+            <w:tcW w:type="dxa" w:w="1900"/>
+          </w:tcPr>
+          <w:p>
+            <w:pPr>
+              <w:pStyle w:val="Compact"/>
+            </w:pPr>
+            <w:r>
+              <w:t xml:space="preserve">event_category</w:t>
+            </w:r>
+          </w:p>
+        </w:tc>
+        <w:tc>
+          <w:tcPr>
+            <w:tcW w:type="dxa" w:w="1100"/>
+          </w:tcPr>
+          <w:p>
+            <w:pPr>
+              <w:pStyle w:val="Compact"/>
+            </w:pPr>
+            <w:r>
+              <w:t xml:space="preserve">Text or List</w:t>
+            </w:r>
+          </w:p>
+        </w:tc>
+        <w:tc>
+          <w:tcPr>
+            <w:tcW w:type="dxa" w:w="2200"/>
+          </w:tcPr>
+          <w:p>
+            <w:pPr>
+              <w:pStyle w:val="Compact"/>
+            </w:pPr>
+            <w:r>
+              <w:t xml:space="preserve">EVENT_CATEGORY</w:t>
+            </w:r>
+          </w:p>
+        </w:tc>
+        <w:tc>
+          <w:tcPr>
+            <w:tcW w:type="dxa" w:w="2720"/>
+          </w:tcPr>
+          <w:p>
+            <w:pPr>
+              <w:pStyle w:val="Compact"/>
+            </w:pPr>
+            <w:r>
+              <w:t xml:space="preserve">Every event — derived from event code prefix</w:t>
+            </w:r>
+          </w:p>
+        </w:tc>
+      </w:tr>
+      <w:tr>
+        <w:tc>
+          <w:tcPr>
+            <w:tcW w:type="dxa" w:w="1900"/>
+          </w:tcPr>
+          <w:p>
+            <w:pPr>
+              <w:pStyle w:val="Compact"/>
+            </w:pPr>
+            <w:r>
+              <w:t xml:space="preserve">ux_app_id</w:t>
+            </w:r>
+          </w:p>
+        </w:tc>
+        <w:tc>
+          <w:tcPr>
+            <w:tcW w:type="dxa" w:w="1100"/>
+          </w:tcPr>
+          <w:p>
+            <w:pPr>
+              <w:pStyle w:val="Compact"/>
+            </w:pPr>
+            <w:r>
+              <w:t xml:space="preserve">Text</w:t>
+            </w:r>
+          </w:p>
+        </w:tc>
+        <w:tc>
+          <w:tcPr>
+            <w:tcW w:type="dxa" w:w="2200"/>
+          </w:tcPr>
+          <w:p>
+            <w:pPr>
+              <w:pStyle w:val="Compact"/>
+            </w:pPr>
+            <w:r>
+              <w:t xml:space="preserve">UX_APP_ID</w:t>
+            </w:r>
+          </w:p>
+        </w:tc>
+        <w:tc>
+          <w:tcPr>
+            <w:tcW w:type="dxa" w:w="2720"/>
+          </w:tcPr>
+          <w:p>
+            <w:pPr>
+              <w:pStyle w:val="Compact"/>
+            </w:pPr>
+            <w:r>
+              <w:t xml:space="preserve">USR-43..49, 59..63, 65</w:t>
+            </w:r>
+          </w:p>
+        </w:tc>
+      </w:tr>
+      <w:tr>
+        <w:tc>
+          <w:tcPr>
+            <w:tcW w:type="dxa" w:w="1900"/>
+          </w:tcPr>
+          <w:p>
+            <w:pPr>
+              <w:pStyle w:val="Compact"/>
+            </w:pPr>
+            <w:r>
+              <w:t xml:space="preserve">ux_page_id</w:t>
+            </w:r>
+          </w:p>
+        </w:tc>
+        <w:tc>
+          <w:tcPr>
+            <w:tcW w:type="dxa" w:w="1100"/>
+          </w:tcPr>
+          <w:p>
+            <w:pPr>
+              <w:pStyle w:val="Compact"/>
+            </w:pPr>
+            <w:r>
+              <w:t xml:space="preserve">Text</w:t>
+            </w:r>
+          </w:p>
+        </w:tc>
+        <w:tc>
+          <w:tcPr>
+            <w:tcW w:type="dxa" w:w="2200"/>
+          </w:tcPr>
+          <w:p>
+            <w:pPr>
+              <w:pStyle w:val="Compact"/>
+            </w:pPr>
+            <w:r>
+              <w:t xml:space="preserve">UX_PAGE_ID</w:t>
+            </w:r>
+          </w:p>
+        </w:tc>
+        <w:tc>
+          <w:tcPr>
+            <w:tcW w:type="dxa" w:w="2720"/>
+          </w:tcPr>
+          <w:p>
+            <w:pPr>
+              <w:pStyle w:val="Compact"/>
+            </w:pPr>
+            <w:r>
+              <w:t xml:space="preserve">USR-43..49, 59..63, 65</w:t>
+            </w:r>
+          </w:p>
+        </w:tc>
+      </w:tr>
+      <w:tr>
+        <w:tc>
+          <w:tcPr>
+            <w:tcW w:type="dxa" w:w="1900"/>
+          </w:tcPr>
+          <w:p>
+            <w:pPr>
+              <w:pStyle w:val="Compact"/>
+            </w:pPr>
+            <w:r>
+              <w:t xml:space="preserve">ux_page_name</w:t>
+            </w:r>
+          </w:p>
+        </w:tc>
+        <w:tc>
+          <w:tcPr>
+            <w:tcW w:type="dxa" w:w="1100"/>
+          </w:tcPr>
+          <w:p>
+            <w:pPr>
+              <w:pStyle w:val="Compact"/>
+            </w:pPr>
+            <w:r>
+              <w:t xml:space="preserve">Text</w:t>
+            </w:r>
+          </w:p>
+        </w:tc>
+        <w:tc>
+          <w:tcPr>
+            <w:tcW w:type="dxa" w:w="2200"/>
+          </w:tcPr>
+          <w:p>
+            <w:pPr>
+              <w:pStyle w:val="Compact"/>
+            </w:pPr>
+            <w:r>
+              <w:t xml:space="preserve">UX_PAGE_NAME</w:t>
+            </w:r>
+          </w:p>
+        </w:tc>
+        <w:tc>
+          <w:tcPr>
+            <w:tcW w:type="dxa" w:w="2720"/>
+          </w:tcPr>
+          <w:p>
+            <w:pPr>
+              <w:pStyle w:val="Compact"/>
+            </w:pPr>
+            <w:r>
+              <w:t xml:space="preserve">USR-59..63 (page publish)</w:t>
+            </w:r>
+          </w:p>
+        </w:tc>
+      </w:tr>
+      <w:tr>
+        <w:tc>
+          <w:tcPr>
+            <w:tcW w:type="dxa" w:w="1900"/>
+          </w:tcPr>
+          <w:p>
+            <w:pPr>
+              <w:pStyle w:val="Compact"/>
+            </w:pPr>
+            <w:r>
+              <w:t xml:space="preserve">ado_pipeline_id</w:t>
+            </w:r>
+          </w:p>
+        </w:tc>
+        <w:tc>
+          <w:tcPr>
+            <w:tcW w:type="dxa" w:w="1100"/>
+          </w:tcPr>
+          <w:p>
+            <w:pPr>
+              <w:pStyle w:val="Compact"/>
+            </w:pPr>
+            <w:r>
+              <w:t xml:space="preserve">Text</w:t>
+            </w:r>
+          </w:p>
+        </w:tc>
+        <w:tc>
+          <w:tcPr>
+            <w:tcW w:type="dxa" w:w="2200"/>
+          </w:tcPr>
+          <w:p>
+            <w:pPr>
+              <w:pStyle w:val="Compact"/>
+            </w:pPr>
+            <w:r>
+              <w:t xml:space="preserve">ADO_PIPELINE_ID</w:t>
+            </w:r>
+          </w:p>
+        </w:tc>
+        <w:tc>
+          <w:tcPr>
+            <w:tcW w:type="dxa" w:w="2720"/>
+          </w:tcPr>
+          <w:p>
+            <w:pPr>
+              <w:pStyle w:val="Compact"/>
+            </w:pPr>
+            <w:r>
+              <w:t xml:space="preserve">INT-50..52, 61, 62</w:t>
+            </w:r>
+          </w:p>
+        </w:tc>
+      </w:tr>
+      <w:tr>
+        <w:tc>
+          <w:tcPr>
+            <w:tcW w:type="dxa" w:w="1900"/>
+          </w:tcPr>
+          <w:p>
+            <w:pPr>
+              <w:pStyle w:val="Compact"/>
+            </w:pPr>
+            <w:r>
+              <w:t xml:space="preserve">ado_dataspace_id</w:t>
+            </w:r>
+          </w:p>
+        </w:tc>
+        <w:tc>
+          <w:tcPr>
+            <w:tcW w:type="dxa" w:w="1100"/>
+          </w:tcPr>
+          <w:p>
+            <w:pPr>
+              <w:pStyle w:val="Compact"/>
+            </w:pPr>
+            <w:r>
+              <w:t xml:space="preserve">Text</w:t>
+            </w:r>
+          </w:p>
+        </w:tc>
+        <w:tc>
+          <w:tcPr>
+            <w:tcW w:type="dxa" w:w="2200"/>
+          </w:tcPr>
+          <w:p>
+            <w:pPr>
+              <w:pStyle w:val="Compact"/>
+            </w:pPr>
+            <w:r>
+              <w:t xml:space="preserve">ADO_DATASPACE_ID</w:t>
+            </w:r>
+          </w:p>
+        </w:tc>
+        <w:tc>
+          <w:tcPr>
+            <w:tcW w:type="dxa" w:w="2720"/>
+          </w:tcPr>
+          <w:p>
+            <w:pPr>
+              <w:pStyle w:val="Compact"/>
+            </w:pPr>
+            <w:r>
+              <w:t xml:space="preserve">INT-56..58</w:t>
+            </w:r>
+          </w:p>
+        </w:tc>
+      </w:tr>
+      <w:tr>
+        <w:tc>
+          <w:tcPr>
+            <w:tcW w:type="dxa" w:w="1900"/>
+          </w:tcPr>
+          <w:p>
+            <w:pPr>
+              <w:pStyle w:val="Compact"/>
+            </w:pPr>
+            <w:r>
+              <w:t xml:space="preserve">ado_schedule_id</w:t>
+            </w:r>
+          </w:p>
+        </w:tc>
+        <w:tc>
+          <w:tcPr>
+            <w:tcW w:type="dxa" w:w="1100"/>
+          </w:tcPr>
+          <w:p>
+            <w:pPr>
+              <w:pStyle w:val="Compact"/>
+            </w:pPr>
+            <w:r>
+              <w:t xml:space="preserve">Text</w:t>
+            </w:r>
+          </w:p>
+        </w:tc>
+        <w:tc>
+          <w:tcPr>
+            <w:tcW w:type="dxa" w:w="2200"/>
+          </w:tcPr>
+          <w:p>
+            <w:pPr>
+              <w:pStyle w:val="Compact"/>
+            </w:pPr>
+            <w:r>
+              <w:t xml:space="preserve">ADO_SCHEDULE_ID</w:t>
+            </w:r>
+          </w:p>
+        </w:tc>
+        <w:tc>
+          <w:tcPr>
+            <w:tcW w:type="dxa" w:w="2720"/>
+          </w:tcPr>
+          <w:p>
+            <w:pPr>
+              <w:pStyle w:val="Compact"/>
+            </w:pPr>
+            <w:r>
+              <w:t xml:space="preserve">INT-63..65</w:t>
+            </w:r>
+          </w:p>
+        </w:tc>
+      </w:tr>
+      <w:tr>
+        <w:tc>
+          <w:tcPr>
+            <w:tcW w:type="dxa" w:w="1900"/>
+          </w:tcPr>
+          <w:p>
+            <w:pPr>
+              <w:pStyle w:val="Compact"/>
+            </w:pPr>
+            <w:r>
+              <w:t xml:space="preserve">ado_connection_id</w:t>
+            </w:r>
+          </w:p>
+        </w:tc>
+        <w:tc>
+          <w:tcPr>
+            <w:tcW w:type="dxa" w:w="1100"/>
+          </w:tcPr>
+          <w:p>
+            <w:pPr>
+              <w:pStyle w:val="Compact"/>
+            </w:pPr>
+            <w:r>
+              <w:t xml:space="preserve">Text</w:t>
+            </w:r>
+          </w:p>
+        </w:tc>
+        <w:tc>
+          <w:tcPr>
+            <w:tcW w:type="dxa" w:w="2200"/>
+          </w:tcPr>
+          <w:p>
+            <w:pPr>
+              <w:pStyle w:val="Compact"/>
+            </w:pPr>
+            <w:r>
+              <w:t xml:space="preserve">ADO_CONNECTION_ID</w:t>
+            </w:r>
+          </w:p>
+        </w:tc>
+        <w:tc>
+          <w:tcPr>
+            <w:tcW w:type="dxa" w:w="2720"/>
+          </w:tcPr>
+          <w:p>
+            <w:pPr>
+              <w:pStyle w:val="Compact"/>
+            </w:pPr>
+            <w:r>
+              <w:t xml:space="preserve">INT-53..55, 66</w:t>
+            </w:r>
+          </w:p>
+        </w:tc>
+      </w:tr>
+      <w:tr>
+        <w:tc>
+          <w:tcPr>
+            <w:tcW w:type="dxa" w:w="1900"/>
+          </w:tcPr>
+          <w:p>
+            <w:pPr>
+              <w:pStyle w:val="Compact"/>
+            </w:pPr>
+            <w:r>
+              <w:t xml:space="preserve">workflow_task_id</w:t>
+            </w:r>
+          </w:p>
+        </w:tc>
+        <w:tc>
+          <w:tcPr>
+            <w:tcW w:type="dxa" w:w="1100"/>
+          </w:tcPr>
+          <w:p>
+            <w:pPr>
+              <w:pStyle w:val="Compact"/>
+            </w:pPr>
+            <w:r>
+              <w:t xml:space="preserve">Text</w:t>
+            </w:r>
+          </w:p>
+        </w:tc>
+        <w:tc>
+          <w:tcPr>
+            <w:tcW w:type="dxa" w:w="2200"/>
+          </w:tcPr>
+          <w:p>
+            <w:pPr>
+              <w:pStyle w:val="Compact"/>
+            </w:pPr>
+            <w:r>
+              <w:t xml:space="preserve">WORKFLOW_TASK_ID</w:t>
+            </w:r>
+          </w:p>
+        </w:tc>
+        <w:tc>
+          <w:tcPr>
+            <w:tcW w:type="dxa" w:w="2720"/>
+          </w:tcPr>
+          <w:p>
+            <w:pPr>
+              <w:pStyle w:val="Compact"/>
+            </w:pPr>
+            <w:r>
+              <w:t xml:space="preserve">WF-100..110</w:t>
+            </w:r>
+          </w:p>
+        </w:tc>
+      </w:tr>
+      <w:tr>
+        <w:tc>
+          <w:tcPr>
+            <w:tcW w:type="dxa" w:w="1900"/>
+          </w:tcPr>
+          <w:p>
+            <w:pPr>
+              <w:pStyle w:val="Compact"/>
+            </w:pPr>
+            <w:r>
+              <w:t xml:space="preserve">workflow_template_id</w:t>
+            </w:r>
+          </w:p>
+        </w:tc>
+        <w:tc>
+          <w:tcPr>
+            <w:tcW w:type="dxa" w:w="1100"/>
+          </w:tcPr>
+          <w:p>
+            <w:pPr>
+              <w:pStyle w:val="Compact"/>
+            </w:pPr>
+            <w:r>
+              <w:t xml:space="preserve">Text</w:t>
+            </w:r>
+          </w:p>
+        </w:tc>
+        <w:tc>
+          <w:tcPr>
+            <w:tcW w:type="dxa" w:w="2200"/>
+          </w:tcPr>
+          <w:p>
+            <w:pPr>
+              <w:pStyle w:val="Compact"/>
+            </w:pPr>
+            <w:r>
+              <w:t xml:space="preserve">WORKFLOW_TEMPLATE_ID</w:t>
+            </w:r>
+          </w:p>
+        </w:tc>
+        <w:tc>
+          <w:tcPr>
+            <w:tcW w:type="dxa" w:w="2720"/>
+          </w:tcPr>
+          <w:p>
+            <w:pPr>
+              <w:pStyle w:val="Compact"/>
+            </w:pPr>
+            <w:r>
+              <w:t xml:space="preserve">WF-1000..1006</w:t>
+            </w:r>
+          </w:p>
+        </w:tc>
+      </w:tr>
+      <w:tr>
+        <w:tc>
+          <w:tcPr>
+            <w:tcW w:type="dxa" w:w="1900"/>
+          </w:tcPr>
+          <w:p>
+            <w:pPr>
+              <w:pStyle w:val="Compact"/>
+            </w:pPr>
+            <w:r>
+              <w:t xml:space="preserve">comment_id</w:t>
+            </w:r>
+          </w:p>
+        </w:tc>
+        <w:tc>
+          <w:tcPr>
+            <w:tcW w:type="dxa" w:w="1100"/>
+          </w:tcPr>
+          <w:p>
+            <w:pPr>
+              <w:pStyle w:val="Compact"/>
+            </w:pPr>
+            <w:r>
+              <w:t xml:space="preserve">Text</w:t>
+            </w:r>
+          </w:p>
+        </w:tc>
+        <w:tc>
+          <w:tcPr>
+            <w:tcW w:type="dxa" w:w="2200"/>
+          </w:tcPr>
+          <w:p>
+            <w:pPr>
+              <w:pStyle w:val="Compact"/>
+            </w:pPr>
+            <w:r>
+              <w:t xml:space="preserve">COMMENT_ID</w:t>
+            </w:r>
+          </w:p>
+        </w:tc>
+        <w:tc>
+          <w:tcPr>
+            <w:tcW w:type="dxa" w:w="2720"/>
+          </w:tcPr>
+          <w:p>
+            <w:pPr>
+              <w:pStyle w:val="Compact"/>
+            </w:pPr>
+            <w:r>
+              <w:t xml:space="preserve">COMMENT-01..03</w:t>
+            </w:r>
+          </w:p>
+        </w:tc>
+      </w:tr>
+    </w:tbl>
+    <w:p>
+      <w:pPr>
+        <w:pStyle w:val="FirstParagraph"/>
+      </w:pPr>
+      <w:r>
+        <w:t xml:space="preserve">These line items are optional — existing reports continue to work unchanged. Recommended: make event_category a List (not Text) so it drives dashboard selectors.</w:t>
+      </w:r>
+    </w:p>
+    <w:p>
+      <w:pPr>
+        <w:pStyle w:val="FirstParagraph"/>
+      </w:pPr>
+      <w:r>
+        <w:t xml:space="preserve">The activity-code list grew from approximately 140 codes to 222 codes in v3.1. The growth covers new categories Anaplan has added since v1 — no change to the import action is required, the existing activity-code list import will pick up the new rows on next run.</w:t>
+      </w:r>
+    </w:p>
     <w:p>
       <w:pPr>
         <w:pStyle w:val="Heading2"/>
@@ -6929,1273 +7650,6 @@
     </w:p>
     <w:bookmarkEnd w:id="50"/>
     <w:bookmarkEnd w:id="51"/>
-    <w:p>
-      <w:pPr>
-        <w:pStyle w:val="Heading1"/>
-      </w:pPr>
-      <w:r>
-        <w:t xml:space="preserve">Appendix A: v3.1 Release Addendum</w:t>
-      </w:r>
-    </w:p>
-    <w:p>
-      <w:r>
-        <w:t xml:space="preserve">v3.1 (June 2026) — audit catalog refresh. Existing v3 reporting models continue to work without modification. The optional line items described below are recommended for customers who want to surface ADO, Workflow templates, Comments, Forecaster, or UX page tracking in their dashboards. The activity-code list grows automatically on next import — no rebuild required.</w:t>
-      </w:r>
-    </w:p>
-    <w:p>
-      <w:pPr>
-        <w:pStyle w:val="Heading2"/>
-      </w:pPr>
-      <w:r>
-        <w:t xml:space="preserve">A.1 Optional v3.1 line items for new event categories</w:t>
-      </w:r>
-    </w:p>
-    <w:p>
-      <w:r>
-        <w:t xml:space="preserve">v3.1 surfaces optional new columns from the SQL transform that map cleanly to additional reporting-module line items. These are optional — existing reports continue to work unchanged. Adding them lets you slice and filter on the newer event categories.</w:t>
-      </w:r>
-    </w:p>
-    <w:p>
-      <w:r>
-        <w:rPr>
-          <w:b/>
-          <w:bCs/>
-        </w:rPr>
-        <w:t xml:space="preserve">In the Audit Detail module, create the following additional line items:</w:t>
-      </w:r>
-    </w:p>
-    <w:tbl>
-      <w:tblPr>
-        <w:tblStyle w:val="Table"/>
-        <w:tblW w:type="pct" w:w="5000"/>
-        <w:tblLayout w:type="fixed"/>
-        <w:tblLook w:firstRow="1" w:lastRow="0" w:firstColumn="0" w:lastColumn="0" w:noHBand="0" w:noVBand="0" w:val="0020"/>
-      </w:tblPr>
-      <w:tblGrid>
-        <w:gridCol w:w="1800"/>
-        <w:gridCol w:w="1100"/>
-        <w:gridCol w:w="2200"/>
-        <w:gridCol w:w="2820"/>
-      </w:tblGrid>
-      <w:tr>
-        <w:trPr>
-          <w:tblHeader w:val="on"/>
-        </w:trPr>
-        <w:tc>
-          <w:tcPr>
-            <w:tcW w:type="dxa" w:w="1800"/>
-          </w:tcPr>
-          <w:p>
-            <w:pPr>
-              <w:pStyle w:val="Compact"/>
-            </w:pPr>
-            <w:r>
-              <w:rPr>
-                <w:b/>
-                <w:bCs/>
-              </w:rPr>
-              <w:t xml:space="preserve">Line item name</w:t>
-            </w:r>
-          </w:p>
-        </w:tc>
-        <w:tc>
-          <w:tcPr>
-            <w:tcW w:type="dxa" w:w="1100"/>
-          </w:tcPr>
-          <w:p>
-            <w:pPr>
-              <w:pStyle w:val="Compact"/>
-            </w:pPr>
-            <w:r>
-              <w:rPr>
-                <w:b/>
-                <w:bCs/>
-              </w:rPr>
-              <w:t xml:space="preserve">Format</w:t>
-            </w:r>
-          </w:p>
-        </w:tc>
-        <w:tc>
-          <w:tcPr>
-            <w:tcW w:type="dxa" w:w="2200"/>
-          </w:tcPr>
-          <w:p>
-            <w:pPr>
-              <w:pStyle w:val="Compact"/>
-            </w:pPr>
-            <w:r>
-              <w:rPr>
-                <w:b/>
-                <w:bCs/>
-              </w:rPr>
-              <w:t xml:space="preserve">Source SQL column</w:t>
-            </w:r>
-          </w:p>
-        </w:tc>
-        <w:tc>
-          <w:tcPr>
-            <w:tcW w:type="dxa" w:w="2820"/>
-          </w:tcPr>
-          <w:p>
-            <w:pPr>
-              <w:pStyle w:val="Compact"/>
-            </w:pPr>
-            <w:r>
-              <w:rPr>
-                <w:b/>
-                <w:bCs/>
-              </w:rPr>
-              <w:t xml:space="preserve">Populated by</w:t>
-            </w:r>
-          </w:p>
-        </w:tc>
-      </w:tr>
-      <w:tr>
-        <w:tc>
-          <w:tcPr>
-            <w:tcW w:type="dxa" w:w="1800"/>
-          </w:tcPr>
-          <w:p>
-            <w:pPr>
-              <w:pStyle w:val="Compact"/>
-            </w:pPr>
-            <w:r>
-              <w:t xml:space="preserve">event_category</w:t>
-            </w:r>
-          </w:p>
-        </w:tc>
-        <w:tc>
-          <w:tcPr>
-            <w:tcW w:type="dxa" w:w="1100"/>
-          </w:tcPr>
-          <w:p>
-            <w:pPr>
-              <w:pStyle w:val="Compact"/>
-            </w:pPr>
-            <w:r>
-              <w:t xml:space="preserve">Text or List</w:t>
-            </w:r>
-          </w:p>
-        </w:tc>
-        <w:tc>
-          <w:tcPr>
-            <w:tcW w:type="dxa" w:w="2200"/>
-          </w:tcPr>
-          <w:p>
-            <w:pPr>
-              <w:pStyle w:val="Compact"/>
-            </w:pPr>
-            <w:r>
-              <w:t xml:space="preserve">EVENT_CATEGORY</w:t>
-            </w:r>
-          </w:p>
-        </w:tc>
-        <w:tc>
-          <w:tcPr>
-            <w:tcW w:type="dxa" w:w="2820"/>
-          </w:tcPr>
-          <w:p>
-            <w:pPr>
-              <w:pStyle w:val="Compact"/>
-            </w:pPr>
-            <w:r>
-              <w:t xml:space="preserve">Every event — derived from event code prefix</w:t>
-            </w:r>
-          </w:p>
-        </w:tc>
-      </w:tr>
-      <w:tr>
-        <w:tc>
-          <w:tcPr>
-            <w:tcW w:type="dxa" w:w="1800"/>
-          </w:tcPr>
-          <w:p>
-            <w:pPr>
-              <w:pStyle w:val="Compact"/>
-            </w:pPr>
-            <w:r>
-              <w:t xml:space="preserve">ux_app_id</w:t>
-            </w:r>
-          </w:p>
-        </w:tc>
-        <w:tc>
-          <w:tcPr>
-            <w:tcW w:type="dxa" w:w="1100"/>
-          </w:tcPr>
-          <w:p>
-            <w:pPr>
-              <w:pStyle w:val="Compact"/>
-            </w:pPr>
-            <w:r>
-              <w:t xml:space="preserve">Text</w:t>
-            </w:r>
-          </w:p>
-        </w:tc>
-        <w:tc>
-          <w:tcPr>
-            <w:tcW w:type="dxa" w:w="2200"/>
-          </w:tcPr>
-          <w:p>
-            <w:pPr>
-              <w:pStyle w:val="Compact"/>
-            </w:pPr>
-            <w:r>
-              <w:t xml:space="preserve">UX_APP_ID</w:t>
-            </w:r>
-          </w:p>
-        </w:tc>
-        <w:tc>
-          <w:tcPr>
-            <w:tcW w:type="dxa" w:w="2820"/>
-          </w:tcPr>
-          <w:p>
-            <w:pPr>
-              <w:pStyle w:val="Compact"/>
-            </w:pPr>
-            <w:r>
-              <w:t xml:space="preserve">USR-43..49, 59..63, 65</w:t>
-            </w:r>
-          </w:p>
-        </w:tc>
-      </w:tr>
-      <w:tr>
-        <w:tc>
-          <w:tcPr>
-            <w:tcW w:type="dxa" w:w="1800"/>
-          </w:tcPr>
-          <w:p>
-            <w:pPr>
-              <w:pStyle w:val="Compact"/>
-            </w:pPr>
-            <w:r>
-              <w:t xml:space="preserve">ux_page_id</w:t>
-            </w:r>
-          </w:p>
-        </w:tc>
-        <w:tc>
-          <w:tcPr>
-            <w:tcW w:type="dxa" w:w="1100"/>
-          </w:tcPr>
-          <w:p>
-            <w:pPr>
-              <w:pStyle w:val="Compact"/>
-            </w:pPr>
-            <w:r>
-              <w:t xml:space="preserve">Text</w:t>
-            </w:r>
-          </w:p>
-        </w:tc>
-        <w:tc>
-          <w:tcPr>
-            <w:tcW w:type="dxa" w:w="2200"/>
-          </w:tcPr>
-          <w:p>
-            <w:pPr>
-              <w:pStyle w:val="Compact"/>
-            </w:pPr>
-            <w:r>
-              <w:t xml:space="preserve">UX_PAGE_ID</w:t>
-            </w:r>
-          </w:p>
-        </w:tc>
-        <w:tc>
-          <w:tcPr>
-            <w:tcW w:type="dxa" w:w="2820"/>
-          </w:tcPr>
-          <w:p>
-            <w:pPr>
-              <w:pStyle w:val="Compact"/>
-            </w:pPr>
-            <w:r>
-              <w:t xml:space="preserve">USR-43..49, 59..63, 65</w:t>
-            </w:r>
-          </w:p>
-        </w:tc>
-      </w:tr>
-      <w:tr>
-        <w:tc>
-          <w:tcPr>
-            <w:tcW w:type="dxa" w:w="1800"/>
-          </w:tcPr>
-          <w:p>
-            <w:pPr>
-              <w:pStyle w:val="Compact"/>
-            </w:pPr>
-            <w:r>
-              <w:t xml:space="preserve">ux_page_name</w:t>
-            </w:r>
-          </w:p>
-        </w:tc>
-        <w:tc>
-          <w:tcPr>
-            <w:tcW w:type="dxa" w:w="1100"/>
-          </w:tcPr>
-          <w:p>
-            <w:pPr>
-              <w:pStyle w:val="Compact"/>
-            </w:pPr>
-            <w:r>
-              <w:t xml:space="preserve">Text</w:t>
-            </w:r>
-          </w:p>
-        </w:tc>
-        <w:tc>
-          <w:tcPr>
-            <w:tcW w:type="dxa" w:w="2200"/>
-          </w:tcPr>
-          <w:p>
-            <w:pPr>
-              <w:pStyle w:val="Compact"/>
-            </w:pPr>
-            <w:r>
-              <w:t xml:space="preserve">UX_PAGE_NAME</w:t>
-            </w:r>
-          </w:p>
-        </w:tc>
-        <w:tc>
-          <w:tcPr>
-            <w:tcW w:type="dxa" w:w="2820"/>
-          </w:tcPr>
-          <w:p>
-            <w:pPr>
-              <w:pStyle w:val="Compact"/>
-            </w:pPr>
-            <w:r>
-              <w:t xml:space="preserve">USR-59..63 (page publish)</w:t>
-            </w:r>
-          </w:p>
-        </w:tc>
-      </w:tr>
-      <w:tr>
-        <w:tc>
-          <w:tcPr>
-            <w:tcW w:type="dxa" w:w="1800"/>
-          </w:tcPr>
-          <w:p>
-            <w:pPr>
-              <w:pStyle w:val="Compact"/>
-            </w:pPr>
-            <w:r>
-              <w:t xml:space="preserve">ado_pipeline_id</w:t>
-            </w:r>
-          </w:p>
-        </w:tc>
-        <w:tc>
-          <w:tcPr>
-            <w:tcW w:type="dxa" w:w="1100"/>
-          </w:tcPr>
-          <w:p>
-            <w:pPr>
-              <w:pStyle w:val="Compact"/>
-            </w:pPr>
-            <w:r>
-              <w:t xml:space="preserve">Text</w:t>
-            </w:r>
-          </w:p>
-        </w:tc>
-        <w:tc>
-          <w:tcPr>
-            <w:tcW w:type="dxa" w:w="2200"/>
-          </w:tcPr>
-          <w:p>
-            <w:pPr>
-              <w:pStyle w:val="Compact"/>
-            </w:pPr>
-            <w:r>
-              <w:t xml:space="preserve">ADO_PIPELINE_ID</w:t>
-            </w:r>
-          </w:p>
-        </w:tc>
-        <w:tc>
-          <w:tcPr>
-            <w:tcW w:type="dxa" w:w="2820"/>
-          </w:tcPr>
-          <w:p>
-            <w:pPr>
-              <w:pStyle w:val="Compact"/>
-            </w:pPr>
-            <w:r>
-              <w:t xml:space="preserve">INT-50..52, 61, 62</w:t>
-            </w:r>
-          </w:p>
-        </w:tc>
-      </w:tr>
-      <w:tr>
-        <w:tc>
-          <w:tcPr>
-            <w:tcW w:type="dxa" w:w="1800"/>
-          </w:tcPr>
-          <w:p>
-            <w:pPr>
-              <w:pStyle w:val="Compact"/>
-            </w:pPr>
-            <w:r>
-              <w:t xml:space="preserve">ado_dataspace_id</w:t>
-            </w:r>
-          </w:p>
-        </w:tc>
-        <w:tc>
-          <w:tcPr>
-            <w:tcW w:type="dxa" w:w="1100"/>
-          </w:tcPr>
-          <w:p>
-            <w:pPr>
-              <w:pStyle w:val="Compact"/>
-            </w:pPr>
-            <w:r>
-              <w:t xml:space="preserve">Text</w:t>
-            </w:r>
-          </w:p>
-        </w:tc>
-        <w:tc>
-          <w:tcPr>
-            <w:tcW w:type="dxa" w:w="2200"/>
-          </w:tcPr>
-          <w:p>
-            <w:pPr>
-              <w:pStyle w:val="Compact"/>
-            </w:pPr>
-            <w:r>
-              <w:t xml:space="preserve">ADO_DATASPACE_ID</w:t>
-            </w:r>
-          </w:p>
-        </w:tc>
-        <w:tc>
-          <w:tcPr>
-            <w:tcW w:type="dxa" w:w="2820"/>
-          </w:tcPr>
-          <w:p>
-            <w:pPr>
-              <w:pStyle w:val="Compact"/>
-            </w:pPr>
-            <w:r>
-              <w:t xml:space="preserve">INT-56..58</w:t>
-            </w:r>
-          </w:p>
-        </w:tc>
-      </w:tr>
-      <w:tr>
-        <w:tc>
-          <w:tcPr>
-            <w:tcW w:type="dxa" w:w="1800"/>
-          </w:tcPr>
-          <w:p>
-            <w:pPr>
-              <w:pStyle w:val="Compact"/>
-            </w:pPr>
-            <w:r>
-              <w:t xml:space="preserve">ado_schedule_id</w:t>
-            </w:r>
-          </w:p>
-        </w:tc>
-        <w:tc>
-          <w:tcPr>
-            <w:tcW w:type="dxa" w:w="1100"/>
-          </w:tcPr>
-          <w:p>
-            <w:pPr>
-              <w:pStyle w:val="Compact"/>
-            </w:pPr>
-            <w:r>
-              <w:t xml:space="preserve">Text</w:t>
-            </w:r>
-          </w:p>
-        </w:tc>
-        <w:tc>
-          <w:tcPr>
-            <w:tcW w:type="dxa" w:w="2200"/>
-          </w:tcPr>
-          <w:p>
-            <w:pPr>
-              <w:pStyle w:val="Compact"/>
-            </w:pPr>
-            <w:r>
-              <w:t xml:space="preserve">ADO_SCHEDULE_ID</w:t>
-            </w:r>
-          </w:p>
-        </w:tc>
-        <w:tc>
-          <w:tcPr>
-            <w:tcW w:type="dxa" w:w="2820"/>
-          </w:tcPr>
-          <w:p>
-            <w:pPr>
-              <w:pStyle w:val="Compact"/>
-            </w:pPr>
-            <w:r>
-              <w:t xml:space="preserve">INT-63..65</w:t>
-            </w:r>
-          </w:p>
-        </w:tc>
-      </w:tr>
-      <w:tr>
-        <w:tc>
-          <w:tcPr>
-            <w:tcW w:type="dxa" w:w="1800"/>
-          </w:tcPr>
-          <w:p>
-            <w:pPr>
-              <w:pStyle w:val="Compact"/>
-            </w:pPr>
-            <w:r>
-              <w:t xml:space="preserve">ado_connection_id</w:t>
-            </w:r>
-          </w:p>
-        </w:tc>
-        <w:tc>
-          <w:tcPr>
-            <w:tcW w:type="dxa" w:w="1100"/>
-          </w:tcPr>
-          <w:p>
-            <w:pPr>
-              <w:pStyle w:val="Compact"/>
-            </w:pPr>
-            <w:r>
-              <w:t xml:space="preserve">Text</w:t>
-            </w:r>
-          </w:p>
-        </w:tc>
-        <w:tc>
-          <w:tcPr>
-            <w:tcW w:type="dxa" w:w="2200"/>
-          </w:tcPr>
-          <w:p>
-            <w:pPr>
-              <w:pStyle w:val="Compact"/>
-            </w:pPr>
-            <w:r>
-              <w:t xml:space="preserve">ADO_CONNECTION_ID</w:t>
-            </w:r>
-          </w:p>
-        </w:tc>
-        <w:tc>
-          <w:tcPr>
-            <w:tcW w:type="dxa" w:w="2820"/>
-          </w:tcPr>
-          <w:p>
-            <w:pPr>
-              <w:pStyle w:val="Compact"/>
-            </w:pPr>
-            <w:r>
-              <w:t xml:space="preserve">INT-53..55, 66</w:t>
-            </w:r>
-          </w:p>
-        </w:tc>
-      </w:tr>
-      <w:tr>
-        <w:tc>
-          <w:tcPr>
-            <w:tcW w:type="dxa" w:w="1800"/>
-          </w:tcPr>
-          <w:p>
-            <w:pPr>
-              <w:pStyle w:val="Compact"/>
-            </w:pPr>
-            <w:r>
-              <w:t xml:space="preserve">workflow_task_id</w:t>
-            </w:r>
-          </w:p>
-        </w:tc>
-        <w:tc>
-          <w:tcPr>
-            <w:tcW w:type="dxa" w:w="1100"/>
-          </w:tcPr>
-          <w:p>
-            <w:pPr>
-              <w:pStyle w:val="Compact"/>
-            </w:pPr>
-            <w:r>
-              <w:t xml:space="preserve">Text</w:t>
-            </w:r>
-          </w:p>
-        </w:tc>
-        <w:tc>
-          <w:tcPr>
-            <w:tcW w:type="dxa" w:w="2200"/>
-          </w:tcPr>
-          <w:p>
-            <w:pPr>
-              <w:pStyle w:val="Compact"/>
-            </w:pPr>
-            <w:r>
-              <w:t xml:space="preserve">WORKFLOW_TASK_ID</w:t>
-            </w:r>
-          </w:p>
-        </w:tc>
-        <w:tc>
-          <w:tcPr>
-            <w:tcW w:type="dxa" w:w="2820"/>
-          </w:tcPr>
-          <w:p>
-            <w:pPr>
-              <w:pStyle w:val="Compact"/>
-            </w:pPr>
-            <w:r>
-              <w:t xml:space="preserve">WF-100..110</w:t>
-            </w:r>
-          </w:p>
-        </w:tc>
-      </w:tr>
-      <w:tr>
-        <w:tc>
-          <w:tcPr>
-            <w:tcW w:type="dxa" w:w="1800"/>
-          </w:tcPr>
-          <w:p>
-            <w:pPr>
-              <w:pStyle w:val="Compact"/>
-            </w:pPr>
-            <w:r>
-              <w:t xml:space="preserve">workflow_template_id</w:t>
-            </w:r>
-          </w:p>
-        </w:tc>
-        <w:tc>
-          <w:tcPr>
-            <w:tcW w:type="dxa" w:w="1100"/>
-          </w:tcPr>
-          <w:p>
-            <w:pPr>
-              <w:pStyle w:val="Compact"/>
-            </w:pPr>
-            <w:r>
-              <w:t xml:space="preserve">Text</w:t>
-            </w:r>
-          </w:p>
-        </w:tc>
-        <w:tc>
-          <w:tcPr>
-            <w:tcW w:type="dxa" w:w="2200"/>
-          </w:tcPr>
-          <w:p>
-            <w:pPr>
-              <w:pStyle w:val="Compact"/>
-            </w:pPr>
-            <w:r>
-              <w:t xml:space="preserve">WORKFLOW_TEMPLATE_ID</w:t>
-            </w:r>
-          </w:p>
-        </w:tc>
-        <w:tc>
-          <w:tcPr>
-            <w:tcW w:type="dxa" w:w="2820"/>
-          </w:tcPr>
-          <w:p>
-            <w:pPr>
-              <w:pStyle w:val="Compact"/>
-            </w:pPr>
-            <w:r>
-              <w:t xml:space="preserve">WF-1000..1006</w:t>
-            </w:r>
-          </w:p>
-        </w:tc>
-      </w:tr>
-      <w:tr>
-        <w:tc>
-          <w:tcPr>
-            <w:tcW w:type="dxa" w:w="1800"/>
-          </w:tcPr>
-          <w:p>
-            <w:pPr>
-              <w:pStyle w:val="Compact"/>
-            </w:pPr>
-            <w:r>
-              <w:t xml:space="preserve">comment_id</w:t>
-            </w:r>
-          </w:p>
-        </w:tc>
-        <w:tc>
-          <w:tcPr>
-            <w:tcW w:type="dxa" w:w="1100"/>
-          </w:tcPr>
-          <w:p>
-            <w:pPr>
-              <w:pStyle w:val="Compact"/>
-            </w:pPr>
-            <w:r>
-              <w:t xml:space="preserve">Text</w:t>
-            </w:r>
-          </w:p>
-        </w:tc>
-        <w:tc>
-          <w:tcPr>
-            <w:tcW w:type="dxa" w:w="2200"/>
-          </w:tcPr>
-          <w:p>
-            <w:pPr>
-              <w:pStyle w:val="Compact"/>
-            </w:pPr>
-            <w:r>
-              <w:t xml:space="preserve">COMMENT_ID</w:t>
-            </w:r>
-          </w:p>
-        </w:tc>
-        <w:tc>
-          <w:tcPr>
-            <w:tcW w:type="dxa" w:w="2820"/>
-          </w:tcPr>
-          <w:p>
-            <w:pPr>
-              <w:pStyle w:val="Compact"/>
-            </w:pPr>
-            <w:r>
-              <w:t xml:space="preserve">COMMENT-01..03</w:t>
-            </w:r>
-          </w:p>
-        </w:tc>
-      </w:tr>
-    </w:tbl>
-    <w:p>
-      <w:r>
-        <w:t xml:space="preserve">Recommended: make event_category a List (not Text) so it drives dashboard selectors. Build a small list of the 13 categories enumerated in Technical Reference Appendix A.2 (or original Section 6.4 if applied).</w:t>
-      </w:r>
-    </w:p>
-    <w:p>
-      <w:pPr>
-        <w:pStyle w:val="Heading2"/>
-      </w:pPr>
-      <w:r>
-        <w:t xml:space="preserve">A.2 Optional import-action mappings</w:t>
-      </w:r>
-    </w:p>
-    <w:p>
-      <w:r>
-        <w:t xml:space="preserve">Append the following rows to the existing SQL-column → module line-item mapping table. The 'Optional' tag means the column is always present in the SQL output (v3.1 pre-declares the columns in the SQLite events table), but the value is null for events outside the relevant category. Skipping these mappings does not break any existing functionality.</w:t>
-      </w:r>
-    </w:p>
-    <w:tbl>
-      <w:tblPr>
-        <w:tblStyle w:val="Table"/>
-        <w:tblW w:type="pct" w:w="5000"/>
-        <w:tblLayout w:type="fixed"/>
-        <w:tblLook w:firstRow="1" w:lastRow="0" w:firstColumn="0" w:lastColumn="0" w:noHBand="0" w:noVBand="0" w:val="0020"/>
-      </w:tblPr>
-      <w:tblGrid>
-        <w:gridCol w:w="2400"/>
-        <w:gridCol w:w="2400"/>
-        <w:gridCol w:w="3120"/>
-      </w:tblGrid>
-      <w:tr>
-        <w:trPr>
-          <w:tblHeader w:val="on"/>
-        </w:trPr>
-        <w:tc>
-          <w:tcPr>
-            <w:tcW w:type="dxa" w:w="2400"/>
-          </w:tcPr>
-          <w:p>
-            <w:pPr>
-              <w:pStyle w:val="Compact"/>
-            </w:pPr>
-            <w:r>
-              <w:rPr>
-                <w:b/>
-                <w:bCs/>
-              </w:rPr>
-              <w:t xml:space="preserve">SQL Column</w:t>
-            </w:r>
-          </w:p>
-        </w:tc>
-        <w:tc>
-          <w:tcPr>
-            <w:tcW w:type="dxa" w:w="2400"/>
-          </w:tcPr>
-          <w:p>
-            <w:pPr>
-              <w:pStyle w:val="Compact"/>
-            </w:pPr>
-            <w:r>
-              <w:rPr>
-                <w:b/>
-                <w:bCs/>
-              </w:rPr>
-              <w:t xml:space="preserve">Module Line Item</w:t>
-            </w:r>
-          </w:p>
-        </w:tc>
-        <w:tc>
-          <w:tcPr>
-            <w:tcW w:type="dxa" w:w="3120"/>
-          </w:tcPr>
-          <w:p>
-            <w:pPr>
-              <w:pStyle w:val="Compact"/>
-            </w:pPr>
-            <w:r>
-              <w:rPr>
-                <w:b/>
-                <w:bCs/>
-              </w:rPr>
-              <w:t xml:space="preserve">Notes</w:t>
-            </w:r>
-          </w:p>
-        </w:tc>
-      </w:tr>
-      <w:tr>
-        <w:tc>
-          <w:tcPr>
-            <w:tcW w:type="dxa" w:w="2400"/>
-          </w:tcPr>
-          <w:p>
-            <w:pPr>
-              <w:pStyle w:val="Compact"/>
-            </w:pPr>
-            <w:r>
-              <w:t xml:space="preserve">EVENT_CATEGORY</w:t>
-            </w:r>
-          </w:p>
-        </w:tc>
-        <w:tc>
-          <w:tcPr>
-            <w:tcW w:type="dxa" w:w="2400"/>
-          </w:tcPr>
-          <w:p>
-            <w:pPr>
-              <w:pStyle w:val="Compact"/>
-            </w:pPr>
-            <w:r>
-              <w:t xml:space="preserve">event_category</w:t>
-            </w:r>
-          </w:p>
-        </w:tc>
-        <w:tc>
-          <w:tcPr>
-            <w:tcW w:type="dxa" w:w="3120"/>
-          </w:tcPr>
-          <w:p>
-            <w:pPr>
-              <w:pStyle w:val="Compact"/>
-            </w:pPr>
-            <w:r>
-              <w:t xml:space="preserve">Optional — recommended as a List for dashboard filters</w:t>
-            </w:r>
-          </w:p>
-        </w:tc>
-      </w:tr>
-      <w:tr>
-        <w:tc>
-          <w:tcPr>
-            <w:tcW w:type="dxa" w:w="2400"/>
-          </w:tcPr>
-          <w:p>
-            <w:pPr>
-              <w:pStyle w:val="Compact"/>
-            </w:pPr>
-            <w:r>
-              <w:t xml:space="preserve">UX_APP_ID</w:t>
-            </w:r>
-          </w:p>
-        </w:tc>
-        <w:tc>
-          <w:tcPr>
-            <w:tcW w:type="dxa" w:w="2400"/>
-          </w:tcPr>
-          <w:p>
-            <w:pPr>
-              <w:pStyle w:val="Compact"/>
-            </w:pPr>
-            <w:r>
-              <w:t xml:space="preserve">ux_app_id</w:t>
-            </w:r>
-          </w:p>
-        </w:tc>
-        <w:tc>
-          <w:tcPr>
-            <w:tcW w:type="dxa" w:w="3120"/>
-          </w:tcPr>
-          <w:p>
-            <w:pPr>
-              <w:pStyle w:val="Compact"/>
-            </w:pPr>
-            <w:r>
-              <w:t xml:space="preserve">Optional</w:t>
-            </w:r>
-          </w:p>
-        </w:tc>
-      </w:tr>
-      <w:tr>
-        <w:tc>
-          <w:tcPr>
-            <w:tcW w:type="dxa" w:w="2400"/>
-          </w:tcPr>
-          <w:p>
-            <w:pPr>
-              <w:pStyle w:val="Compact"/>
-            </w:pPr>
-            <w:r>
-              <w:t xml:space="preserve">UX_PAGE_ID</w:t>
-            </w:r>
-          </w:p>
-        </w:tc>
-        <w:tc>
-          <w:tcPr>
-            <w:tcW w:type="dxa" w:w="2400"/>
-          </w:tcPr>
-          <w:p>
-            <w:pPr>
-              <w:pStyle w:val="Compact"/>
-            </w:pPr>
-            <w:r>
-              <w:t xml:space="preserve">ux_page_id</w:t>
-            </w:r>
-          </w:p>
-        </w:tc>
-        <w:tc>
-          <w:tcPr>
-            <w:tcW w:type="dxa" w:w="3120"/>
-          </w:tcPr>
-          <w:p>
-            <w:pPr>
-              <w:pStyle w:val="Compact"/>
-            </w:pPr>
-            <w:r>
-              <w:t xml:space="preserve">Optional</w:t>
-            </w:r>
-          </w:p>
-        </w:tc>
-      </w:tr>
-      <w:tr>
-        <w:tc>
-          <w:tcPr>
-            <w:tcW w:type="dxa" w:w="2400"/>
-          </w:tcPr>
-          <w:p>
-            <w:pPr>
-              <w:pStyle w:val="Compact"/>
-            </w:pPr>
-            <w:r>
-              <w:t xml:space="preserve">UX_PAGE_NAME</w:t>
-            </w:r>
-          </w:p>
-        </w:tc>
-        <w:tc>
-          <w:tcPr>
-            <w:tcW w:type="dxa" w:w="2400"/>
-          </w:tcPr>
-          <w:p>
-            <w:pPr>
-              <w:pStyle w:val="Compact"/>
-            </w:pPr>
-            <w:r>
-              <w:t xml:space="preserve">ux_page_name</w:t>
-            </w:r>
-          </w:p>
-        </w:tc>
-        <w:tc>
-          <w:tcPr>
-            <w:tcW w:type="dxa" w:w="3120"/>
-          </w:tcPr>
-          <w:p>
-            <w:pPr>
-              <w:pStyle w:val="Compact"/>
-            </w:pPr>
-            <w:r>
-              <w:t xml:space="preserve">Optional</w:t>
-            </w:r>
-          </w:p>
-        </w:tc>
-      </w:tr>
-      <w:tr>
-        <w:tc>
-          <w:tcPr>
-            <w:tcW w:type="dxa" w:w="2400"/>
-          </w:tcPr>
-          <w:p>
-            <w:pPr>
-              <w:pStyle w:val="Compact"/>
-            </w:pPr>
-            <w:r>
-              <w:t xml:space="preserve">ADO_PIPELINE_ID</w:t>
-            </w:r>
-          </w:p>
-        </w:tc>
-        <w:tc>
-          <w:tcPr>
-            <w:tcW w:type="dxa" w:w="2400"/>
-          </w:tcPr>
-          <w:p>
-            <w:pPr>
-              <w:pStyle w:val="Compact"/>
-            </w:pPr>
-            <w:r>
-              <w:t xml:space="preserve">ado_pipeline_id</w:t>
-            </w:r>
-          </w:p>
-        </w:tc>
-        <w:tc>
-          <w:tcPr>
-            <w:tcW w:type="dxa" w:w="3120"/>
-          </w:tcPr>
-          <w:p>
-            <w:pPr>
-              <w:pStyle w:val="Compact"/>
-            </w:pPr>
-            <w:r>
-              <w:t xml:space="preserve">Optional</w:t>
-            </w:r>
-          </w:p>
-        </w:tc>
-      </w:tr>
-      <w:tr>
-        <w:tc>
-          <w:tcPr>
-            <w:tcW w:type="dxa" w:w="2400"/>
-          </w:tcPr>
-          <w:p>
-            <w:pPr>
-              <w:pStyle w:val="Compact"/>
-            </w:pPr>
-            <w:r>
-              <w:t xml:space="preserve">ADO_DATASPACE_ID</w:t>
-            </w:r>
-          </w:p>
-        </w:tc>
-        <w:tc>
-          <w:tcPr>
-            <w:tcW w:type="dxa" w:w="2400"/>
-          </w:tcPr>
-          <w:p>
-            <w:pPr>
-              <w:pStyle w:val="Compact"/>
-            </w:pPr>
-            <w:r>
-              <w:t xml:space="preserve">ado_dataspace_id</w:t>
-            </w:r>
-          </w:p>
-        </w:tc>
-        <w:tc>
-          <w:tcPr>
-            <w:tcW w:type="dxa" w:w="3120"/>
-          </w:tcPr>
-          <w:p>
-            <w:pPr>
-              <w:pStyle w:val="Compact"/>
-            </w:pPr>
-            <w:r>
-              <w:t xml:space="preserve">Optional</w:t>
-            </w:r>
-          </w:p>
-        </w:tc>
-      </w:tr>
-      <w:tr>
-        <w:tc>
-          <w:tcPr>
-            <w:tcW w:type="dxa" w:w="2400"/>
-          </w:tcPr>
-          <w:p>
-            <w:pPr>
-              <w:pStyle w:val="Compact"/>
-            </w:pPr>
-            <w:r>
-              <w:t xml:space="preserve">ADO_SCHEDULE_ID</w:t>
-            </w:r>
-          </w:p>
-        </w:tc>
-        <w:tc>
-          <w:tcPr>
-            <w:tcW w:type="dxa" w:w="2400"/>
-          </w:tcPr>
-          <w:p>
-            <w:pPr>
-              <w:pStyle w:val="Compact"/>
-            </w:pPr>
-            <w:r>
-              <w:t xml:space="preserve">ado_schedule_id</w:t>
-            </w:r>
-          </w:p>
-        </w:tc>
-        <w:tc>
-          <w:tcPr>
-            <w:tcW w:type="dxa" w:w="3120"/>
-          </w:tcPr>
-          <w:p>
-            <w:pPr>
-              <w:pStyle w:val="Compact"/>
-            </w:pPr>
-            <w:r>
-              <w:t xml:space="preserve">Optional</w:t>
-            </w:r>
-          </w:p>
-        </w:tc>
-      </w:tr>
-      <w:tr>
-        <w:tc>
-          <w:tcPr>
-            <w:tcW w:type="dxa" w:w="2400"/>
-          </w:tcPr>
-          <w:p>
-            <w:pPr>
-              <w:pStyle w:val="Compact"/>
-            </w:pPr>
-            <w:r>
-              <w:t xml:space="preserve">ADO_CONNECTION_ID</w:t>
-            </w:r>
-          </w:p>
-        </w:tc>
-        <w:tc>
-          <w:tcPr>
-            <w:tcW w:type="dxa" w:w="2400"/>
-          </w:tcPr>
-          <w:p>
-            <w:pPr>
-              <w:pStyle w:val="Compact"/>
-            </w:pPr>
-            <w:r>
-              <w:t xml:space="preserve">ado_connection_id</w:t>
-            </w:r>
-          </w:p>
-        </w:tc>
-        <w:tc>
-          <w:tcPr>
-            <w:tcW w:type="dxa" w:w="3120"/>
-          </w:tcPr>
-          <w:p>
-            <w:pPr>
-              <w:pStyle w:val="Compact"/>
-            </w:pPr>
-            <w:r>
-              <w:t xml:space="preserve">Optional</w:t>
-            </w:r>
-          </w:p>
-        </w:tc>
-      </w:tr>
-      <w:tr>
-        <w:tc>
-          <w:tcPr>
-            <w:tcW w:type="dxa" w:w="2400"/>
-          </w:tcPr>
-          <w:p>
-            <w:pPr>
-              <w:pStyle w:val="Compact"/>
-            </w:pPr>
-            <w:r>
-              <w:t xml:space="preserve">WORKFLOW_TASK_ID</w:t>
-            </w:r>
-          </w:p>
-        </w:tc>
-        <w:tc>
-          <w:tcPr>
-            <w:tcW w:type="dxa" w:w="2400"/>
-          </w:tcPr>
-          <w:p>
-            <w:pPr>
-              <w:pStyle w:val="Compact"/>
-            </w:pPr>
-            <w:r>
-              <w:t xml:space="preserve">workflow_task_id</w:t>
-            </w:r>
-          </w:p>
-        </w:tc>
-        <w:tc>
-          <w:tcPr>
-            <w:tcW w:type="dxa" w:w="3120"/>
-          </w:tcPr>
-          <w:p>
-            <w:pPr>
-              <w:pStyle w:val="Compact"/>
-            </w:pPr>
-            <w:r>
-              <w:t xml:space="preserve">Optional</w:t>
-            </w:r>
-          </w:p>
-        </w:tc>
-      </w:tr>
-      <w:tr>
-        <w:tc>
-          <w:tcPr>
-            <w:tcW w:type="dxa" w:w="2400"/>
-          </w:tcPr>
-          <w:p>
-            <w:pPr>
-              <w:pStyle w:val="Compact"/>
-            </w:pPr>
-            <w:r>
-              <w:t xml:space="preserve">WORKFLOW_TEMPLATE_ID</w:t>
-            </w:r>
-          </w:p>
-        </w:tc>
-        <w:tc>
-          <w:tcPr>
-            <w:tcW w:type="dxa" w:w="2400"/>
-          </w:tcPr>
-          <w:p>
-            <w:pPr>
-              <w:pStyle w:val="Compact"/>
-            </w:pPr>
-            <w:r>
-              <w:t xml:space="preserve">workflow_template_id</w:t>
-            </w:r>
-          </w:p>
-        </w:tc>
-        <w:tc>
-          <w:tcPr>
-            <w:tcW w:type="dxa" w:w="3120"/>
-          </w:tcPr>
-          <w:p>
-            <w:pPr>
-              <w:pStyle w:val="Compact"/>
-            </w:pPr>
-            <w:r>
-              <w:t xml:space="preserve">Optional</w:t>
-            </w:r>
-          </w:p>
-        </w:tc>
-      </w:tr>
-      <w:tr>
-        <w:tc>
-          <w:tcPr>
-            <w:tcW w:type="dxa" w:w="2400"/>
-          </w:tcPr>
-          <w:p>
-            <w:pPr>
-              <w:pStyle w:val="Compact"/>
-            </w:pPr>
-            <w:r>
-              <w:t xml:space="preserve">COMMENT_ID</w:t>
-            </w:r>
-          </w:p>
-        </w:tc>
-        <w:tc>
-          <w:tcPr>
-            <w:tcW w:type="dxa" w:w="2400"/>
-          </w:tcPr>
-          <w:p>
-            <w:pPr>
-              <w:pStyle w:val="Compact"/>
-            </w:pPr>
-            <w:r>
-              <w:t xml:space="preserve">comment_id</w:t>
-            </w:r>
-          </w:p>
-        </w:tc>
-        <w:tc>
-          <w:tcPr>
-            <w:tcW w:type="dxa" w:w="3120"/>
-          </w:tcPr>
-          <w:p>
-            <w:pPr>
-              <w:pStyle w:val="Compact"/>
-            </w:pPr>
-            <w:r>
-              <w:t xml:space="preserve">Optional</w:t>
-            </w:r>
-          </w:p>
-        </w:tc>
-      </w:tr>
-    </w:tbl>
-    <w:p>
-      <w:pPr>
-        <w:pStyle w:val="Heading2"/>
-      </w:pPr>
-      <w:r>
-        <w:t xml:space="preserve">A.3 Activity code catalog refresh</w:t>
-      </w:r>
-    </w:p>
-    <w:p>
-      <w:r>
-        <w:t xml:space="preserve">The activity-code list grew from approximately 140 codes to 222 codes in v3.1. The growth covers new categories Anaplan has added since v1 — Anaplan Data Orchestrator (INT-50..66), Workflow templates (WF-1000..1006), Comments (COMMENT-01..03), Forecaster (FRCST-01..76, replacing legacy PIQ-*), plus new UX board/worksheet/report tracking codes (USR-43..49, 59..63, 65) and IP-list events (USR-71..74). No change to the import action is required — the existing activity-code list import will pick up the new rows on next run.</w:t>
-      </w:r>
-    </w:p>
     <w:sectPr>
       <w:headerReference r:id="rId7" w:type="default"/>
       <w:footerReference r:id="rId8" w:type="default"/>

--- a/docs/anaplan-model-setup-guide.docx
+++ b/docs/anaplan-model-setup-guide.docx
@@ -54,7 +54,10 @@
         </w:numPr>
       </w:pPr>
       <w:r>
-        <w:t xml:space="preserve">A </w:t>
+        <w:t xml:space="preserve">A</w:t>
+      </w:r>
+      <w:r>
+        <w:t xml:space="preserve"> </w:t>
       </w:r>
       <w:r>
         <w:rPr>
@@ -64,7 +67,10 @@
         <w:t xml:space="preserve">source model export action</w:t>
       </w:r>
       <w:r>
-        <w:t xml:space="preserve"> (one per Anaplan model you want to track) that the CLI triggers to extract model change history.</w:t>
+        <w:t xml:space="preserve"> </w:t>
+      </w:r>
+      <w:r>
+        <w:t xml:space="preserve">(one per Anaplan model you want to track) that the CLI triggers to extract model change history.</w:t>
       </w:r>
     </w:p>
     <w:p>
@@ -76,7 +82,10 @@
         </w:numPr>
       </w:pPr>
       <w:r>
-        <w:t xml:space="preserve">A </w:t>
+        <w:t xml:space="preserve">A</w:t>
+      </w:r>
+      <w:r>
+        <w:t xml:space="preserve"> </w:t>
       </w:r>
       <w:r>
         <w:rPr>
@@ -86,7 +95,10 @@
         <w:t xml:space="preserve">Model History Reporting model</w:t>
       </w:r>
       <w:r>
-        <w:t xml:space="preserve"> in Anaplan containing the lists, modules, file data sources, and import actions that receive the processed data.</w:t>
+        <w:t xml:space="preserve"> </w:t>
+      </w:r>
+      <w:r>
+        <w:t xml:space="preserve">in Anaplan containing the lists, modules, file data sources, and import actions that receive the processed data.</w:t>
       </w:r>
     </w:p>
     <w:p>
@@ -98,7 +110,10 @@
         </w:numPr>
       </w:pPr>
       <w:r>
-        <w:t xml:space="preserve">A configured </w:t>
+        <w:t xml:space="preserve">A configured</w:t>
+      </w:r>
+      <w:r>
+        <w:t xml:space="preserve"> </w:t>
       </w:r>
       <w:r>
         <w:rPr>
@@ -107,732 +122,14 @@
         <w:t xml:space="preserve">settings.json</w:t>
       </w:r>
       <w:r>
-        <w:t xml:space="preserve"> that tells the CLI where to upload its output.</w:t>
+        <w:t xml:space="preserve"> </w:t>
+      </w:r>
+      <w:r>
+        <w:t xml:space="preserve">that tells the CLI where to upload its output.</w:t>
       </w:r>
     </w:p>
     <w:bookmarkEnd w:id="18"/>
     <w:bookmarkStart w:id="19" w:name="how-data-flows"/>
-    <w:p>
-      <w:pPr>
-        <w:pStyle w:val="Heading3"/>
-      </w:pPr>
-      <w:r>
-        <w:t xml:space="preserve">1.1.1 v3.1 Compatibility Note</w:t>
-      </w:r>
-    </w:p>
-    <w:p>
-      <w:pPr>
-        <w:pStyle w:val="FirstParagraph"/>
-      </w:pPr>
-      <w:r>
-        <w:t xml:space="preserve">v3.1 (June 2026) is a backwards-compatible release. The Model History Reporting Model build described in this guide is unchanged — no list, module, line item, file source, or process needs to be added or modified for v3.1.</w:t>
-      </w:r>
-    </w:p>
-    <w:p>
-      <w:pPr>
-        <w:pStyle w:val="FirstParagraph"/>
-      </w:pPr>
-      <w:r>
-        <w:t xml:space="preserve">The v3.1 changes affect the Audit pipeline (audit catalog refresh — 222 codes including ADO, Workflow templates, Comments, Forecaster — and a derived EVENT_CATEGORY column plus 10 optional category-specific columns in the SQL transform). If you want to surface those new context columns in your Audit Reporting Model, add the following optional line items in the audit detail module:</w:t>
-      </w:r>
-    </w:p>
-    <w:tbl>
-      <w:tblPr>
-        <w:tblStyle w:val="Table"/>
-        <w:tblW w:type="pct" w:w="5000"/>
-        <w:tblLayout w:type="fixed"/>
-        <w:tblLook w:firstRow="1" w:lastRow="0" w:firstColumn="0" w:lastColumn="0" w:noHBand="0" w:noVBand="0" w:val="0020"/>
-      </w:tblPr>
-      <w:tblGrid>
-        <w:gridCol w:w="1900"/>
-        <w:gridCol w:w="1100"/>
-        <w:gridCol w:w="2200"/>
-        <w:gridCol w:w="2720"/>
-      </w:tblGrid>
-      <w:tr>
-        <w:trPr>
-          <w:tblHeader w:val="on"/>
-        </w:trPr>
-        <w:tc>
-          <w:tcPr>
-            <w:tcW w:type="dxa" w:w="1900"/>
-          </w:tcPr>
-          <w:p>
-            <w:pPr>
-              <w:pStyle w:val="Compact"/>
-            </w:pPr>
-            <w:r>
-              <w:rPr>
-                <w:b/>
-                <w:bCs/>
-              </w:rPr>
-              <w:t xml:space="preserve">Line item name</w:t>
-            </w:r>
-          </w:p>
-        </w:tc>
-        <w:tc>
-          <w:tcPr>
-            <w:tcW w:type="dxa" w:w="1100"/>
-          </w:tcPr>
-          <w:p>
-            <w:pPr>
-              <w:pStyle w:val="Compact"/>
-            </w:pPr>
-            <w:r>
-              <w:rPr>
-                <w:b/>
-                <w:bCs/>
-              </w:rPr>
-              <w:t xml:space="preserve">Format</w:t>
-            </w:r>
-          </w:p>
-        </w:tc>
-        <w:tc>
-          <w:tcPr>
-            <w:tcW w:type="dxa" w:w="2200"/>
-          </w:tcPr>
-          <w:p>
-            <w:pPr>
-              <w:pStyle w:val="Compact"/>
-            </w:pPr>
-            <w:r>
-              <w:rPr>
-                <w:b/>
-                <w:bCs/>
-              </w:rPr>
-              <w:t xml:space="preserve">Source SQL column</w:t>
-            </w:r>
-          </w:p>
-        </w:tc>
-        <w:tc>
-          <w:tcPr>
-            <w:tcW w:type="dxa" w:w="2720"/>
-          </w:tcPr>
-          <w:p>
-            <w:pPr>
-              <w:pStyle w:val="Compact"/>
-            </w:pPr>
-            <w:r>
-              <w:rPr>
-                <w:b/>
-                <w:bCs/>
-              </w:rPr>
-              <w:t xml:space="preserve">Populated by</w:t>
-            </w:r>
-          </w:p>
-        </w:tc>
-      </w:tr>
-      <w:tr>
-        <w:tc>
-          <w:tcPr>
-            <w:tcW w:type="dxa" w:w="1900"/>
-          </w:tcPr>
-          <w:p>
-            <w:pPr>
-              <w:pStyle w:val="Compact"/>
-            </w:pPr>
-            <w:r>
-              <w:t xml:space="preserve">event_category</w:t>
-            </w:r>
-          </w:p>
-        </w:tc>
-        <w:tc>
-          <w:tcPr>
-            <w:tcW w:type="dxa" w:w="1100"/>
-          </w:tcPr>
-          <w:p>
-            <w:pPr>
-              <w:pStyle w:val="Compact"/>
-            </w:pPr>
-            <w:r>
-              <w:t xml:space="preserve">Text or List</w:t>
-            </w:r>
-          </w:p>
-        </w:tc>
-        <w:tc>
-          <w:tcPr>
-            <w:tcW w:type="dxa" w:w="2200"/>
-          </w:tcPr>
-          <w:p>
-            <w:pPr>
-              <w:pStyle w:val="Compact"/>
-            </w:pPr>
-            <w:r>
-              <w:t xml:space="preserve">EVENT_CATEGORY</w:t>
-            </w:r>
-          </w:p>
-        </w:tc>
-        <w:tc>
-          <w:tcPr>
-            <w:tcW w:type="dxa" w:w="2720"/>
-          </w:tcPr>
-          <w:p>
-            <w:pPr>
-              <w:pStyle w:val="Compact"/>
-            </w:pPr>
-            <w:r>
-              <w:t xml:space="preserve">Every event — derived from event code prefix</w:t>
-            </w:r>
-          </w:p>
-        </w:tc>
-      </w:tr>
-      <w:tr>
-        <w:tc>
-          <w:tcPr>
-            <w:tcW w:type="dxa" w:w="1900"/>
-          </w:tcPr>
-          <w:p>
-            <w:pPr>
-              <w:pStyle w:val="Compact"/>
-            </w:pPr>
-            <w:r>
-              <w:t xml:space="preserve">ux_app_id</w:t>
-            </w:r>
-          </w:p>
-        </w:tc>
-        <w:tc>
-          <w:tcPr>
-            <w:tcW w:type="dxa" w:w="1100"/>
-          </w:tcPr>
-          <w:p>
-            <w:pPr>
-              <w:pStyle w:val="Compact"/>
-            </w:pPr>
-            <w:r>
-              <w:t xml:space="preserve">Text</w:t>
-            </w:r>
-          </w:p>
-        </w:tc>
-        <w:tc>
-          <w:tcPr>
-            <w:tcW w:type="dxa" w:w="2200"/>
-          </w:tcPr>
-          <w:p>
-            <w:pPr>
-              <w:pStyle w:val="Compact"/>
-            </w:pPr>
-            <w:r>
-              <w:t xml:space="preserve">UX_APP_ID</w:t>
-            </w:r>
-          </w:p>
-        </w:tc>
-        <w:tc>
-          <w:tcPr>
-            <w:tcW w:type="dxa" w:w="2720"/>
-          </w:tcPr>
-          <w:p>
-            <w:pPr>
-              <w:pStyle w:val="Compact"/>
-            </w:pPr>
-            <w:r>
-              <w:t xml:space="preserve">USR-43..49, 59..63, 65</w:t>
-            </w:r>
-          </w:p>
-        </w:tc>
-      </w:tr>
-      <w:tr>
-        <w:tc>
-          <w:tcPr>
-            <w:tcW w:type="dxa" w:w="1900"/>
-          </w:tcPr>
-          <w:p>
-            <w:pPr>
-              <w:pStyle w:val="Compact"/>
-            </w:pPr>
-            <w:r>
-              <w:t xml:space="preserve">ux_page_id</w:t>
-            </w:r>
-          </w:p>
-        </w:tc>
-        <w:tc>
-          <w:tcPr>
-            <w:tcW w:type="dxa" w:w="1100"/>
-          </w:tcPr>
-          <w:p>
-            <w:pPr>
-              <w:pStyle w:val="Compact"/>
-            </w:pPr>
-            <w:r>
-              <w:t xml:space="preserve">Text</w:t>
-            </w:r>
-          </w:p>
-        </w:tc>
-        <w:tc>
-          <w:tcPr>
-            <w:tcW w:type="dxa" w:w="2200"/>
-          </w:tcPr>
-          <w:p>
-            <w:pPr>
-              <w:pStyle w:val="Compact"/>
-            </w:pPr>
-            <w:r>
-              <w:t xml:space="preserve">UX_PAGE_ID</w:t>
-            </w:r>
-          </w:p>
-        </w:tc>
-        <w:tc>
-          <w:tcPr>
-            <w:tcW w:type="dxa" w:w="2720"/>
-          </w:tcPr>
-          <w:p>
-            <w:pPr>
-              <w:pStyle w:val="Compact"/>
-            </w:pPr>
-            <w:r>
-              <w:t xml:space="preserve">USR-43..49, 59..63, 65</w:t>
-            </w:r>
-          </w:p>
-        </w:tc>
-      </w:tr>
-      <w:tr>
-        <w:tc>
-          <w:tcPr>
-            <w:tcW w:type="dxa" w:w="1900"/>
-          </w:tcPr>
-          <w:p>
-            <w:pPr>
-              <w:pStyle w:val="Compact"/>
-            </w:pPr>
-            <w:r>
-              <w:t xml:space="preserve">ux_page_name</w:t>
-            </w:r>
-          </w:p>
-        </w:tc>
-        <w:tc>
-          <w:tcPr>
-            <w:tcW w:type="dxa" w:w="1100"/>
-          </w:tcPr>
-          <w:p>
-            <w:pPr>
-              <w:pStyle w:val="Compact"/>
-            </w:pPr>
-            <w:r>
-              <w:t xml:space="preserve">Text</w:t>
-            </w:r>
-          </w:p>
-        </w:tc>
-        <w:tc>
-          <w:tcPr>
-            <w:tcW w:type="dxa" w:w="2200"/>
-          </w:tcPr>
-          <w:p>
-            <w:pPr>
-              <w:pStyle w:val="Compact"/>
-            </w:pPr>
-            <w:r>
-              <w:t xml:space="preserve">UX_PAGE_NAME</w:t>
-            </w:r>
-          </w:p>
-        </w:tc>
-        <w:tc>
-          <w:tcPr>
-            <w:tcW w:type="dxa" w:w="2720"/>
-          </w:tcPr>
-          <w:p>
-            <w:pPr>
-              <w:pStyle w:val="Compact"/>
-            </w:pPr>
-            <w:r>
-              <w:t xml:space="preserve">USR-59..63 (page publish)</w:t>
-            </w:r>
-          </w:p>
-        </w:tc>
-      </w:tr>
-      <w:tr>
-        <w:tc>
-          <w:tcPr>
-            <w:tcW w:type="dxa" w:w="1900"/>
-          </w:tcPr>
-          <w:p>
-            <w:pPr>
-              <w:pStyle w:val="Compact"/>
-            </w:pPr>
-            <w:r>
-              <w:t xml:space="preserve">ado_pipeline_id</w:t>
-            </w:r>
-          </w:p>
-        </w:tc>
-        <w:tc>
-          <w:tcPr>
-            <w:tcW w:type="dxa" w:w="1100"/>
-          </w:tcPr>
-          <w:p>
-            <w:pPr>
-              <w:pStyle w:val="Compact"/>
-            </w:pPr>
-            <w:r>
-              <w:t xml:space="preserve">Text</w:t>
-            </w:r>
-          </w:p>
-        </w:tc>
-        <w:tc>
-          <w:tcPr>
-            <w:tcW w:type="dxa" w:w="2200"/>
-          </w:tcPr>
-          <w:p>
-            <w:pPr>
-              <w:pStyle w:val="Compact"/>
-            </w:pPr>
-            <w:r>
-              <w:t xml:space="preserve">ADO_PIPELINE_ID</w:t>
-            </w:r>
-          </w:p>
-        </w:tc>
-        <w:tc>
-          <w:tcPr>
-            <w:tcW w:type="dxa" w:w="2720"/>
-          </w:tcPr>
-          <w:p>
-            <w:pPr>
-              <w:pStyle w:val="Compact"/>
-            </w:pPr>
-            <w:r>
-              <w:t xml:space="preserve">INT-50..52, 61, 62</w:t>
-            </w:r>
-          </w:p>
-        </w:tc>
-      </w:tr>
-      <w:tr>
-        <w:tc>
-          <w:tcPr>
-            <w:tcW w:type="dxa" w:w="1900"/>
-          </w:tcPr>
-          <w:p>
-            <w:pPr>
-              <w:pStyle w:val="Compact"/>
-            </w:pPr>
-            <w:r>
-              <w:t xml:space="preserve">ado_dataspace_id</w:t>
-            </w:r>
-          </w:p>
-        </w:tc>
-        <w:tc>
-          <w:tcPr>
-            <w:tcW w:type="dxa" w:w="1100"/>
-          </w:tcPr>
-          <w:p>
-            <w:pPr>
-              <w:pStyle w:val="Compact"/>
-            </w:pPr>
-            <w:r>
-              <w:t xml:space="preserve">Text</w:t>
-            </w:r>
-          </w:p>
-        </w:tc>
-        <w:tc>
-          <w:tcPr>
-            <w:tcW w:type="dxa" w:w="2200"/>
-          </w:tcPr>
-          <w:p>
-            <w:pPr>
-              <w:pStyle w:val="Compact"/>
-            </w:pPr>
-            <w:r>
-              <w:t xml:space="preserve">ADO_DATASPACE_ID</w:t>
-            </w:r>
-          </w:p>
-        </w:tc>
-        <w:tc>
-          <w:tcPr>
-            <w:tcW w:type="dxa" w:w="2720"/>
-          </w:tcPr>
-          <w:p>
-            <w:pPr>
-              <w:pStyle w:val="Compact"/>
-            </w:pPr>
-            <w:r>
-              <w:t xml:space="preserve">INT-56..58</w:t>
-            </w:r>
-          </w:p>
-        </w:tc>
-      </w:tr>
-      <w:tr>
-        <w:tc>
-          <w:tcPr>
-            <w:tcW w:type="dxa" w:w="1900"/>
-          </w:tcPr>
-          <w:p>
-            <w:pPr>
-              <w:pStyle w:val="Compact"/>
-            </w:pPr>
-            <w:r>
-              <w:t xml:space="preserve">ado_schedule_id</w:t>
-            </w:r>
-          </w:p>
-        </w:tc>
-        <w:tc>
-          <w:tcPr>
-            <w:tcW w:type="dxa" w:w="1100"/>
-          </w:tcPr>
-          <w:p>
-            <w:pPr>
-              <w:pStyle w:val="Compact"/>
-            </w:pPr>
-            <w:r>
-              <w:t xml:space="preserve">Text</w:t>
-            </w:r>
-          </w:p>
-        </w:tc>
-        <w:tc>
-          <w:tcPr>
-            <w:tcW w:type="dxa" w:w="2200"/>
-          </w:tcPr>
-          <w:p>
-            <w:pPr>
-              <w:pStyle w:val="Compact"/>
-            </w:pPr>
-            <w:r>
-              <w:t xml:space="preserve">ADO_SCHEDULE_ID</w:t>
-            </w:r>
-          </w:p>
-        </w:tc>
-        <w:tc>
-          <w:tcPr>
-            <w:tcW w:type="dxa" w:w="2720"/>
-          </w:tcPr>
-          <w:p>
-            <w:pPr>
-              <w:pStyle w:val="Compact"/>
-            </w:pPr>
-            <w:r>
-              <w:t xml:space="preserve">INT-63..65</w:t>
-            </w:r>
-          </w:p>
-        </w:tc>
-      </w:tr>
-      <w:tr>
-        <w:tc>
-          <w:tcPr>
-            <w:tcW w:type="dxa" w:w="1900"/>
-          </w:tcPr>
-          <w:p>
-            <w:pPr>
-              <w:pStyle w:val="Compact"/>
-            </w:pPr>
-            <w:r>
-              <w:t xml:space="preserve">ado_connection_id</w:t>
-            </w:r>
-          </w:p>
-        </w:tc>
-        <w:tc>
-          <w:tcPr>
-            <w:tcW w:type="dxa" w:w="1100"/>
-          </w:tcPr>
-          <w:p>
-            <w:pPr>
-              <w:pStyle w:val="Compact"/>
-            </w:pPr>
-            <w:r>
-              <w:t xml:space="preserve">Text</w:t>
-            </w:r>
-          </w:p>
-        </w:tc>
-        <w:tc>
-          <w:tcPr>
-            <w:tcW w:type="dxa" w:w="2200"/>
-          </w:tcPr>
-          <w:p>
-            <w:pPr>
-              <w:pStyle w:val="Compact"/>
-            </w:pPr>
-            <w:r>
-              <w:t xml:space="preserve">ADO_CONNECTION_ID</w:t>
-            </w:r>
-          </w:p>
-        </w:tc>
-        <w:tc>
-          <w:tcPr>
-            <w:tcW w:type="dxa" w:w="2720"/>
-          </w:tcPr>
-          <w:p>
-            <w:pPr>
-              <w:pStyle w:val="Compact"/>
-            </w:pPr>
-            <w:r>
-              <w:t xml:space="preserve">INT-53..55, 66</w:t>
-            </w:r>
-          </w:p>
-        </w:tc>
-      </w:tr>
-      <w:tr>
-        <w:tc>
-          <w:tcPr>
-            <w:tcW w:type="dxa" w:w="1900"/>
-          </w:tcPr>
-          <w:p>
-            <w:pPr>
-              <w:pStyle w:val="Compact"/>
-            </w:pPr>
-            <w:r>
-              <w:t xml:space="preserve">workflow_task_id</w:t>
-            </w:r>
-          </w:p>
-        </w:tc>
-        <w:tc>
-          <w:tcPr>
-            <w:tcW w:type="dxa" w:w="1100"/>
-          </w:tcPr>
-          <w:p>
-            <w:pPr>
-              <w:pStyle w:val="Compact"/>
-            </w:pPr>
-            <w:r>
-              <w:t xml:space="preserve">Text</w:t>
-            </w:r>
-          </w:p>
-        </w:tc>
-        <w:tc>
-          <w:tcPr>
-            <w:tcW w:type="dxa" w:w="2200"/>
-          </w:tcPr>
-          <w:p>
-            <w:pPr>
-              <w:pStyle w:val="Compact"/>
-            </w:pPr>
-            <w:r>
-              <w:t xml:space="preserve">WORKFLOW_TASK_ID</w:t>
-            </w:r>
-          </w:p>
-        </w:tc>
-        <w:tc>
-          <w:tcPr>
-            <w:tcW w:type="dxa" w:w="2720"/>
-          </w:tcPr>
-          <w:p>
-            <w:pPr>
-              <w:pStyle w:val="Compact"/>
-            </w:pPr>
-            <w:r>
-              <w:t xml:space="preserve">WF-100..110</w:t>
-            </w:r>
-          </w:p>
-        </w:tc>
-      </w:tr>
-      <w:tr>
-        <w:tc>
-          <w:tcPr>
-            <w:tcW w:type="dxa" w:w="1900"/>
-          </w:tcPr>
-          <w:p>
-            <w:pPr>
-              <w:pStyle w:val="Compact"/>
-            </w:pPr>
-            <w:r>
-              <w:t xml:space="preserve">workflow_template_id</w:t>
-            </w:r>
-          </w:p>
-        </w:tc>
-        <w:tc>
-          <w:tcPr>
-            <w:tcW w:type="dxa" w:w="1100"/>
-          </w:tcPr>
-          <w:p>
-            <w:pPr>
-              <w:pStyle w:val="Compact"/>
-            </w:pPr>
-            <w:r>
-              <w:t xml:space="preserve">Text</w:t>
-            </w:r>
-          </w:p>
-        </w:tc>
-        <w:tc>
-          <w:tcPr>
-            <w:tcW w:type="dxa" w:w="2200"/>
-          </w:tcPr>
-          <w:p>
-            <w:pPr>
-              <w:pStyle w:val="Compact"/>
-            </w:pPr>
-            <w:r>
-              <w:t xml:space="preserve">WORKFLOW_TEMPLATE_ID</w:t>
-            </w:r>
-          </w:p>
-        </w:tc>
-        <w:tc>
-          <w:tcPr>
-            <w:tcW w:type="dxa" w:w="2720"/>
-          </w:tcPr>
-          <w:p>
-            <w:pPr>
-              <w:pStyle w:val="Compact"/>
-            </w:pPr>
-            <w:r>
-              <w:t xml:space="preserve">WF-1000..1006</w:t>
-            </w:r>
-          </w:p>
-        </w:tc>
-      </w:tr>
-      <w:tr>
-        <w:tc>
-          <w:tcPr>
-            <w:tcW w:type="dxa" w:w="1900"/>
-          </w:tcPr>
-          <w:p>
-            <w:pPr>
-              <w:pStyle w:val="Compact"/>
-            </w:pPr>
-            <w:r>
-              <w:t xml:space="preserve">comment_id</w:t>
-            </w:r>
-          </w:p>
-        </w:tc>
-        <w:tc>
-          <w:tcPr>
-            <w:tcW w:type="dxa" w:w="1100"/>
-          </w:tcPr>
-          <w:p>
-            <w:pPr>
-              <w:pStyle w:val="Compact"/>
-            </w:pPr>
-            <w:r>
-              <w:t xml:space="preserve">Text</w:t>
-            </w:r>
-          </w:p>
-        </w:tc>
-        <w:tc>
-          <w:tcPr>
-            <w:tcW w:type="dxa" w:w="2200"/>
-          </w:tcPr>
-          <w:p>
-            <w:pPr>
-              <w:pStyle w:val="Compact"/>
-            </w:pPr>
-            <w:r>
-              <w:t xml:space="preserve">COMMENT_ID</w:t>
-            </w:r>
-          </w:p>
-        </w:tc>
-        <w:tc>
-          <w:tcPr>
-            <w:tcW w:type="dxa" w:w="2720"/>
-          </w:tcPr>
-          <w:p>
-            <w:pPr>
-              <w:pStyle w:val="Compact"/>
-            </w:pPr>
-            <w:r>
-              <w:t xml:space="preserve">COMMENT-01..03</w:t>
-            </w:r>
-          </w:p>
-        </w:tc>
-      </w:tr>
-    </w:tbl>
-    <w:p>
-      <w:pPr>
-        <w:pStyle w:val="FirstParagraph"/>
-      </w:pPr>
-      <w:r>
-        <w:t xml:space="preserve">These line items are optional — existing reports continue to work unchanged. Recommended: make event_category a List (not Text) so it drives dashboard selectors.</w:t>
-      </w:r>
-    </w:p>
-    <w:p>
-      <w:pPr>
-        <w:pStyle w:val="FirstParagraph"/>
-      </w:pPr>
-      <w:r>
-        <w:t xml:space="preserve">The activity-code list grew from approximately 140 codes to 222 codes in v3.1. The growth covers new categories Anaplan has added since v1 — no change to the import action is required, the existing activity-code list import will pick up the new rows on next run.</w:t>
-      </w:r>
-    </w:p>
     <w:p>
       <w:pPr>
         <w:pStyle w:val="Heading2"/>
@@ -1009,7 +306,10 @@
         <w:pStyle w:val="FirstParagraph"/>
       </w:pPr>
       <w:r>
-        <w:t xml:space="preserve">Perform these steps in </w:t>
+        <w:t xml:space="preserve">Perform these steps in</w:t>
+      </w:r>
+      <w:r>
+        <w:t xml:space="preserve"> </w:t>
       </w:r>
       <w:r>
         <w:rPr>
@@ -1019,7 +319,10 @@
         <w:t xml:space="preserve">each Anaplan model</w:t>
       </w:r>
       <w:r>
-        <w:t xml:space="preserve"> whose change history you want to capture.</w:t>
+        <w:t xml:space="preserve"> </w:t>
+      </w:r>
+      <w:r>
+        <w:t xml:space="preserve">whose change history you want to capture.</w:t>
       </w:r>
     </w:p>
     <w:p>
@@ -1043,7 +346,10 @@
         </w:numPr>
       </w:pPr>
       <w:r>
-        <w:t xml:space="preserve">Navigate to </w:t>
+        <w:t xml:space="preserve">Navigate to</w:t>
+      </w:r>
+      <w:r>
+        <w:t xml:space="preserve"> </w:t>
       </w:r>
       <w:r>
         <w:rPr>
@@ -1065,7 +371,10 @@
         </w:numPr>
       </w:pPr>
       <w:r>
-        <w:t xml:space="preserve">Click </w:t>
+        <w:t xml:space="preserve">Click</w:t>
+      </w:r>
+      <w:r>
+        <w:t xml:space="preserve"> </w:t>
       </w:r>
       <w:r>
         <w:rPr>
@@ -1099,7 +408,10 @@
         </w:numPr>
       </w:pPr>
       <w:r>
-        <w:t xml:space="preserve">Note the </w:t>
+        <w:t xml:space="preserve">Note the</w:t>
+      </w:r>
+      <w:r>
+        <w:t xml:space="preserve"> </w:t>
       </w:r>
       <w:r>
         <w:rPr>
@@ -1109,7 +421,13 @@
         <w:t xml:space="preserve">Export Action ID</w:t>
       </w:r>
       <w:r>
-        <w:t xml:space="preserve"> (visible in the URL or via the Anaplan API) — you will need it for </w:t>
+        <w:t xml:space="preserve"> </w:t>
+      </w:r>
+      <w:r>
+        <w:t xml:space="preserve">(visible in the URL or via the Anaplan API) — you will need it for</w:t>
+      </w:r>
+      <w:r>
+        <w:t xml:space="preserve"> </w:t>
       </w:r>
       <w:r>
         <w:rPr>
@@ -1270,7 +588,10 @@
         <w:t xml:space="preserve">Delimiter note:</w:t>
       </w:r>
       <w:r>
-        <w:t xml:space="preserve"> Anaplan generates model history exports as tab-delimited files (TSV). The v3 tool automatically detects the delimiter from the first line of the download — no export format configuration is needed beyond enabling the header row.</w:t>
+        <w:t xml:space="preserve"> </w:t>
+      </w:r>
+      <w:r>
+        <w:t xml:space="preserve">Anaplan generates model history exports as tab-delimited files (TSV). The v3 tool automatically detects the delimiter from the first line of the download — no export format configuration is needed beyond enabling the header row.</w:t>
       </w:r>
     </w:p>
     <w:bookmarkEnd w:id="21"/>
@@ -1407,7 +728,10 @@
         <w:pStyle w:val="BodyText"/>
       </w:pPr>
       <w:r>
-        <w:t xml:space="preserve">These values populate the </w:t>
+        <w:t xml:space="preserve">These values populate the</w:t>
+      </w:r>
+      <w:r>
+        <w:t xml:space="preserve"> </w:t>
       </w:r>
       <w:r>
         <w:rPr>
@@ -1416,7 +740,13 @@
         <w:t xml:space="preserve">sourceModels</w:t>
       </w:r>
       <w:r>
-        <w:t xml:space="preserve"> array in </w:t>
+        <w:t xml:space="preserve"> </w:t>
+      </w:r>
+      <w:r>
+        <w:t xml:space="preserve">array in</w:t>
+      </w:r>
+      <w:r>
+        <w:t xml:space="preserve"> </w:t>
       </w:r>
       <w:r>
         <w:rPr>
@@ -1425,7 +755,10 @@
         <w:t xml:space="preserve">settings.json</w:t>
       </w:r>
       <w:r>
-        <w:t xml:space="preserve"> (see Section 7).</w:t>
+        <w:t xml:space="preserve"> </w:t>
+      </w:r>
+      <w:r>
+        <w:t xml:space="preserve">(see Section 7).</w:t>
       </w:r>
     </w:p>
     <w:p>
@@ -2022,7 +1355,10 @@
               <w:t xml:space="preserve">Model History List</w:t>
             </w:r>
             <w:r>
-              <w:t xml:space="preserve"> (row), no column dimension required</w:t>
+              <w:t xml:space="preserve"> </w:t>
+            </w:r>
+            <w:r>
+              <w:t xml:space="preserve">(row), no column dimension required</w:t>
             </w:r>
           </w:p>
         </w:tc>
@@ -2721,7 +2057,10 @@
         <w:pStyle w:val="FirstParagraph"/>
       </w:pPr>
       <w:r>
-        <w:t xml:space="preserve">Define three file data sources in the Model History Reporting model under </w:t>
+        <w:t xml:space="preserve">Define three file data sources in the Model History Reporting model under</w:t>
+      </w:r>
+      <w:r>
+        <w:t xml:space="preserve"> </w:t>
       </w:r>
       <w:r>
         <w:rPr>
@@ -2885,7 +2224,10 @@
         <w:pStyle w:val="BodyText"/>
       </w:pPr>
       <w:r>
-        <w:t xml:space="preserve">Columns: </w:t>
+        <w:t xml:space="preserve">Columns:</w:t>
+      </w:r>
+      <w:r>
+        <w:t xml:space="preserve"> </w:t>
       </w:r>
       <w:r>
         <w:rPr>
@@ -2894,7 +2236,10 @@
         <w:t xml:space="preserve">model_id</w:t>
       </w:r>
       <w:r>
-        <w:t xml:space="preserve">, </w:t>
+        <w:t xml:space="preserve">,</w:t>
+      </w:r>
+      <w:r>
+        <w:t xml:space="preserve"> </w:t>
       </w:r>
       <w:r>
         <w:rPr>
@@ -2903,7 +2248,10 @@
         <w:t xml:space="preserve">model_name</w:t>
       </w:r>
       <w:r>
-        <w:t xml:space="preserve">, </w:t>
+        <w:t xml:space="preserve">,</w:t>
+      </w:r>
+      <w:r>
+        <w:t xml:space="preserve"> </w:t>
       </w:r>
       <w:r>
         <w:rPr>
@@ -2912,7 +2260,10 @@
         <w:t xml:space="preserve">workspace_id</w:t>
       </w:r>
       <w:r>
-        <w:t xml:space="preserve">, </w:t>
+        <w:t xml:space="preserve">,</w:t>
+      </w:r>
+      <w:r>
+        <w:t xml:space="preserve"> </w:t>
       </w:r>
       <w:r>
         <w:rPr>
@@ -3073,7 +2424,10 @@
         <w:pStyle w:val="BodyText"/>
       </w:pPr>
       <w:r>
-        <w:t xml:space="preserve">Columns: </w:t>
+        <w:t xml:space="preserve">Columns:</w:t>
+      </w:r>
+      <w:r>
+        <w:t xml:space="preserve"> </w:t>
       </w:r>
       <w:r>
         <w:rPr>
@@ -3082,7 +2436,10 @@
         <w:t xml:space="preserve">record_id</w:t>
       </w:r>
       <w:r>
-        <w:t xml:space="preserve">, </w:t>
+        <w:t xml:space="preserve">,</w:t>
+      </w:r>
+      <w:r>
+        <w:t xml:space="preserve"> </w:t>
       </w:r>
       <w:r>
         <w:rPr>
@@ -3243,7 +2600,10 @@
         <w:pStyle w:val="BodyText"/>
       </w:pPr>
       <w:r>
-        <w:t xml:space="preserve">Columns (18 total): </w:t>
+        <w:t xml:space="preserve">Columns (18 total):</w:t>
+      </w:r>
+      <w:r>
+        <w:t xml:space="preserve"> </w:t>
       </w:r>
       <w:r>
         <w:rPr>
@@ -3252,7 +2612,10 @@
         <w:t xml:space="preserve">record_id</w:t>
       </w:r>
       <w:r>
-        <w:t xml:space="preserve">, </w:t>
+        <w:t xml:space="preserve">,</w:t>
+      </w:r>
+      <w:r>
+        <w:t xml:space="preserve"> </w:t>
       </w:r>
       <w:r>
         <w:rPr>
@@ -3261,7 +2624,10 @@
         <w:t xml:space="preserve">model_id</w:t>
       </w:r>
       <w:r>
-        <w:t xml:space="preserve">, </w:t>
+        <w:t xml:space="preserve">,</w:t>
+      </w:r>
+      <w:r>
+        <w:t xml:space="preserve"> </w:t>
       </w:r>
       <w:r>
         <w:rPr>
@@ -3270,7 +2636,10 @@
         <w:t xml:space="preserve">model_name</w:t>
       </w:r>
       <w:r>
-        <w:t xml:space="preserve">, </w:t>
+        <w:t xml:space="preserve">,</w:t>
+      </w:r>
+      <w:r>
+        <w:t xml:space="preserve"> </w:t>
       </w:r>
       <w:r>
         <w:rPr>
@@ -3279,7 +2648,10 @@
         <w:t xml:space="preserve">workspace_id</w:t>
       </w:r>
       <w:r>
-        <w:t xml:space="preserve">, </w:t>
+        <w:t xml:space="preserve">,</w:t>
+      </w:r>
+      <w:r>
+        <w:t xml:space="preserve"> </w:t>
       </w:r>
       <w:r>
         <w:rPr>
@@ -3288,7 +2660,10 @@
         <w:t xml:space="preserve">workspace_name</w:t>
       </w:r>
       <w:r>
-        <w:t xml:space="preserve">, </w:t>
+        <w:t xml:space="preserve">,</w:t>
+      </w:r>
+      <w:r>
+        <w:t xml:space="preserve"> </w:t>
       </w:r>
       <w:r>
         <w:rPr>
@@ -3297,7 +2672,10 @@
         <w:t xml:space="preserve">change_date</w:t>
       </w:r>
       <w:r>
-        <w:t xml:space="preserve">, </w:t>
+        <w:t xml:space="preserve">,</w:t>
+      </w:r>
+      <w:r>
+        <w:t xml:space="preserve"> </w:t>
       </w:r>
       <w:r>
         <w:rPr>
@@ -3306,7 +2684,10 @@
         <w:t xml:space="preserve">change_time</w:t>
       </w:r>
       <w:r>
-        <w:t xml:space="preserve">, </w:t>
+        <w:t xml:space="preserve">,</w:t>
+      </w:r>
+      <w:r>
+        <w:t xml:space="preserve"> </w:t>
       </w:r>
       <w:r>
         <w:rPr>
@@ -3315,7 +2696,10 @@
         <w:t xml:space="preserve">user_name</w:t>
       </w:r>
       <w:r>
-        <w:t xml:space="preserve">, </w:t>
+        <w:t xml:space="preserve">,</w:t>
+      </w:r>
+      <w:r>
+        <w:t xml:space="preserve"> </w:t>
       </w:r>
       <w:r>
         <w:rPr>
@@ -3324,7 +2708,10 @@
         <w:t xml:space="preserve">action_type</w:t>
       </w:r>
       <w:r>
-        <w:t xml:space="preserve">, </w:t>
+        <w:t xml:space="preserve">,</w:t>
+      </w:r>
+      <w:r>
+        <w:t xml:space="preserve"> </w:t>
       </w:r>
       <w:r>
         <w:rPr>
@@ -3333,7 +2720,10 @@
         <w:t xml:space="preserve">object_type</w:t>
       </w:r>
       <w:r>
-        <w:t xml:space="preserve">, </w:t>
+        <w:t xml:space="preserve">,</w:t>
+      </w:r>
+      <w:r>
+        <w:t xml:space="preserve"> </w:t>
       </w:r>
       <w:r>
         <w:rPr>
@@ -3342,7 +2732,10 @@
         <w:t xml:space="preserve">object_name</w:t>
       </w:r>
       <w:r>
-        <w:t xml:space="preserve">, </w:t>
+        <w:t xml:space="preserve">,</w:t>
+      </w:r>
+      <w:r>
+        <w:t xml:space="preserve"> </w:t>
       </w:r>
       <w:r>
         <w:rPr>
@@ -3351,7 +2744,10 @@
         <w:t xml:space="preserve">description</w:t>
       </w:r>
       <w:r>
-        <w:t xml:space="preserve">, </w:t>
+        <w:t xml:space="preserve">,</w:t>
+      </w:r>
+      <w:r>
+        <w:t xml:space="preserve"> </w:t>
       </w:r>
       <w:r>
         <w:rPr>
@@ -3360,7 +2756,10 @@
         <w:t xml:space="preserve">module_name</w:t>
       </w:r>
       <w:r>
-        <w:t xml:space="preserve">, </w:t>
+        <w:t xml:space="preserve">,</w:t>
+      </w:r>
+      <w:r>
+        <w:t xml:space="preserve"> </w:t>
       </w:r>
       <w:r>
         <w:rPr>
@@ -3369,7 +2768,10 @@
         <w:t xml:space="preserve">captured_at</w:t>
       </w:r>
       <w:r>
-        <w:t xml:space="preserve">, </w:t>
+        <w:t xml:space="preserve">,</w:t>
+      </w:r>
+      <w:r>
+        <w:t xml:space="preserve"> </w:t>
       </w:r>
       <w:r>
         <w:rPr>
@@ -3378,7 +2780,10 @@
         <w:t xml:space="preserve">anaplan_record_id</w:t>
       </w:r>
       <w:r>
-        <w:t xml:space="preserve">, </w:t>
+        <w:t xml:space="preserve">,</w:t>
+      </w:r>
+      <w:r>
+        <w:t xml:space="preserve"> </w:t>
       </w:r>
       <w:r>
         <w:rPr>
@@ -3387,7 +2792,10 @@
         <w:t xml:space="preserve">import_action</w:t>
       </w:r>
       <w:r>
-        <w:t xml:space="preserve">, </w:t>
+        <w:t xml:space="preserve">,</w:t>
+      </w:r>
+      <w:r>
+        <w:t xml:space="preserve"> </w:t>
       </w:r>
       <w:r>
         <w:rPr>
@@ -3396,7 +2804,10 @@
         <w:t xml:space="preserve">data_types</w:t>
       </w:r>
       <w:r>
-        <w:t xml:space="preserve">, </w:t>
+        <w:t xml:space="preserve">,</w:t>
+      </w:r>
+      <w:r>
+        <w:t xml:space="preserve"> </w:t>
       </w:r>
       <w:r>
         <w:rPr>
@@ -3410,7 +2821,10 @@
         <w:pStyle w:val="BodyText"/>
       </w:pPr>
       <w:r>
-        <w:t xml:space="preserve">Record the </w:t>
+        <w:t xml:space="preserve">Record the</w:t>
+      </w:r>
+      <w:r>
+        <w:t xml:space="preserve"> </w:t>
       </w:r>
       <w:r>
         <w:rPr>
@@ -3420,7 +2834,13 @@
         <w:t xml:space="preserve">File ID</w:t>
       </w:r>
       <w:r>
-        <w:t xml:space="preserve"> of each data source (visible in the Anaplan API or URL). These go into </w:t>
+        <w:t xml:space="preserve"> </w:t>
+      </w:r>
+      <w:r>
+        <w:t xml:space="preserve">of each data source (visible in the Anaplan API or URL). These go into</w:t>
+      </w:r>
+      <w:r>
+        <w:t xml:space="preserve"> </w:t>
       </w:r>
       <w:r>
         <w:rPr>
@@ -3455,7 +2875,10 @@
         <w:pStyle w:val="FirstParagraph"/>
       </w:pPr>
       <w:r>
-        <w:t xml:space="preserve">Create three import actions under </w:t>
+        <w:t xml:space="preserve">Create three import actions under</w:t>
+      </w:r>
+      <w:r>
+        <w:t xml:space="preserve"> </w:t>
       </w:r>
       <w:r>
         <w:rPr>
@@ -3593,7 +3016,10 @@
               <w:t xml:space="preserve">Model Registry</w:t>
             </w:r>
             <w:r>
-              <w:t xml:space="preserve"> list</w:t>
+              <w:t xml:space="preserve"> </w:t>
+            </w:r>
+            <w:r>
+              <w:t xml:space="preserve">list</w:t>
             </w:r>
           </w:p>
         </w:tc>
@@ -3723,7 +3149,10 @@
               <w:t xml:space="preserve">model_name</w:t>
             </w:r>
             <w:r>
-              <w:t xml:space="preserve"> property</w:t>
+              <w:t xml:space="preserve"> </w:t>
+            </w:r>
+            <w:r>
+              <w:t xml:space="preserve">property</w:t>
             </w:r>
           </w:p>
         </w:tc>
@@ -3756,7 +3185,10 @@
               <w:t xml:space="preserve">workspace_id</w:t>
             </w:r>
             <w:r>
-              <w:t xml:space="preserve"> property</w:t>
+              <w:t xml:space="preserve"> </w:t>
+            </w:r>
+            <w:r>
+              <w:t xml:space="preserve">property</w:t>
             </w:r>
           </w:p>
         </w:tc>
@@ -3789,7 +3221,10 @@
               <w:t xml:space="preserve">workspace_name</w:t>
             </w:r>
             <w:r>
-              <w:t xml:space="preserve"> property</w:t>
+              <w:t xml:space="preserve"> </w:t>
+            </w:r>
+            <w:r>
+              <w:t xml:space="preserve">property</w:t>
             </w:r>
           </w:p>
         </w:tc>
@@ -3921,7 +3356,10 @@
               <w:t xml:space="preserve">Model History List</w:t>
             </w:r>
             <w:r>
-              <w:t xml:space="preserve"> list</w:t>
+              <w:t xml:space="preserve"> </w:t>
+            </w:r>
+            <w:r>
+              <w:t xml:space="preserve">list</w:t>
             </w:r>
           </w:p>
         </w:tc>
@@ -4177,7 +3615,10 @@
               <w:t xml:space="preserve">Model History Detail</w:t>
             </w:r>
             <w:r>
-              <w:t xml:space="preserve"> module</w:t>
+              <w:t xml:space="preserve"> </w:t>
+            </w:r>
+            <w:r>
+              <w:t xml:space="preserve">module</w:t>
             </w:r>
           </w:p>
         </w:tc>
@@ -4221,7 +3662,10 @@
         <w:t xml:space="preserve">record_id</w:t>
       </w:r>
       <w:r>
-        <w:t xml:space="preserve"> maps to the Model History List dimension; the remaining 17 populate module line items):</w:t>
+        <w:t xml:space="preserve"> </w:t>
+      </w:r>
+      <w:r>
+        <w:t xml:space="preserve">maps to the Model History List dimension; the remaining 17 populate module line items):</w:t>
       </w:r>
     </w:p>
     <w:tbl>
@@ -4289,7 +3733,10 @@
               <w:t xml:space="preserve">Model History List</w:t>
             </w:r>
             <w:r>
-              <w:t xml:space="preserve"> dimension (row key)</w:t>
+              <w:t xml:space="preserve"> </w:t>
+            </w:r>
+            <w:r>
+              <w:t xml:space="preserve">dimension (row key)</w:t>
             </w:r>
           </w:p>
         </w:tc>
@@ -4322,7 +3769,10 @@
               <w:t xml:space="preserve">model_id</w:t>
             </w:r>
             <w:r>
-              <w:t xml:space="preserve"> line item</w:t>
+              <w:t xml:space="preserve"> </w:t>
+            </w:r>
+            <w:r>
+              <w:t xml:space="preserve">line item</w:t>
             </w:r>
           </w:p>
         </w:tc>
@@ -4355,7 +3805,10 @@
               <w:t xml:space="preserve">model_name</w:t>
             </w:r>
             <w:r>
-              <w:t xml:space="preserve"> line item</w:t>
+              <w:t xml:space="preserve"> </w:t>
+            </w:r>
+            <w:r>
+              <w:t xml:space="preserve">line item</w:t>
             </w:r>
           </w:p>
         </w:tc>
@@ -4388,7 +3841,10 @@
               <w:t xml:space="preserve">workspace_id</w:t>
             </w:r>
             <w:r>
-              <w:t xml:space="preserve"> line item</w:t>
+              <w:t xml:space="preserve"> </w:t>
+            </w:r>
+            <w:r>
+              <w:t xml:space="preserve">line item</w:t>
             </w:r>
           </w:p>
         </w:tc>
@@ -4421,7 +3877,10 @@
               <w:t xml:space="preserve">workspace_name</w:t>
             </w:r>
             <w:r>
-              <w:t xml:space="preserve"> line item</w:t>
+              <w:t xml:space="preserve"> </w:t>
+            </w:r>
+            <w:r>
+              <w:t xml:space="preserve">line item</w:t>
             </w:r>
           </w:p>
         </w:tc>
@@ -4454,7 +3913,10 @@
               <w:t xml:space="preserve">change_date</w:t>
             </w:r>
             <w:r>
-              <w:t xml:space="preserve"> line item</w:t>
+              <w:t xml:space="preserve"> </w:t>
+            </w:r>
+            <w:r>
+              <w:t xml:space="preserve">line item</w:t>
             </w:r>
           </w:p>
         </w:tc>
@@ -4487,7 +3949,10 @@
               <w:t xml:space="preserve">change_time</w:t>
             </w:r>
             <w:r>
-              <w:t xml:space="preserve"> line item</w:t>
+              <w:t xml:space="preserve"> </w:t>
+            </w:r>
+            <w:r>
+              <w:t xml:space="preserve">line item</w:t>
             </w:r>
           </w:p>
         </w:tc>
@@ -4520,7 +3985,10 @@
               <w:t xml:space="preserve">user_name</w:t>
             </w:r>
             <w:r>
-              <w:t xml:space="preserve"> line item</w:t>
+              <w:t xml:space="preserve"> </w:t>
+            </w:r>
+            <w:r>
+              <w:t xml:space="preserve">line item</w:t>
             </w:r>
           </w:p>
         </w:tc>
@@ -4553,7 +4021,10 @@
               <w:t xml:space="preserve">action_type</w:t>
             </w:r>
             <w:r>
-              <w:t xml:space="preserve"> line item</w:t>
+              <w:t xml:space="preserve"> </w:t>
+            </w:r>
+            <w:r>
+              <w:t xml:space="preserve">line item</w:t>
             </w:r>
           </w:p>
         </w:tc>
@@ -4586,7 +4057,10 @@
               <w:t xml:space="preserve">object_type</w:t>
             </w:r>
             <w:r>
-              <w:t xml:space="preserve"> line item</w:t>
+              <w:t xml:space="preserve"> </w:t>
+            </w:r>
+            <w:r>
+              <w:t xml:space="preserve">line item</w:t>
             </w:r>
           </w:p>
         </w:tc>
@@ -4619,7 +4093,10 @@
               <w:t xml:space="preserve">object_name</w:t>
             </w:r>
             <w:r>
-              <w:t xml:space="preserve"> line item</w:t>
+              <w:t xml:space="preserve"> </w:t>
+            </w:r>
+            <w:r>
+              <w:t xml:space="preserve">line item</w:t>
             </w:r>
           </w:p>
         </w:tc>
@@ -4652,7 +4129,10 @@
               <w:t xml:space="preserve">description</w:t>
             </w:r>
             <w:r>
-              <w:t xml:space="preserve"> line item</w:t>
+              <w:t xml:space="preserve"> </w:t>
+            </w:r>
+            <w:r>
+              <w:t xml:space="preserve">line item</w:t>
             </w:r>
           </w:p>
         </w:tc>
@@ -4685,7 +4165,10 @@
               <w:t xml:space="preserve">module_name</w:t>
             </w:r>
             <w:r>
-              <w:t xml:space="preserve"> line item</w:t>
+              <w:t xml:space="preserve"> </w:t>
+            </w:r>
+            <w:r>
+              <w:t xml:space="preserve">line item</w:t>
             </w:r>
           </w:p>
         </w:tc>
@@ -4718,7 +4201,10 @@
               <w:t xml:space="preserve">captured_at</w:t>
             </w:r>
             <w:r>
-              <w:t xml:space="preserve"> line item</w:t>
+              <w:t xml:space="preserve"> </w:t>
+            </w:r>
+            <w:r>
+              <w:t xml:space="preserve">line item</w:t>
             </w:r>
           </w:p>
         </w:tc>
@@ -4751,7 +4237,10 @@
               <w:t xml:space="preserve">anaplan_record_id</w:t>
             </w:r>
             <w:r>
-              <w:t xml:space="preserve"> line item</w:t>
+              <w:t xml:space="preserve"> </w:t>
+            </w:r>
+            <w:r>
+              <w:t xml:space="preserve">line item</w:t>
             </w:r>
           </w:p>
         </w:tc>
@@ -4784,7 +4273,10 @@
               <w:t xml:space="preserve">import_action</w:t>
             </w:r>
             <w:r>
-              <w:t xml:space="preserve"> line item</w:t>
+              <w:t xml:space="preserve"> </w:t>
+            </w:r>
+            <w:r>
+              <w:t xml:space="preserve">line item</w:t>
             </w:r>
           </w:p>
         </w:tc>
@@ -4817,7 +4309,10 @@
               <w:t xml:space="preserve">data_types</w:t>
             </w:r>
             <w:r>
-              <w:t xml:space="preserve"> line item</w:t>
+              <w:t xml:space="preserve"> </w:t>
+            </w:r>
+            <w:r>
+              <w:t xml:space="preserve">line item</w:t>
             </w:r>
           </w:p>
         </w:tc>
@@ -4850,7 +4345,10 @@
               <w:t xml:space="preserve">table_name</w:t>
             </w:r>
             <w:r>
-              <w:t xml:space="preserve"> line item</w:t>
+              <w:t xml:space="preserve"> </w:t>
+            </w:r>
+            <w:r>
+              <w:t xml:space="preserve">line item</w:t>
             </w:r>
           </w:p>
         </w:tc>
@@ -4861,7 +4359,10 @@
         <w:pStyle w:val="BodyText"/>
       </w:pPr>
       <w:r>
-        <w:t xml:space="preserve">Record the </w:t>
+        <w:t xml:space="preserve">Record the</w:t>
+      </w:r>
+      <w:r>
+        <w:t xml:space="preserve"> </w:t>
       </w:r>
       <w:r>
         <w:rPr>
@@ -4871,7 +4372,13 @@
         <w:t xml:space="preserve">Import Action ID</w:t>
       </w:r>
       <w:r>
-        <w:t xml:space="preserve"> — this goes into </w:t>
+        <w:t xml:space="preserve"> </w:t>
+      </w:r>
+      <w:r>
+        <w:t xml:space="preserve">— this goes into</w:t>
+      </w:r>
+      <w:r>
+        <w:t xml:space="preserve"> </w:t>
       </w:r>
       <w:r>
         <w:rPr>
@@ -4880,7 +4387,13 @@
         <w:t xml:space="preserve">settings.json</w:t>
       </w:r>
       <w:r>
-        <w:t xml:space="preserve"> as </w:t>
+        <w:t xml:space="preserve"> </w:t>
+      </w:r>
+      <w:r>
+        <w:t xml:space="preserve">as</w:t>
+      </w:r>
+      <w:r>
+        <w:t xml:space="preserve"> </w:t>
       </w:r>
       <w:r>
         <w:rPr>
@@ -5061,7 +4574,10 @@
         <w:pStyle w:val="BodyText"/>
       </w:pPr>
       <w:r>
-        <w:t xml:space="preserve">The file contains two columns: </w:t>
+        <w:t xml:space="preserve">The file contains two columns:</w:t>
+      </w:r>
+      <w:r>
+        <w:t xml:space="preserve"> </w:t>
       </w:r>
       <w:r>
         <w:rPr>
@@ -5070,7 +4586,13 @@
         <w:t xml:space="preserve">last_run_epoch</w:t>
       </w:r>
       <w:r>
-        <w:t xml:space="preserve"> (integer Unix timestamp) and </w:t>
+        <w:t xml:space="preserve"> </w:t>
+      </w:r>
+      <w:r>
+        <w:t xml:space="preserve">(integer Unix timestamp) and</w:t>
+      </w:r>
+      <w:r>
+        <w:t xml:space="preserve"> </w:t>
       </w:r>
       <w:r>
         <w:rPr>
@@ -5079,7 +4601,10 @@
         <w:t xml:space="preserve">last_run_utc</w:t>
       </w:r>
       <w:r>
-        <w:t xml:space="preserve"> (ISO 8601 UTC string, e.g. </w:t>
+        <w:t xml:space="preserve"> </w:t>
+      </w:r>
+      <w:r>
+        <w:t xml:space="preserve">(ISO 8601 UTC string, e.g. </w:t>
       </w:r>
       <w:r>
         <w:rPr>
@@ -5088,7 +4613,10 @@
         <w:t xml:space="preserve">2026-04-15T15:58:58Z</w:t>
       </w:r>
       <w:r>
-        <w:t xml:space="preserve">). A sample file is available at </w:t>
+        <w:t xml:space="preserve">). A sample file is available at</w:t>
+      </w:r>
+      <w:r>
+        <w:t xml:space="preserve"> </w:t>
       </w:r>
       <w:r>
         <w:rPr>
@@ -5097,7 +4625,10 @@
         <w:t xml:space="preserve">samples/last_run.csv</w:t>
       </w:r>
       <w:r>
-        <w:t xml:space="preserve"> in the tool repository.</w:t>
+        <w:t xml:space="preserve"> </w:t>
+      </w:r>
+      <w:r>
+        <w:t xml:space="preserve">in the tool repository.</w:t>
       </w:r>
     </w:p>
     <w:bookmarkEnd w:id="37"/>
@@ -5115,7 +4646,10 @@
         <w:pStyle w:val="FirstParagraph"/>
       </w:pPr>
       <w:r>
-        <w:t xml:space="preserve">Create an import action that loads </w:t>
+        <w:t xml:space="preserve">Create an import action that loads</w:t>
+      </w:r>
+      <w:r>
+        <w:t xml:space="preserve"> </w:t>
       </w:r>
       <w:r>
         <w:rPr>
@@ -5124,7 +4658,13 @@
         <w:t xml:space="preserve">last_run_utc</w:t>
       </w:r>
       <w:r>
-        <w:t xml:space="preserve"> (and/or </w:t>
+        <w:t xml:space="preserve"> </w:t>
+      </w:r>
+      <w:r>
+        <w:t xml:space="preserve">(and/or</w:t>
+      </w:r>
+      <w:r>
+        <w:t xml:space="preserve"> </w:t>
       </w:r>
       <w:r>
         <w:rPr>
@@ -5199,7 +4739,10 @@
               <w:t xml:space="preserve">Load Last Run Timestamp</w:t>
             </w:r>
             <w:r>
-              <w:t xml:space="preserve"> (or your preferred name)</w:t>
+              <w:t xml:space="preserve"> </w:t>
+            </w:r>
+            <w:r>
+              <w:t xml:space="preserve">(or your preferred name)</w:t>
             </w:r>
           </w:p>
         </w:tc>
@@ -5285,7 +4828,10 @@
         <w:pStyle w:val="BodyText"/>
       </w:pPr>
       <w:r>
-        <w:t xml:space="preserve">Record the </w:t>
+        <w:t xml:space="preserve">Record the</w:t>
+      </w:r>
+      <w:r>
+        <w:t xml:space="preserve"> </w:t>
       </w:r>
       <w:r>
         <w:rPr>
@@ -5295,7 +4841,13 @@
         <w:t xml:space="preserve">File ID</w:t>
       </w:r>
       <w:r>
-        <w:t xml:space="preserve"> and </w:t>
+        <w:t xml:space="preserve"> </w:t>
+      </w:r>
+      <w:r>
+        <w:t xml:space="preserve">and</w:t>
+      </w:r>
+      <w:r>
+        <w:t xml:space="preserve"> </w:t>
       </w:r>
       <w:r>
         <w:rPr>
@@ -5305,7 +4857,13 @@
         <w:t xml:space="preserve">Import Action ID</w:t>
       </w:r>
       <w:r>
-        <w:t xml:space="preserve"> — these go into </w:t>
+        <w:t xml:space="preserve"> </w:t>
+      </w:r>
+      <w:r>
+        <w:t xml:space="preserve">— these go into</w:t>
+      </w:r>
+      <w:r>
+        <w:t xml:space="preserve"> </w:t>
       </w:r>
       <w:r>
         <w:rPr>
@@ -5314,7 +4872,13 @@
         <w:t xml:space="preserve">settings.json</w:t>
       </w:r>
       <w:r>
-        <w:t xml:space="preserve"> as </w:t>
+        <w:t xml:space="preserve"> </w:t>
+      </w:r>
+      <w:r>
+        <w:t xml:space="preserve">as</w:t>
+      </w:r>
+      <w:r>
+        <w:t xml:space="preserve"> </w:t>
       </w:r>
       <w:r>
         <w:rPr>
@@ -5323,7 +4887,13 @@
         <w:t xml:space="preserve">targetAnaplanModel.objects.lastRunFileId</w:t>
       </w:r>
       <w:r>
-        <w:t xml:space="preserve"> and </w:t>
+        <w:t xml:space="preserve"> </w:t>
+      </w:r>
+      <w:r>
+        <w:t xml:space="preserve">and</w:t>
+      </w:r>
+      <w:r>
+        <w:t xml:space="preserve"> </w:t>
       </w:r>
       <w:r>
         <w:rPr>
@@ -5371,7 +4941,10 @@
         </w:numPr>
       </w:pPr>
       <w:r>
-        <w:t xml:space="preserve">Navigate to </w:t>
+        <w:t xml:space="preserve">Navigate to</w:t>
+      </w:r>
+      <w:r>
+        <w:t xml:space="preserve"> </w:t>
       </w:r>
       <w:r>
         <w:rPr>
@@ -5393,7 +4966,10 @@
         </w:numPr>
       </w:pPr>
       <w:r>
-        <w:t xml:space="preserve">Click </w:t>
+        <w:t xml:space="preserve">Click</w:t>
+      </w:r>
+      <w:r>
+        <w:t xml:space="preserve"> </w:t>
       </w:r>
       <w:r>
         <w:rPr>
@@ -5415,7 +4991,10 @@
         </w:numPr>
       </w:pPr>
       <w:r>
-        <w:t xml:space="preserve">Name it </w:t>
+        <w:t xml:space="preserve">Name it</w:t>
+      </w:r>
+      <w:r>
+        <w:t xml:space="preserve"> </w:t>
       </w:r>
       <w:r>
         <w:rPr>
@@ -5424,7 +5003,13 @@
         <w:t xml:space="preserve">Load Model History</w:t>
       </w:r>
       <w:r>
-        <w:t xml:space="preserve"> (this name must match the </w:t>
+        <w:t xml:space="preserve"> </w:t>
+      </w:r>
+      <w:r>
+        <w:t xml:space="preserve">(this name must match the</w:t>
+      </w:r>
+      <w:r>
+        <w:t xml:space="preserve"> </w:t>
       </w:r>
       <w:r>
         <w:rPr>
@@ -5433,7 +5018,13 @@
         <w:t xml:space="preserve">anaplanProcess</w:t>
       </w:r>
       <w:r>
-        <w:t xml:space="preserve"> value in </w:t>
+        <w:t xml:space="preserve"> </w:t>
+      </w:r>
+      <w:r>
+        <w:t xml:space="preserve">value in</w:t>
+      </w:r>
+      <w:r>
+        <w:t xml:space="preserve"> </w:t>
       </w:r>
       <w:r>
         <w:rPr>
@@ -5635,7 +5226,10 @@
         </w:numPr>
       </w:pPr>
       <w:r>
-        <w:t xml:space="preserve">Record the </w:t>
+        <w:t xml:space="preserve">Record the</w:t>
+      </w:r>
+      <w:r>
+        <w:t xml:space="preserve"> </w:t>
       </w:r>
       <w:r>
         <w:rPr>
@@ -5645,7 +5239,13 @@
         <w:t xml:space="preserve">Process ID</w:t>
       </w:r>
       <w:r>
-        <w:t xml:space="preserve"> — this goes into </w:t>
+        <w:t xml:space="preserve"> </w:t>
+      </w:r>
+      <w:r>
+        <w:t xml:space="preserve">— this goes into</w:t>
+      </w:r>
+      <w:r>
+        <w:t xml:space="preserve"> </w:t>
       </w:r>
       <w:r>
         <w:rPr>
@@ -5654,7 +5254,13 @@
         <w:t xml:space="preserve">settings.json</w:t>
       </w:r>
       <w:r>
-        <w:t xml:space="preserve"> as </w:t>
+        <w:t xml:space="preserve"> </w:t>
+      </w:r>
+      <w:r>
+        <w:t xml:space="preserve">as</w:t>
+      </w:r>
+      <w:r>
+        <w:t xml:space="preserve"> </w:t>
       </w:r>
       <w:r>
         <w:rPr>
@@ -5697,7 +5303,10 @@
         <w:pStyle w:val="FirstParagraph"/>
       </w:pPr>
       <w:r>
-        <w:t xml:space="preserve">Add the following block to your </w:t>
+        <w:t xml:space="preserve">Add the following block to your</w:t>
+      </w:r>
+      <w:r>
+        <w:t xml:space="preserve"> </w:t>
       </w:r>
       <w:r>
         <w:rPr>
@@ -6952,7 +6561,10 @@
         <w:pStyle w:val="FirstParagraph"/>
       </w:pPr>
       <w:r>
-        <w:t xml:space="preserve">Leave </w:t>
+        <w:t xml:space="preserve">Leave</w:t>
+      </w:r>
+      <w:r>
+        <w:t xml:space="preserve"> </w:t>
       </w:r>
       <w:r>
         <w:rPr>
@@ -6961,7 +6573,13 @@
         <w:t xml:space="preserve">lastRunFileId</w:t>
       </w:r>
       <w:r>
-        <w:t xml:space="preserve"> and </w:t>
+        <w:t xml:space="preserve"> </w:t>
+      </w:r>
+      <w:r>
+        <w:t xml:space="preserve">and</w:t>
+      </w:r>
+      <w:r>
+        <w:t xml:space="preserve"> </w:t>
       </w:r>
       <w:r>
         <w:rPr>
@@ -6970,7 +6588,10 @@
         <w:t xml:space="preserve">lastRunImportId</w:t>
       </w:r>
       <w:r>
-        <w:t xml:space="preserve"> as empty strings (</w:t>
+        <w:t xml:space="preserve"> </w:t>
+      </w:r>
+      <w:r>
+        <w:t xml:space="preserve">as empty strings (</w:t>
       </w:r>
       <w:r>
         <w:rPr>
@@ -7024,7 +6645,13 @@
         <w:t xml:space="preserve">Dry-run check:</w:t>
       </w:r>
       <w:r>
-        <w:t xml:space="preserve"> Run </w:t>
+        <w:t xml:space="preserve"> </w:t>
+      </w:r>
+      <w:r>
+        <w:t xml:space="preserve">Run</w:t>
+      </w:r>
+      <w:r>
+        <w:t xml:space="preserve"> </w:t>
       </w:r>
       <w:r>
         <w:rPr>
@@ -7033,7 +6660,10 @@
         <w:t xml:space="preserve">uv run anaplan-audit run --dry-run --verbose</w:t>
       </w:r>
       <w:r>
-        <w:t xml:space="preserve"> and confirm no configuration errors are reported.</w:t>
+        <w:t xml:space="preserve"> </w:t>
+      </w:r>
+      <w:r>
+        <w:t xml:space="preserve">and confirm no configuration errors are reported.</w:t>
       </w:r>
     </w:p>
     <w:p>
@@ -7052,7 +6682,13 @@
         <w:t xml:space="preserve">Validate config:</w:t>
       </w:r>
       <w:r>
-        <w:t xml:space="preserve"> Run </w:t>
+        <w:t xml:space="preserve"> </w:t>
+      </w:r>
+      <w:r>
+        <w:t xml:space="preserve">Run</w:t>
+      </w:r>
+      <w:r>
+        <w:t xml:space="preserve"> </w:t>
       </w:r>
       <w:r>
         <w:rPr>
@@ -7061,7 +6697,10 @@
         <w:t xml:space="preserve">uv run anaplan-audit validate-config</w:t>
       </w:r>
       <w:r>
-        <w:t xml:space="preserve"> and confirm all IDs resolve without error.</w:t>
+        <w:t xml:space="preserve"> </w:t>
+      </w:r>
+      <w:r>
+        <w:t xml:space="preserve">and confirm all IDs resolve without error.</w:t>
       </w:r>
     </w:p>
     <w:p>
@@ -7080,7 +6719,13 @@
         <w:t xml:space="preserve">Live run:</w:t>
       </w:r>
       <w:r>
-        <w:t xml:space="preserve"> Run </w:t>
+        <w:t xml:space="preserve"> </w:t>
+      </w:r>
+      <w:r>
+        <w:t xml:space="preserve">Run</w:t>
+      </w:r>
+      <w:r>
+        <w:t xml:space="preserve"> </w:t>
       </w:r>
       <w:r>
         <w:rPr>
@@ -7089,7 +6734,13 @@
         <w:t xml:space="preserve">uv run anaplan-audit run --verbose</w:t>
       </w:r>
       <w:r>
-        <w:t xml:space="preserve"> and confirm the structured log output shows each step completing with a </w:t>
+        <w:t xml:space="preserve"> </w:t>
+      </w:r>
+      <w:r>
+        <w:t xml:space="preserve">and confirm the structured log output shows each step completing with a</w:t>
+      </w:r>
+      <w:r>
+        <w:t xml:space="preserve"> </w:t>
       </w:r>
       <w:r>
         <w:rPr>
@@ -7098,7 +6749,13 @@
         <w:t xml:space="preserve">duration_ms</w:t>
       </w:r>
       <w:r>
-        <w:t xml:space="preserve"> value and non-zero </w:t>
+        <w:t xml:space="preserve"> </w:t>
+      </w:r>
+      <w:r>
+        <w:t xml:space="preserve">value and non-zero</w:t>
+      </w:r>
+      <w:r>
+        <w:t xml:space="preserve"> </w:t>
       </w:r>
       <w:r>
         <w:rPr>
@@ -7126,7 +6783,13 @@
         <w:t xml:space="preserve">Model Registry:</w:t>
       </w:r>
       <w:r>
-        <w:t xml:space="preserve"> Open the Model History Reporting model in Anaplan and confirm the </w:t>
+        <w:t xml:space="preserve"> </w:t>
+      </w:r>
+      <w:r>
+        <w:t xml:space="preserve">Open the Model History Reporting model in Anaplan and confirm the</w:t>
+      </w:r>
+      <w:r>
+        <w:t xml:space="preserve"> </w:t>
       </w:r>
       <w:r>
         <w:rPr>
@@ -7135,7 +6798,10 @@
         <w:t xml:space="preserve">Model Registry</w:t>
       </w:r>
       <w:r>
-        <w:t xml:space="preserve"> list is populated with your source models.</w:t>
+        <w:t xml:space="preserve"> </w:t>
+      </w:r>
+      <w:r>
+        <w:t xml:space="preserve">list is populated with your source models.</w:t>
       </w:r>
     </w:p>
     <w:p>
@@ -7154,7 +6820,13 @@
         <w:t xml:space="preserve">Model History Detail module:</w:t>
       </w:r>
       <w:r>
-        <w:t xml:space="preserve"> Confirm the </w:t>
+        <w:t xml:space="preserve"> </w:t>
+      </w:r>
+      <w:r>
+        <w:t xml:space="preserve">Confirm the</w:t>
+      </w:r>
+      <w:r>
+        <w:t xml:space="preserve"> </w:t>
       </w:r>
       <w:r>
         <w:rPr>
@@ -7163,7 +6835,13 @@
         <w:t xml:space="preserve">Model History Detail</w:t>
       </w:r>
       <w:r>
-        <w:t xml:space="preserve"> module contains rows with all 17 line items populated (null values for </w:t>
+        <w:t xml:space="preserve"> </w:t>
+      </w:r>
+      <w:r>
+        <w:t xml:space="preserve">module contains rows with all 17 line items populated (null values for</w:t>
+      </w:r>
+      <w:r>
+        <w:t xml:space="preserve"> </w:t>
       </w:r>
       <w:r>
         <w:rPr>
@@ -7172,7 +6850,10 @@
         <w:t xml:space="preserve">import_action</w:t>
       </w:r>
       <w:r>
-        <w:t xml:space="preserve">, </w:t>
+        <w:t xml:space="preserve">,</w:t>
+      </w:r>
+      <w:r>
+        <w:t xml:space="preserve"> </w:t>
       </w:r>
       <w:r>
         <w:rPr>
@@ -7181,7 +6862,10 @@
         <w:t xml:space="preserve">data_types</w:t>
       </w:r>
       <w:r>
-        <w:t xml:space="preserve">, and </w:t>
+        <w:t xml:space="preserve">, and</w:t>
+      </w:r>
+      <w:r>
+        <w:t xml:space="preserve"> </w:t>
       </w:r>
       <w:r>
         <w:rPr>
@@ -7190,7 +6874,10 @@
         <w:t xml:space="preserve">table_name</w:t>
       </w:r>
       <w:r>
-        <w:t xml:space="preserve"> are expected when those fields are not present in a given export).</w:t>
+        <w:t xml:space="preserve"> </w:t>
+      </w:r>
+      <w:r>
+        <w:t xml:space="preserve">are expected when those fields are not present in a given export).</w:t>
       </w:r>
     </w:p>
     <w:p>
@@ -7209,7 +6896,13 @@
         <w:t xml:space="preserve">Last-run timestamp:</w:t>
       </w:r>
       <w:r>
-        <w:t xml:space="preserve"> If </w:t>
+        <w:t xml:space="preserve"> </w:t>
+      </w:r>
+      <w:r>
+        <w:t xml:space="preserve">If</w:t>
+      </w:r>
+      <w:r>
+        <w:t xml:space="preserve"> </w:t>
       </w:r>
       <w:r>
         <w:rPr>
@@ -7227,7 +6920,13 @@
         <w:t xml:space="preserve">lastRunImportId</w:t>
       </w:r>
       <w:r>
-        <w:t xml:space="preserve"> are configured, verify the last-run timestamp appears in the expected cell or line item in Anaplan. The value should match the </w:t>
+        <w:t xml:space="preserve"> </w:t>
+      </w:r>
+      <w:r>
+        <w:t xml:space="preserve">are configured, verify the last-run timestamp appears in the expected cell or line item in Anaplan. The value should match the</w:t>
+      </w:r>
+      <w:r>
+        <w:t xml:space="preserve"> </w:t>
       </w:r>
       <w:r>
         <w:rPr>
@@ -7236,7 +6935,13 @@
         <w:t xml:space="preserve">new_last_run</w:t>
       </w:r>
       <w:r>
-        <w:t xml:space="preserve"> field in the </w:t>
+        <w:t xml:space="preserve"> </w:t>
+      </w:r>
+      <w:r>
+        <w:t xml:space="preserve">field in the</w:t>
+      </w:r>
+      <w:r>
+        <w:t xml:space="preserve"> </w:t>
       </w:r>
       <w:r>
         <w:rPr>
@@ -7245,7 +6950,10 @@
         <w:t xml:space="preserve">upload_complete</w:t>
       </w:r>
       <w:r>
-        <w:t xml:space="preserve"> log event.</w:t>
+        <w:t xml:space="preserve"> </w:t>
+      </w:r>
+      <w:r>
+        <w:t xml:space="preserve">log event.</w:t>
       </w:r>
     </w:p>
     <w:p>
@@ -7286,7 +6994,13 @@
         <w:t xml:space="preserve">Symptom:</w:t>
       </w:r>
       <w:r>
-        <w:t xml:space="preserve"> Log shows </w:t>
+        <w:t xml:space="preserve"> </w:t>
+      </w:r>
+      <w:r>
+        <w:t xml:space="preserve">Log shows</w:t>
+      </w:r>
+      <w:r>
+        <w:t xml:space="preserve"> </w:t>
       </w:r>
       <w:r>
         <w:rPr>
@@ -7310,7 +7024,13 @@
         <w:t xml:space="preserve">Resolution:</w:t>
       </w:r>
       <w:r>
-        <w:t xml:space="preserve"> Confirm the export action name in Anaplan exactly matches </w:t>
+        <w:t xml:space="preserve"> </w:t>
+      </w:r>
+      <w:r>
+        <w:t xml:space="preserve">Confirm the export action name in Anaplan exactly matches</w:t>
+      </w:r>
+      <w:r>
+        <w:t xml:space="preserve"> </w:t>
       </w:r>
       <w:r>
         <w:rPr>
@@ -7319,7 +7039,13 @@
         <w:t xml:space="preserve">exportActionName</w:t>
       </w:r>
       <w:r>
-        <w:t xml:space="preserve"> in </w:t>
+        <w:t xml:space="preserve"> </w:t>
+      </w:r>
+      <w:r>
+        <w:t xml:space="preserve">in</w:t>
+      </w:r>
+      <w:r>
+        <w:t xml:space="preserve"> </w:t>
       </w:r>
       <w:r>
         <w:rPr>
@@ -7353,7 +7079,13 @@
         <w:t xml:space="preserve">Symptom:</w:t>
       </w:r>
       <w:r>
-        <w:t xml:space="preserve"> Log shows </w:t>
+        <w:t xml:space="preserve"> </w:t>
+      </w:r>
+      <w:r>
+        <w:t xml:space="preserve">Log shows</w:t>
+      </w:r>
+      <w:r>
+        <w:t xml:space="preserve"> </w:t>
       </w:r>
       <w:r>
         <w:rPr>
@@ -7377,7 +7109,13 @@
         <w:t xml:space="preserve">Resolution:</w:t>
       </w:r>
       <w:r>
-        <w:t xml:space="preserve"> Increase </w:t>
+        <w:t xml:space="preserve"> </w:t>
+      </w:r>
+      <w:r>
+        <w:t xml:space="preserve">Increase</w:t>
+      </w:r>
+      <w:r>
+        <w:t xml:space="preserve"> </w:t>
       </w:r>
       <w:r>
         <w:rPr>
@@ -7386,7 +7124,13 @@
         <w:t xml:space="preserve">exportTimeoutSeconds</w:t>
       </w:r>
       <w:r>
-        <w:t xml:space="preserve"> in </w:t>
+        <w:t xml:space="preserve"> </w:t>
+      </w:r>
+      <w:r>
+        <w:t xml:space="preserve">in</w:t>
+      </w:r>
+      <w:r>
+        <w:t xml:space="preserve"> </w:t>
       </w:r>
       <w:r>
         <w:rPr>
@@ -7420,7 +7164,13 @@
         <w:t xml:space="preserve">Symptom:</w:t>
       </w:r>
       <w:r>
-        <w:t xml:space="preserve"> Log shows a column count mismatch or </w:t>
+        <w:t xml:space="preserve"> </w:t>
+      </w:r>
+      <w:r>
+        <w:t xml:space="preserve">Log shows a column count mismatch or</w:t>
+      </w:r>
+      <w:r>
+        <w:t xml:space="preserve"> </w:t>
       </w:r>
       <w:r>
         <w:rPr>
@@ -7429,7 +7179,10 @@
         <w:t xml:space="preserve">normalize_model_history</w:t>
       </w:r>
       <w:r>
-        <w:t xml:space="preserve"> raises an error referencing unexpected column headers.</w:t>
+        <w:t xml:space="preserve"> </w:t>
+      </w:r>
+      <w:r>
+        <w:t xml:space="preserve">raises an error referencing unexpected column headers.</w:t>
       </w:r>
     </w:p>
     <w:p>
@@ -7444,7 +7197,10 @@
         <w:t xml:space="preserve">Resolution:</w:t>
       </w:r>
       <w:r>
-        <w:t xml:space="preserve"> The tool detects the delimiter (tab or comma) from the first line of the download. If Anaplan changes the export format in a future release, check that the first line of the raw download file is a valid header row. Contact Anaplan support if the export produces a non-standard format.</w:t>
+        <w:t xml:space="preserve"> </w:t>
+      </w:r>
+      <w:r>
+        <w:t xml:space="preserve">The tool detects the delimiter (tab or comma) from the first line of the download. If Anaplan changes the export format in a future release, check that the first line of the raw download file is a valid header row. Contact Anaplan support if the export produces a non-standard format.</w:t>
       </w:r>
     </w:p>
     <w:bookmarkEnd w:id="47"/>
@@ -7469,7 +7225,10 @@
         <w:t xml:space="preserve">Symptom:</w:t>
       </w:r>
       <w:r>
-        <w:t xml:space="preserve"> The CLI reports a successful file upload but the Anaplan import action returns an error status.</w:t>
+        <w:t xml:space="preserve"> </w:t>
+      </w:r>
+      <w:r>
+        <w:t xml:space="preserve">The CLI reports a successful file upload but the Anaplan import action returns an error status.</w:t>
       </w:r>
     </w:p>
     <w:p>
@@ -7484,7 +7243,25 @@
         <w:t xml:space="preserve">Resolution:</w:t>
       </w:r>
       <w:r>
-        <w:t xml:space="preserve"> - Open the import action in Anaplan and run it manually against the uploaded file to see the detailed error. - Confirm all 18 columns in MODEL_HISTORY_NORMALIZED.csv are mapped correctly in the import action definition. - Confirm the </w:t>
+        <w:t xml:space="preserve"> </w:t>
+      </w:r>
+      <w:r>
+        <w:t xml:space="preserve">- Open the import action in Anaplan and run it manually against the uploaded file to see the detailed error.</w:t>
+      </w:r>
+      <w:r>
+        <w:t xml:space="preserve"> </w:t>
+      </w:r>
+      <w:r>
+        <w:t xml:space="preserve">- Confirm all 18 columns in MODEL_HISTORY_NORMALIZED.csv are mapped correctly in the import action definition.</w:t>
+      </w:r>
+      <w:r>
+        <w:t xml:space="preserve"> </w:t>
+      </w:r>
+      <w:r>
+        <w:t xml:space="preserve">- Confirm the</w:t>
+      </w:r>
+      <w:r>
+        <w:t xml:space="preserve"> </w:t>
       </w:r>
       <w:r>
         <w:rPr>
@@ -7493,7 +7270,13 @@
         <w:t xml:space="preserve">Model History List</w:t>
       </w:r>
       <w:r>
-        <w:t xml:space="preserve"> list contains the </w:t>
+        <w:t xml:space="preserve"> </w:t>
+      </w:r>
+      <w:r>
+        <w:t xml:space="preserve">list contains the</w:t>
+      </w:r>
+      <w:r>
+        <w:t xml:space="preserve"> </w:t>
       </w:r>
       <w:r>
         <w:rPr>
@@ -7502,7 +7285,10 @@
         <w:t xml:space="preserve">record_id</w:t>
       </w:r>
       <w:r>
-        <w:t xml:space="preserve"> codes before importing the module data (the list import must run before the module import in the process).</w:t>
+        <w:t xml:space="preserve"> </w:t>
+      </w:r>
+      <w:r>
+        <w:t xml:space="preserve">codes before importing the module data (the list import must run before the module import in the process).</w:t>
       </w:r>
     </w:p>
     <w:bookmarkEnd w:id="48"/>
@@ -7527,7 +7313,10 @@
         <w:t xml:space="preserve">Symptom:</w:t>
       </w:r>
       <w:r>
-        <w:t xml:space="preserve"> The tool runs against an existing database created by an earlier version and logs a warning about missing columns.</w:t>
+        <w:t xml:space="preserve"> </w:t>
+      </w:r>
+      <w:r>
+        <w:t xml:space="preserve">The tool runs against an existing database created by an earlier version and logs a warning about missing columns.</w:t>
       </w:r>
     </w:p>
     <w:p>
@@ -7542,7 +7331,13 @@
         <w:t xml:space="preserve">Resolution:</w:t>
       </w:r>
       <w:r>
-        <w:t xml:space="preserve"> The tool automatically runs </w:t>
+        <w:t xml:space="preserve"> </w:t>
+      </w:r>
+      <w:r>
+        <w:t xml:space="preserve">The tool automatically runs</w:t>
+      </w:r>
+      <w:r>
+        <w:t xml:space="preserve"> </w:t>
       </w:r>
       <w:r>
         <w:rPr>
@@ -7551,7 +7346,13 @@
         <w:t xml:space="preserve">ensure_model_history_tables()</w:t>
       </w:r>
       <w:r>
-        <w:t xml:space="preserve"> on startup, which adds any missing columns to existing tables via </w:t>
+        <w:t xml:space="preserve"> </w:t>
+      </w:r>
+      <w:r>
+        <w:t xml:space="preserve">on startup, which adds any missing columns to existing tables via</w:t>
+      </w:r>
+      <w:r>
+        <w:t xml:space="preserve"> </w:t>
       </w:r>
       <w:r>
         <w:rPr>
@@ -7594,7 +7395,13 @@
         <w:t xml:space="preserve">lastRunFileId</w:t>
       </w:r>
       <w:r>
-        <w:t xml:space="preserve"> and </w:t>
+        <w:t xml:space="preserve"> </w:t>
+      </w:r>
+      <w:r>
+        <w:t xml:space="preserve">and</w:t>
+      </w:r>
+      <w:r>
+        <w:t xml:space="preserve"> </w:t>
       </w:r>
       <w:r>
         <w:rPr>
@@ -7603,7 +7410,10 @@
         <w:t xml:space="preserve">lastRunImportId</w:t>
       </w:r>
       <w:r>
-        <w:t xml:space="preserve"> are configured but the timestamp in Anaplan does not update after a run.</w:t>
+        <w:t xml:space="preserve"> </w:t>
+      </w:r>
+      <w:r>
+        <w:t xml:space="preserve">are configured but the timestamp in Anaplan does not update after a run.</w:t>
       </w:r>
     </w:p>
     <w:p>
@@ -7618,7 +7428,13 @@
         <w:t xml:space="preserve">Resolution:</w:t>
       </w:r>
       <w:r>
-        <w:t xml:space="preserve"> - Confirm both IDs are non-empty strings in </w:t>
+        <w:t xml:space="preserve"> </w:t>
+      </w:r>
+      <w:r>
+        <w:t xml:space="preserve">- Confirm both IDs are non-empty strings in</w:t>
+      </w:r>
+      <w:r>
+        <w:t xml:space="preserve"> </w:t>
       </w:r>
       <w:r>
         <w:rPr>
@@ -7627,7 +7443,16 @@
         <w:t xml:space="preserve">settings.json</w:t>
       </w:r>
       <w:r>
-        <w:t xml:space="preserve">. - Check the structured log for an </w:t>
+        <w:t xml:space="preserve">.</w:t>
+      </w:r>
+      <w:r>
+        <w:t xml:space="preserve"> </w:t>
+      </w:r>
+      <w:r>
+        <w:t xml:space="preserve">- Check the structured log for an</w:t>
+      </w:r>
+      <w:r>
+        <w:t xml:space="preserve"> </w:t>
       </w:r>
       <w:r>
         <w:rPr>
@@ -7636,7 +7461,13 @@
         <w:t xml:space="preserve">upload_complete</w:t>
       </w:r>
       <w:r>
-        <w:t xml:space="preserve"> event with </w:t>
+        <w:t xml:space="preserve"> </w:t>
+      </w:r>
+      <w:r>
+        <w:t xml:space="preserve">event with</w:t>
+      </w:r>
+      <w:r>
+        <w:t xml:space="preserve"> </w:t>
       </w:r>
       <w:r>
         <w:rPr>
@@ -7645,7 +7476,16 @@
         <w:t xml:space="preserve">file: "LAST_RUN.csv"</w:t>
       </w:r>
       <w:r>
-        <w:t xml:space="preserve"> — if absent, the upload was skipped due to a blank ID. - Confirm the import action target (cell or line item) exists and the import mapping is correct.</w:t>
+        <w:t xml:space="preserve"> </w:t>
+      </w:r>
+      <w:r>
+        <w:t xml:space="preserve">— if absent, the upload was skipped due to a blank ID.</w:t>
+      </w:r>
+      <w:r>
+        <w:t xml:space="preserve"> </w:t>
+      </w:r>
+      <w:r>
+        <w:t xml:space="preserve">- Confirm the import action target (cell or line item) exists and the import mapping is correct.</w:t>
       </w:r>
     </w:p>
     <w:bookmarkEnd w:id="50"/>
